--- a/docs/TIRDO-Website-User-Manual.docx
+++ b/docs/TIRDO-Website-User-Manual.docx
@@ -4,13 +4,13 @@
   <w:body>
     <w:p>
       <w:pPr>
-        <w:spacing w:after="20" w:before="40"/>
+        <w:spacing w:after="24" w:before="60"/>
         <w:jc w:val="center"/>
       </w:pPr>
       <w:r>
         <w:drawing>
           <wp:inline distT="0" distB="0" distL="0" distR="0">
-            <wp:extent cx="819150" cy="847725"/>
+            <wp:extent cx="742950" cy="933450"/>
             <wp:effectExtent t="0" r="0" b="0" l="0"/>
             <wp:docPr id="1" name="" descr="" title=""/>
             <wp:cNvGraphicFramePr>
@@ -35,7 +35,7 @@
                   <pic:spPr bwMode="auto">
                     <a:xfrm>
                       <a:off x="0" y="0"/>
-                      <a:ext cx="819150" cy="847725"/>
+                      <a:ext cx="742950" cy="933450"/>
                     </a:xfrm>
                     <a:prstGeom prst="rect">
                       <a:avLst/>
@@ -203,7 +203,7 @@
     </w:p>
     <w:p>
       <w:pPr>
-        <w:spacing w:after="40"/>
+        <w:spacing w:after="220"/>
         <w:jc w:val="center"/>
       </w:pPr>
       <w:r>
@@ -218,13 +218,1524 @@
     </w:p>
     <w:p>
       <w:pPr>
-        <w:spacing w:after="150"/>
+        <w:pBdr>
+          <w:top w:val="single" w:color="F2C500" w:sz="12" w:space="6"/>
+        </w:pBdr>
+        <w:spacing w:after="0" w:before="40"/>
+        <w:jc w:val="center"/>
+      </w:pPr>
+      <w:r>
+        <w:rPr>
+          <w:rFonts w:ascii="Times New Roman" w:cs="Times New Roman" w:eastAsia="Times New Roman" w:hAnsi="Times New Roman"/>
+          <w:b/>
+          <w:bCs/>
+          <w:color w:val="1F2937"/>
+          <w:sz w:val="20"/>
+          <w:szCs w:val="20"/>
+        </w:rPr>
+        <w:t xml:space="preserve">Document version 1.0     •     Issued 30 October 2026</w:t>
+      </w:r>
+    </w:p>
+    <w:p>
+      <w:pPr>
+        <w:spacing w:before="10"/>
+        <w:jc w:val="center"/>
+      </w:pPr>
+      <w:r>
+        <w:rPr>
+          <w:rFonts w:ascii="Times New Roman" w:cs="Times New Roman" w:eastAsia="Times New Roman" w:hAnsi="Times New Roman"/>
+          <w:color w:val="4B5563"/>
+          <w:sz w:val="20"/>
+          <w:szCs w:val="20"/>
+        </w:rPr>
+        <w:t xml:space="preserve">Prepared by the ICT and Technology Development Department (ICTT), TIRDO</w:t>
+      </w:r>
+    </w:p>
+    <w:p>
+      <w:r>
+        <w:br w:type="page"/>
+      </w:r>
+    </w:p>
+    <w:p>
+      <w:pPr>
+        <w:pStyle w:val="Heading1"/>
+        <w:spacing w:after="120" w:before="320"/>
+      </w:pPr>
+      <w:r>
+        <w:rPr>
+          <w:rFonts w:ascii="Times New Roman" w:cs="Times New Roman" w:eastAsia="Times New Roman" w:hAnsi="Times New Roman"/>
+          <w:b/>
+          <w:bCs/>
+          <w:color w:val="17488E"/>
+          <w:sz w:val="32"/>
+          <w:szCs w:val="32"/>
+        </w:rPr>
+        <w:t xml:space="preserve">Document control</w:t>
+      </w:r>
+    </w:p>
+    <w:tbl>
+      <w:tblPr>
+        <w:tblW w:type="dxa" w:w="9360"/>
+        <w:tblBorders>
+          <w:top w:val="single" w:color="C7D2DA" w:sz="4"/>
+          <w:left w:val="single" w:color="C7D2DA" w:sz="4"/>
+          <w:bottom w:val="single" w:color="C7D2DA" w:sz="4"/>
+          <w:right w:val="single" w:color="C7D2DA" w:sz="4"/>
+          <w:insideH w:val="single" w:color="DCE3E8" w:sz="4"/>
+          <w:insideV w:val="single" w:color="DCE3E8" w:sz="4"/>
+        </w:tblBorders>
+      </w:tblPr>
+      <w:tblGrid>
+        <w:gridCol w:w="3000"/>
+        <w:gridCol w:w="6360"/>
+      </w:tblGrid>
+      <w:tr>
+        <w:trPr>
+          <w:tblHeader/>
+        </w:trPr>
+        <w:tc>
+          <w:tcPr>
+            <w:tcW w:type="dxa" w:w="3000"/>
+            <w:shd w:fill="007E93" w:color="auto" w:val="clear"/>
+            <w:tcMar>
+              <w:top w:type="dxa" w:w="40"/>
+              <w:left w:type="dxa" w:w="80"/>
+              <w:bottom w:type="dxa" w:w="40"/>
+              <w:right w:type="dxa" w:w="80"/>
+            </w:tcMar>
+          </w:tcPr>
+          <w:p>
+            <w:r>
+              <w:rPr>
+                <w:rFonts w:ascii="Times New Roman" w:cs="Times New Roman" w:eastAsia="Times New Roman" w:hAnsi="Times New Roman"/>
+                <w:b/>
+                <w:bCs/>
+                <w:color w:val="FFFFFF"/>
+                <w:sz w:val="19"/>
+                <w:szCs w:val="19"/>
+              </w:rPr>
+              <w:t xml:space="preserve">Item</w:t>
+            </w:r>
+          </w:p>
+        </w:tc>
+        <w:tc>
+          <w:tcPr>
+            <w:tcW w:type="dxa" w:w="6360"/>
+            <w:shd w:fill="007E93" w:color="auto" w:val="clear"/>
+            <w:tcMar>
+              <w:top w:type="dxa" w:w="40"/>
+              <w:left w:type="dxa" w:w="80"/>
+              <w:bottom w:type="dxa" w:w="40"/>
+              <w:right w:type="dxa" w:w="80"/>
+            </w:tcMar>
+          </w:tcPr>
+          <w:p>
+            <w:r>
+              <w:rPr>
+                <w:rFonts w:ascii="Times New Roman" w:cs="Times New Roman" w:eastAsia="Times New Roman" w:hAnsi="Times New Roman"/>
+                <w:b/>
+                <w:bCs/>
+                <w:color w:val="FFFFFF"/>
+                <w:sz w:val="19"/>
+                <w:szCs w:val="19"/>
+              </w:rPr>
+              <w:t xml:space="preserve">Detail</w:t>
+            </w:r>
+          </w:p>
+        </w:tc>
+      </w:tr>
+      <w:tr>
+        <w:tc>
+          <w:tcPr>
+            <w:tcW w:type="dxa" w:w="3000"/>
+            <w:shd w:fill="FFFFFF" w:color="auto" w:val="clear"/>
+            <w:tcMar>
+              <w:top w:type="dxa" w:w="36"/>
+              <w:left w:type="dxa" w:w="80"/>
+              <w:bottom w:type="dxa" w:w="36"/>
+              <w:right w:type="dxa" w:w="80"/>
+            </w:tcMar>
+          </w:tcPr>
+          <w:p>
+            <w:r>
+              <w:rPr>
+                <w:rFonts w:ascii="Times New Roman" w:cs="Times New Roman" w:eastAsia="Times New Roman" w:hAnsi="Times New Roman"/>
+                <w:color w:val="1F2937"/>
+                <w:sz w:val="19"/>
+                <w:szCs w:val="19"/>
+              </w:rPr>
+              <w:t xml:space="preserve">Document title</w:t>
+            </w:r>
+          </w:p>
+        </w:tc>
+        <w:tc>
+          <w:tcPr>
+            <w:tcW w:type="dxa" w:w="6360"/>
+            <w:shd w:fill="FFFFFF" w:color="auto" w:val="clear"/>
+            <w:tcMar>
+              <w:top w:type="dxa" w:w="36"/>
+              <w:left w:type="dxa" w:w="80"/>
+              <w:bottom w:type="dxa" w:w="36"/>
+              <w:right w:type="dxa" w:w="80"/>
+            </w:tcMar>
+          </w:tcPr>
+          <w:p>
+            <w:r>
+              <w:rPr>
+                <w:rFonts w:ascii="Times New Roman" w:cs="Times New Roman" w:eastAsia="Times New Roman" w:hAnsi="Times New Roman"/>
+                <w:color w:val="1F2937"/>
+                <w:sz w:val="19"/>
+                <w:szCs w:val="19"/>
+              </w:rPr>
+              <w:t xml:space="preserve">TIRDO Public Website — User Manual</w:t>
+            </w:r>
+          </w:p>
+        </w:tc>
+      </w:tr>
+      <w:tr>
+        <w:tc>
+          <w:tcPr>
+            <w:tcW w:type="dxa" w:w="3000"/>
+            <w:shd w:fill="F4F8FA" w:color="auto" w:val="clear"/>
+            <w:tcMar>
+              <w:top w:type="dxa" w:w="36"/>
+              <w:left w:type="dxa" w:w="80"/>
+              <w:bottom w:type="dxa" w:w="36"/>
+              <w:right w:type="dxa" w:w="80"/>
+            </w:tcMar>
+          </w:tcPr>
+          <w:p>
+            <w:r>
+              <w:rPr>
+                <w:rFonts w:ascii="Times New Roman" w:cs="Times New Roman" w:eastAsia="Times New Roman" w:hAnsi="Times New Roman"/>
+                <w:color w:val="1F2937"/>
+                <w:sz w:val="19"/>
+                <w:szCs w:val="19"/>
+              </w:rPr>
+              <w:t xml:space="preserve">Version</w:t>
+            </w:r>
+          </w:p>
+        </w:tc>
+        <w:tc>
+          <w:tcPr>
+            <w:tcW w:type="dxa" w:w="6360"/>
+            <w:shd w:fill="F4F8FA" w:color="auto" w:val="clear"/>
+            <w:tcMar>
+              <w:top w:type="dxa" w:w="36"/>
+              <w:left w:type="dxa" w:w="80"/>
+              <w:bottom w:type="dxa" w:w="36"/>
+              <w:right w:type="dxa" w:w="80"/>
+            </w:tcMar>
+          </w:tcPr>
+          <w:p>
+            <w:r>
+              <w:rPr>
+                <w:rFonts w:ascii="Times New Roman" w:cs="Times New Roman" w:eastAsia="Times New Roman" w:hAnsi="Times New Roman"/>
+                <w:color w:val="1F2937"/>
+                <w:sz w:val="19"/>
+                <w:szCs w:val="19"/>
+              </w:rPr>
+              <w:t xml:space="preserve">1.0</w:t>
+            </w:r>
+          </w:p>
+        </w:tc>
+      </w:tr>
+      <w:tr>
+        <w:tc>
+          <w:tcPr>
+            <w:tcW w:type="dxa" w:w="3000"/>
+            <w:shd w:fill="FFFFFF" w:color="auto" w:val="clear"/>
+            <w:tcMar>
+              <w:top w:type="dxa" w:w="36"/>
+              <w:left w:type="dxa" w:w="80"/>
+              <w:bottom w:type="dxa" w:w="36"/>
+              <w:right w:type="dxa" w:w="80"/>
+            </w:tcMar>
+          </w:tcPr>
+          <w:p>
+            <w:r>
+              <w:rPr>
+                <w:rFonts w:ascii="Times New Roman" w:cs="Times New Roman" w:eastAsia="Times New Roman" w:hAnsi="Times New Roman"/>
+                <w:color w:val="1F2937"/>
+                <w:sz w:val="19"/>
+                <w:szCs w:val="19"/>
+              </w:rPr>
+              <w:t xml:space="preserve">Date issued</w:t>
+            </w:r>
+          </w:p>
+        </w:tc>
+        <w:tc>
+          <w:tcPr>
+            <w:tcW w:type="dxa" w:w="6360"/>
+            <w:shd w:fill="FFFFFF" w:color="auto" w:val="clear"/>
+            <w:tcMar>
+              <w:top w:type="dxa" w:w="36"/>
+              <w:left w:type="dxa" w:w="80"/>
+              <w:bottom w:type="dxa" w:w="36"/>
+              <w:right w:type="dxa" w:w="80"/>
+            </w:tcMar>
+          </w:tcPr>
+          <w:p>
+            <w:r>
+              <w:rPr>
+                <w:rFonts w:ascii="Times New Roman" w:cs="Times New Roman" w:eastAsia="Times New Roman" w:hAnsi="Times New Roman"/>
+                <w:color w:val="1F2937"/>
+                <w:sz w:val="19"/>
+                <w:szCs w:val="19"/>
+              </w:rPr>
+              <w:t xml:space="preserve">30 October 2026</w:t>
+            </w:r>
+          </w:p>
+        </w:tc>
+      </w:tr>
+      <w:tr>
+        <w:tc>
+          <w:tcPr>
+            <w:tcW w:type="dxa" w:w="3000"/>
+            <w:shd w:fill="F4F8FA" w:color="auto" w:val="clear"/>
+            <w:tcMar>
+              <w:top w:type="dxa" w:w="36"/>
+              <w:left w:type="dxa" w:w="80"/>
+              <w:bottom w:type="dxa" w:w="36"/>
+              <w:right w:type="dxa" w:w="80"/>
+            </w:tcMar>
+          </w:tcPr>
+          <w:p>
+            <w:r>
+              <w:rPr>
+                <w:rFonts w:ascii="Times New Roman" w:cs="Times New Roman" w:eastAsia="Times New Roman" w:hAnsi="Times New Roman"/>
+                <w:color w:val="1F2937"/>
+                <w:sz w:val="19"/>
+                <w:szCs w:val="19"/>
+              </w:rPr>
+              <w:t xml:space="preserve">Prepared by</w:t>
+            </w:r>
+          </w:p>
+        </w:tc>
+        <w:tc>
+          <w:tcPr>
+            <w:tcW w:type="dxa" w:w="6360"/>
+            <w:shd w:fill="F4F8FA" w:color="auto" w:val="clear"/>
+            <w:tcMar>
+              <w:top w:type="dxa" w:w="36"/>
+              <w:left w:type="dxa" w:w="80"/>
+              <w:bottom w:type="dxa" w:w="36"/>
+              <w:right w:type="dxa" w:w="80"/>
+            </w:tcMar>
+          </w:tcPr>
+          <w:p>
+            <w:r>
+              <w:rPr>
+                <w:rFonts w:ascii="Times New Roman" w:cs="Times New Roman" w:eastAsia="Times New Roman" w:hAnsi="Times New Roman"/>
+                <w:color w:val="1F2937"/>
+                <w:sz w:val="19"/>
+                <w:szCs w:val="19"/>
+              </w:rPr>
+              <w:t xml:space="preserve">ICT and Technology Development Department (ICTT), TIRDO</w:t>
+            </w:r>
+          </w:p>
+        </w:tc>
+      </w:tr>
+      <w:tr>
+        <w:tc>
+          <w:tcPr>
+            <w:tcW w:type="dxa" w:w="3000"/>
+            <w:shd w:fill="FFFFFF" w:color="auto" w:val="clear"/>
+            <w:tcMar>
+              <w:top w:type="dxa" w:w="36"/>
+              <w:left w:type="dxa" w:w="80"/>
+              <w:bottom w:type="dxa" w:w="36"/>
+              <w:right w:type="dxa" w:w="80"/>
+            </w:tcMar>
+          </w:tcPr>
+          <w:p>
+            <w:r>
+              <w:rPr>
+                <w:rFonts w:ascii="Times New Roman" w:cs="Times New Roman" w:eastAsia="Times New Roman" w:hAnsi="Times New Roman"/>
+                <w:color w:val="1F2937"/>
+                <w:sz w:val="19"/>
+                <w:szCs w:val="19"/>
+              </w:rPr>
+              <w:t xml:space="preserve">Audience</w:t>
+            </w:r>
+          </w:p>
+        </w:tc>
+        <w:tc>
+          <w:tcPr>
+            <w:tcW w:type="dxa" w:w="6360"/>
+            <w:shd w:fill="FFFFFF" w:color="auto" w:val="clear"/>
+            <w:tcMar>
+              <w:top w:type="dxa" w:w="36"/>
+              <w:left w:type="dxa" w:w="80"/>
+              <w:bottom w:type="dxa" w:w="36"/>
+              <w:right w:type="dxa" w:w="80"/>
+            </w:tcMar>
+          </w:tcPr>
+          <w:p>
+            <w:r>
+              <w:rPr>
+                <w:rFonts w:ascii="Times New Roman" w:cs="Times New Roman" w:eastAsia="Times New Roman" w:hAnsi="Times New Roman"/>
+                <w:color w:val="1F2937"/>
+                <w:sz w:val="19"/>
+                <w:szCs w:val="19"/>
+              </w:rPr>
+              <w:t xml:space="preserve">Public and client users; TIRDO content editors and administrators</w:t>
+            </w:r>
+          </w:p>
+        </w:tc>
+      </w:tr>
+      <w:tr>
+        <w:tc>
+          <w:tcPr>
+            <w:tcW w:type="dxa" w:w="3000"/>
+            <w:shd w:fill="F4F8FA" w:color="auto" w:val="clear"/>
+            <w:tcMar>
+              <w:top w:type="dxa" w:w="36"/>
+              <w:left w:type="dxa" w:w="80"/>
+              <w:bottom w:type="dxa" w:w="36"/>
+              <w:right w:type="dxa" w:w="80"/>
+            </w:tcMar>
+          </w:tcPr>
+          <w:p>
+            <w:r>
+              <w:rPr>
+                <w:rFonts w:ascii="Times New Roman" w:cs="Times New Roman" w:eastAsia="Times New Roman" w:hAnsi="Times New Roman"/>
+                <w:color w:val="1F2937"/>
+                <w:sz w:val="19"/>
+                <w:szCs w:val="19"/>
+              </w:rPr>
+              <w:t xml:space="preserve">System</w:t>
+            </w:r>
+          </w:p>
+        </w:tc>
+        <w:tc>
+          <w:tcPr>
+            <w:tcW w:type="dxa" w:w="6360"/>
+            <w:shd w:fill="F4F8FA" w:color="auto" w:val="clear"/>
+            <w:tcMar>
+              <w:top w:type="dxa" w:w="36"/>
+              <w:left w:type="dxa" w:w="80"/>
+              <w:bottom w:type="dxa" w:w="36"/>
+              <w:right w:type="dxa" w:w="80"/>
+            </w:tcMar>
+          </w:tcPr>
+          <w:p>
+            <w:r>
+              <w:rPr>
+                <w:rFonts w:ascii="Times New Roman" w:cs="Times New Roman" w:eastAsia="Times New Roman" w:hAnsi="Times New Roman"/>
+                <w:color w:val="1F2937"/>
+                <w:sz w:val="19"/>
+                <w:szCs w:val="19"/>
+              </w:rPr>
+              <w:t xml:space="preserve">TIRDO public website (Next.js front end) and Strapi Content Management System (CMS)</w:t>
+            </w:r>
+          </w:p>
+        </w:tc>
+      </w:tr>
+      <w:tr>
+        <w:tc>
+          <w:tcPr>
+            <w:tcW w:type="dxa" w:w="3000"/>
+            <w:shd w:fill="FFFFFF" w:color="auto" w:val="clear"/>
+            <w:tcMar>
+              <w:top w:type="dxa" w:w="36"/>
+              <w:left w:type="dxa" w:w="80"/>
+              <w:bottom w:type="dxa" w:w="36"/>
+              <w:right w:type="dxa" w:w="80"/>
+            </w:tcMar>
+          </w:tcPr>
+          <w:p>
+            <w:r>
+              <w:rPr>
+                <w:rFonts w:ascii="Times New Roman" w:cs="Times New Roman" w:eastAsia="Times New Roman" w:hAnsi="Times New Roman"/>
+                <w:color w:val="1F2937"/>
+                <w:sz w:val="19"/>
+                <w:szCs w:val="19"/>
+              </w:rPr>
+              <w:t xml:space="preserve">Languages</w:t>
+            </w:r>
+          </w:p>
+        </w:tc>
+        <w:tc>
+          <w:tcPr>
+            <w:tcW w:type="dxa" w:w="6360"/>
+            <w:shd w:fill="FFFFFF" w:color="auto" w:val="clear"/>
+            <w:tcMar>
+              <w:top w:type="dxa" w:w="36"/>
+              <w:left w:type="dxa" w:w="80"/>
+              <w:bottom w:type="dxa" w:w="36"/>
+              <w:right w:type="dxa" w:w="80"/>
+            </w:tcMar>
+          </w:tcPr>
+          <w:p>
+            <w:r>
+              <w:rPr>
+                <w:rFonts w:ascii="Times New Roman" w:cs="Times New Roman" w:eastAsia="Times New Roman" w:hAnsi="Times New Roman"/>
+                <w:color w:val="1F2937"/>
+                <w:sz w:val="19"/>
+                <w:szCs w:val="19"/>
+              </w:rPr>
+              <w:t xml:space="preserve">English and Kiswahili</w:t>
+            </w:r>
+          </w:p>
+        </w:tc>
+      </w:tr>
+      <w:tr>
+        <w:tc>
+          <w:tcPr>
+            <w:tcW w:type="dxa" w:w="3000"/>
+            <w:shd w:fill="F4F8FA" w:color="auto" w:val="clear"/>
+            <w:tcMar>
+              <w:top w:type="dxa" w:w="36"/>
+              <w:left w:type="dxa" w:w="80"/>
+              <w:bottom w:type="dxa" w:w="36"/>
+              <w:right w:type="dxa" w:w="80"/>
+            </w:tcMar>
+          </w:tcPr>
+          <w:p>
+            <w:r>
+              <w:rPr>
+                <w:rFonts w:ascii="Times New Roman" w:cs="Times New Roman" w:eastAsia="Times New Roman" w:hAnsi="Times New Roman"/>
+                <w:color w:val="1F2937"/>
+                <w:sz w:val="19"/>
+                <w:szCs w:val="19"/>
+              </w:rPr>
+              <w:t xml:space="preserve">Review cycle</w:t>
+            </w:r>
+          </w:p>
+        </w:tc>
+        <w:tc>
+          <w:tcPr>
+            <w:tcW w:type="dxa" w:w="6360"/>
+            <w:shd w:fill="F4F8FA" w:color="auto" w:val="clear"/>
+            <w:tcMar>
+              <w:top w:type="dxa" w:w="36"/>
+              <w:left w:type="dxa" w:w="80"/>
+              <w:bottom w:type="dxa" w:w="36"/>
+              <w:right w:type="dxa" w:w="80"/>
+            </w:tcMar>
+          </w:tcPr>
+          <w:p>
+            <w:r>
+              <w:rPr>
+                <w:rFonts w:ascii="Times New Roman" w:cs="Times New Roman" w:eastAsia="Times New Roman" w:hAnsi="Times New Roman"/>
+                <w:color w:val="1F2937"/>
+                <w:sz w:val="19"/>
+                <w:szCs w:val="19"/>
+              </w:rPr>
+              <w:t xml:space="preserve">Annually, or when major features change</w:t>
+            </w:r>
+          </w:p>
+        </w:tc>
+      </w:tr>
+    </w:tbl>
+    <w:p>
+      <w:pPr>
+        <w:spacing w:before="200"/>
+      </w:pPr>
+      <w:r>
+        <w:rPr>
+          <w:rFonts w:ascii="Times New Roman" w:cs="Times New Roman" w:eastAsia="Times New Roman" w:hAnsi="Times New Roman"/>
+          <w:b/>
+          <w:bCs/>
+          <w:color w:val="17488E"/>
+          <w:sz w:val="26"/>
+          <w:szCs w:val="26"/>
+        </w:rPr>
+        <w:t xml:space="preserve">How to read this manual</w:t>
+      </w:r>
+    </w:p>
+    <w:p>
+      <w:pPr>
+        <w:spacing w:after="140" w:line="264"/>
+      </w:pPr>
+      <w:r>
+        <w:rPr>
+          <w:rFonts w:ascii="Times New Roman" w:cs="Times New Roman" w:eastAsia="Times New Roman" w:hAnsi="Times New Roman"/>
+          <w:color w:val="1F2937"/>
+          <w:sz w:val="24"/>
+          <w:szCs w:val="24"/>
+        </w:rPr>
+        <w:t xml:space="preserve">The manual is in two parts. Part A — the End-User Guide — is for anyone visiting the website: industry, SMEs, government, development partners and the general public. Part B — the Administrator Guide — is for TIRDO staff who publish content and handle stakeholder feedback in the CMS. Each chapter opens with a short preamble explaining what it covers, followed by numbered, step-by-step instructions and labelled screenshots taken from the live system.</w:t>
+      </w:r>
+    </w:p>
+    <w:p>
+      <w:pPr>
+        <w:pBdr>
+          <w:top w:val="none"/>
+          <w:bottom w:val="none"/>
+          <w:left w:val="single" w:color="F2C500" w:sz="24" w:space="10"/>
+          <w:right w:val="none"/>
+        </w:pBdr>
+        <w:shd w:fill="FBFBE9" w:color="auto" w:val="clear"/>
+        <w:spacing w:after="160" w:before="60" w:line="264"/>
+        <w:ind w:left="120" w:right="120"/>
+      </w:pPr>
+      <w:r>
+        <w:rPr>
+          <w:rFonts w:ascii="Times New Roman" w:cs="Times New Roman" w:eastAsia="Times New Roman" w:hAnsi="Times New Roman"/>
+          <w:b/>
+          <w:bCs/>
+          <w:color w:val="17488E"/>
+          <w:sz w:val="20"/>
+          <w:szCs w:val="20"/>
+        </w:rPr>
+        <w:t xml:space="preserve">Conventions.  </w:t>
+      </w:r>
+      <w:r>
+        <w:rPr>
+          <w:rFonts w:ascii="Times New Roman" w:cs="Times New Roman" w:eastAsia="Times New Roman" w:hAnsi="Times New Roman"/>
+          <w:color w:val="30414F"/>
+          <w:sz w:val="20"/>
+          <w:szCs w:val="20"/>
+        </w:rPr>
+        <w:t xml:space="preserve">Menu names and buttons appear in bold, e.g. Give feedback. Page addresses appear in a fixed style, e.g. /feedback. “The site” means the public website; “the CMS” means the Strapi administration area used by staff.</w:t>
+      </w:r>
+    </w:p>
+    <w:p>
+      <w:r>
+        <w:br w:type="page"/>
+      </w:r>
+    </w:p>
+    <w:p>
+      <w:pPr>
+        <w:pStyle w:val="Heading1"/>
+        <w:spacing w:after="120" w:before="320"/>
+      </w:pPr>
+      <w:r>
+        <w:rPr>
+          <w:rFonts w:ascii="Times New Roman" w:cs="Times New Roman" w:eastAsia="Times New Roman" w:hAnsi="Times New Roman"/>
+          <w:b/>
+          <w:bCs/>
+          <w:color w:val="17488E"/>
+          <w:sz w:val="32"/>
+          <w:szCs w:val="32"/>
+        </w:rPr>
+        <w:t xml:space="preserve">Contents</w:t>
+      </w:r>
+    </w:p>
+    <w:sdt>
+      <w:sdtPr>
+        <w:alias w:val="Contents"/>
+      </w:sdtPr>
+      <w:sdtContent>
+        <w:p>
+          <w:r>
+            <w:fldChar w:fldCharType="begin" w:dirty="true"/>
+            <w:instrText xml:space="preserve">TOC \h \o "1-2"</w:instrText>
+            <w:fldChar w:fldCharType="separate"/>
+          </w:r>
+        </w:p>
+        <w:p>
+          <w:r>
+            <w:fldChar w:fldCharType="end"/>
+          </w:r>
+        </w:p>
+      </w:sdtContent>
+    </w:sdt>
+    <w:p>
+      <w:pPr>
+        <w:spacing w:before="120"/>
+      </w:pPr>
+      <w:r>
+        <w:rPr>
+          <w:rFonts w:ascii="Times New Roman" w:cs="Times New Roman" w:eastAsia="Times New Roman" w:hAnsi="Times New Roman"/>
+          <w:i/>
+          <w:iCs/>
+          <w:color w:val="4B5563"/>
+          <w:sz w:val="18"/>
+          <w:szCs w:val="18"/>
+        </w:rPr>
+        <w:t xml:space="preserve">If the list above shows a grey field, click it and press F9 (or right-click → Update Field) to build the page numbers.</w:t>
+      </w:r>
+    </w:p>
+    <w:p>
+      <w:r>
+        <w:br w:type="page"/>
+      </w:r>
+    </w:p>
+    <w:p>
+      <w:pPr>
+        <w:pStyle w:val="Heading1"/>
+        <w:spacing w:after="120" w:before="320"/>
+      </w:pPr>
+      <w:r>
+        <w:rPr>
+          <w:rFonts w:ascii="Times New Roman" w:cs="Times New Roman" w:eastAsia="Times New Roman" w:hAnsi="Times New Roman"/>
+          <w:b/>
+          <w:bCs/>
+          <w:color w:val="17488E"/>
+          <w:sz w:val="32"/>
+          <w:szCs w:val="32"/>
+        </w:rPr>
+        <w:t xml:space="preserve">1. Introduction</w:t>
+      </w:r>
+    </w:p>
+    <w:p>
+      <w:pPr>
+        <w:pBdr>
+          <w:top w:val="none"/>
+          <w:bottom w:val="none"/>
+          <w:left w:val="single" w:color="007E93" w:sz="24" w:space="10"/>
+          <w:right w:val="none"/>
+        </w:pBdr>
+        <w:shd w:fill="EEF3F5" w:color="auto" w:val="clear"/>
+        <w:spacing w:after="200" w:before="60" w:line="264"/>
+        <w:ind w:left="120" w:right="120"/>
+      </w:pPr>
+      <w:r>
+        <w:rPr>
+          <w:rFonts w:ascii="Times New Roman" w:cs="Times New Roman" w:eastAsia="Times New Roman" w:hAnsi="Times New Roman"/>
+          <w:i/>
+          <w:iCs/>
+          <w:color w:val="30414F"/>
+          <w:sz w:val="24"/>
+          <w:szCs w:val="24"/>
+        </w:rPr>
+        <w:t xml:space="preserve">This chapter introduces the TIRDO website, explains who it is for, and describes how it is organised so you can find your way around quickly.</w:t>
+      </w:r>
+    </w:p>
+    <w:p>
+      <w:pPr>
+        <w:pStyle w:val="Heading2"/>
+        <w:spacing w:after="100" w:before="240"/>
+      </w:pPr>
+      <w:r>
+        <w:rPr>
+          <w:rFonts w:ascii="Times New Roman" w:cs="Times New Roman" w:eastAsia="Times New Roman" w:hAnsi="Times New Roman"/>
+          <w:b/>
+          <w:bCs/>
+          <w:color w:val="007E93"/>
+          <w:sz w:val="28"/>
+          <w:szCs w:val="28"/>
+        </w:rPr>
+        <w:t xml:space="preserve">1.1 About the website</w:t>
+      </w:r>
+    </w:p>
+    <w:p>
+      <w:pPr>
+        <w:spacing w:after="140" w:line="264"/>
+      </w:pPr>
+      <w:r>
+        <w:rPr>
+          <w:rFonts w:ascii="Times New Roman" w:cs="Times New Roman" w:eastAsia="Times New Roman" w:hAnsi="Times New Roman"/>
+          <w:color w:val="1F2937"/>
+          <w:sz w:val="24"/>
+          <w:szCs w:val="24"/>
+        </w:rPr>
+        <w:t xml:space="preserve">The TIRDO public website is the organisation's online home. It presents who TIRDO is, the research divisions and departments, the services it offers to industry, its technologies available for transfer, news and announcements, career and tender opportunities, and ways to get in touch. It also hosts two stakeholder-focused features: a feedback mechanism where clients can rate and comment on TIRDO services, and a published Customer Service Charter that sets out the standards of service you can expect.</w:t>
+      </w:r>
+    </w:p>
+    <w:p>
+      <w:pPr>
+        <w:spacing w:after="140" w:line="264"/>
+      </w:pPr>
+      <w:r>
+        <w:rPr>
+          <w:rFonts w:ascii="Times New Roman" w:cs="Times New Roman" w:eastAsia="Times New Roman" w:hAnsi="Times New Roman"/>
+          <w:color w:val="1F2937"/>
+          <w:sz w:val="24"/>
+          <w:szCs w:val="24"/>
+        </w:rPr>
+        <w:t xml:space="preserve">The site is bilingual — it can be read in English or Kiswahili — and is designed to work on computers, tablets and phones.</w:t>
+      </w:r>
+    </w:p>
+    <w:p>
+      <w:pPr>
+        <w:pStyle w:val="Heading2"/>
+        <w:spacing w:after="100" w:before="240"/>
+      </w:pPr>
+      <w:r>
+        <w:rPr>
+          <w:rFonts w:ascii="Times New Roman" w:cs="Times New Roman" w:eastAsia="Times New Roman" w:hAnsi="Times New Roman"/>
+          <w:b/>
+          <w:bCs/>
+          <w:color w:val="007E93"/>
+          <w:sz w:val="28"/>
+          <w:szCs w:val="28"/>
+        </w:rPr>
+        <w:t xml:space="preserve">1.2 Who this manual is for</w:t>
+      </w:r>
+    </w:p>
+    <w:p>
+      <w:pPr>
+        <w:pStyle w:val="ListParagraph"/>
+        <w:numPr>
+          <w:ilvl w:val="0"/>
+          <w:numId w:val="2"/>
+        </w:numPr>
+        <w:spacing w:after="70" w:line="264"/>
+      </w:pPr>
+      <w:r>
+        <w:rPr>
+          <w:rFonts w:ascii="Times New Roman" w:cs="Times New Roman" w:eastAsia="Times New Roman" w:hAnsi="Times New Roman"/>
+          <w:b/>
+          <w:bCs/>
+          <w:color w:val="1F2937"/>
+          <w:sz w:val="24"/>
+          <w:szCs w:val="24"/>
+        </w:rPr>
+        <w:t xml:space="preserve">Public and client users </w:t>
+      </w:r>
+      <w:r>
+        <w:rPr>
+          <w:rFonts w:ascii="Times New Roman" w:cs="Times New Roman" w:eastAsia="Times New Roman" w:hAnsi="Times New Roman"/>
+          <w:color w:val="1F2937"/>
+          <w:sz w:val="24"/>
+          <w:szCs w:val="24"/>
+        </w:rPr>
+        <w:t xml:space="preserve">— anyone browsing for information, requesting a service, searching, or giving feedback. See Part A.</w:t>
+      </w:r>
+    </w:p>
+    <w:p>
+      <w:pPr>
+        <w:pStyle w:val="ListParagraph"/>
+        <w:numPr>
+          <w:ilvl w:val="0"/>
+          <w:numId w:val="2"/>
+        </w:numPr>
+        <w:spacing w:after="70" w:line="264"/>
+      </w:pPr>
+      <w:r>
+        <w:rPr>
+          <w:rFonts w:ascii="Times New Roman" w:cs="Times New Roman" w:eastAsia="Times New Roman" w:hAnsi="Times New Roman"/>
+          <w:b/>
+          <w:bCs/>
+          <w:color w:val="1F2937"/>
+          <w:sz w:val="24"/>
+          <w:szCs w:val="24"/>
+        </w:rPr>
+        <w:t xml:space="preserve">TIRDO staff (editors and administrators) </w:t>
+      </w:r>
+      <w:r>
+        <w:rPr>
+          <w:rFonts w:ascii="Times New Roman" w:cs="Times New Roman" w:eastAsia="Times New Roman" w:hAnsi="Times New Roman"/>
+          <w:color w:val="1F2937"/>
+          <w:sz w:val="24"/>
+          <w:szCs w:val="24"/>
+        </w:rPr>
+        <w:t xml:space="preserve">— those who publish content and handle stakeholder feedback in the CMS. See Part B.</w:t>
+      </w:r>
+    </w:p>
+    <w:p>
+      <w:pPr>
+        <w:pStyle w:val="Heading2"/>
+        <w:spacing w:after="100" w:before="240"/>
+      </w:pPr>
+      <w:r>
+        <w:rPr>
+          <w:rFonts w:ascii="Times New Roman" w:cs="Times New Roman" w:eastAsia="Times New Roman" w:hAnsi="Times New Roman"/>
+          <w:b/>
+          <w:bCs/>
+          <w:color w:val="007E93"/>
+          <w:sz w:val="28"/>
+          <w:szCs w:val="28"/>
+        </w:rPr>
+        <w:t xml:space="preserve">1.3 How the website is organised</w:t>
+      </w:r>
+    </w:p>
+    <w:p>
+      <w:pPr>
+        <w:spacing w:after="140" w:line="264"/>
+      </w:pPr>
+      <w:r>
+        <w:rPr>
+          <w:rFonts w:ascii="Times New Roman" w:cs="Times New Roman" w:eastAsia="Times New Roman" w:hAnsi="Times New Roman"/>
+          <w:color w:val="1F2937"/>
+          <w:sz w:val="24"/>
+          <w:szCs w:val="24"/>
+        </w:rPr>
+        <w:t xml:space="preserve">A standing menu runs across the top of every page. Items with a small arrow open a drop-down grouping related pages. The table below summarises the main areas.</w:t>
+      </w:r>
+    </w:p>
+    <w:tbl>
+      <w:tblPr>
+        <w:tblW w:type="dxa" w:w="9360"/>
+        <w:tblBorders>
+          <w:top w:val="single" w:color="C7D2DA" w:sz="4"/>
+          <w:left w:val="single" w:color="C7D2DA" w:sz="4"/>
+          <w:bottom w:val="single" w:color="C7D2DA" w:sz="4"/>
+          <w:right w:val="single" w:color="C7D2DA" w:sz="4"/>
+          <w:insideH w:val="single" w:color="DCE3E8" w:sz="4"/>
+          <w:insideV w:val="single" w:color="DCE3E8" w:sz="4"/>
+        </w:tblBorders>
+      </w:tblPr>
+      <w:tblGrid>
+        <w:gridCol w:w="2600"/>
+        <w:gridCol w:w="6760"/>
+      </w:tblGrid>
+      <w:tr>
+        <w:trPr>
+          <w:tblHeader/>
+        </w:trPr>
+        <w:tc>
+          <w:tcPr>
+            <w:tcW w:type="dxa" w:w="2600"/>
+            <w:shd w:fill="007E93" w:color="auto" w:val="clear"/>
+            <w:tcMar>
+              <w:top w:type="dxa" w:w="40"/>
+              <w:left w:type="dxa" w:w="80"/>
+              <w:bottom w:type="dxa" w:w="40"/>
+              <w:right w:type="dxa" w:w="80"/>
+            </w:tcMar>
+          </w:tcPr>
+          <w:p>
+            <w:r>
+              <w:rPr>
+                <w:rFonts w:ascii="Times New Roman" w:cs="Times New Roman" w:eastAsia="Times New Roman" w:hAnsi="Times New Roman"/>
+                <w:b/>
+                <w:bCs/>
+                <w:color w:val="FFFFFF"/>
+                <w:sz w:val="19"/>
+                <w:szCs w:val="19"/>
+              </w:rPr>
+              <w:t xml:space="preserve">Menu area</w:t>
+            </w:r>
+          </w:p>
+        </w:tc>
+        <w:tc>
+          <w:tcPr>
+            <w:tcW w:type="dxa" w:w="6760"/>
+            <w:shd w:fill="007E93" w:color="auto" w:val="clear"/>
+            <w:tcMar>
+              <w:top w:type="dxa" w:w="40"/>
+              <w:left w:type="dxa" w:w="80"/>
+              <w:bottom w:type="dxa" w:w="40"/>
+              <w:right w:type="dxa" w:w="80"/>
+            </w:tcMar>
+          </w:tcPr>
+          <w:p>
+            <w:r>
+              <w:rPr>
+                <w:rFonts w:ascii="Times New Roman" w:cs="Times New Roman" w:eastAsia="Times New Roman" w:hAnsi="Times New Roman"/>
+                <w:b/>
+                <w:bCs/>
+                <w:color w:val="FFFFFF"/>
+                <w:sz w:val="19"/>
+                <w:szCs w:val="19"/>
+              </w:rPr>
+              <w:t xml:space="preserve">What you will find</w:t>
+            </w:r>
+          </w:p>
+        </w:tc>
+      </w:tr>
+      <w:tr>
+        <w:tc>
+          <w:tcPr>
+            <w:tcW w:type="dxa" w:w="2600"/>
+            <w:shd w:fill="FFFFFF" w:color="auto" w:val="clear"/>
+            <w:tcMar>
+              <w:top w:type="dxa" w:w="36"/>
+              <w:left w:type="dxa" w:w="80"/>
+              <w:bottom w:type="dxa" w:w="36"/>
+              <w:right w:type="dxa" w:w="80"/>
+            </w:tcMar>
+          </w:tcPr>
+          <w:p>
+            <w:r>
+              <w:rPr>
+                <w:rFonts w:ascii="Times New Roman" w:cs="Times New Roman" w:eastAsia="Times New Roman" w:hAnsi="Times New Roman"/>
+                <w:color w:val="1F2937"/>
+                <w:sz w:val="19"/>
+                <w:szCs w:val="19"/>
+              </w:rPr>
+              <w:t xml:space="preserve">Home</w:t>
+            </w:r>
+          </w:p>
+        </w:tc>
+        <w:tc>
+          <w:tcPr>
+            <w:tcW w:type="dxa" w:w="6760"/>
+            <w:shd w:fill="FFFFFF" w:color="auto" w:val="clear"/>
+            <w:tcMar>
+              <w:top w:type="dxa" w:w="36"/>
+              <w:left w:type="dxa" w:w="80"/>
+              <w:bottom w:type="dxa" w:w="36"/>
+              <w:right w:type="dxa" w:w="80"/>
+            </w:tcMar>
+          </w:tcPr>
+          <w:p>
+            <w:r>
+              <w:rPr>
+                <w:rFonts w:ascii="Times New Roman" w:cs="Times New Roman" w:eastAsia="Times New Roman" w:hAnsi="Times New Roman"/>
+                <w:color w:val="1F2937"/>
+                <w:sz w:val="19"/>
+                <w:szCs w:val="19"/>
+              </w:rPr>
+              <w:t xml:space="preserve">Overview, hero highlights, featured services, latest news and quick links.</w:t>
+            </w:r>
+          </w:p>
+        </w:tc>
+      </w:tr>
+      <w:tr>
+        <w:tc>
+          <w:tcPr>
+            <w:tcW w:type="dxa" w:w="2600"/>
+            <w:shd w:fill="F4F8FA" w:color="auto" w:val="clear"/>
+            <w:tcMar>
+              <w:top w:type="dxa" w:w="36"/>
+              <w:left w:type="dxa" w:w="80"/>
+              <w:bottom w:type="dxa" w:w="36"/>
+              <w:right w:type="dxa" w:w="80"/>
+            </w:tcMar>
+          </w:tcPr>
+          <w:p>
+            <w:r>
+              <w:rPr>
+                <w:rFonts w:ascii="Times New Roman" w:cs="Times New Roman" w:eastAsia="Times New Roman" w:hAnsi="Times New Roman"/>
+                <w:color w:val="1F2937"/>
+                <w:sz w:val="19"/>
+                <w:szCs w:val="19"/>
+              </w:rPr>
+              <w:t xml:space="preserve">About Us</w:t>
+            </w:r>
+          </w:p>
+        </w:tc>
+        <w:tc>
+          <w:tcPr>
+            <w:tcW w:type="dxa" w:w="6760"/>
+            <w:shd w:fill="F4F8FA" w:color="auto" w:val="clear"/>
+            <w:tcMar>
+              <w:top w:type="dxa" w:w="36"/>
+              <w:left w:type="dxa" w:w="80"/>
+              <w:bottom w:type="dxa" w:w="36"/>
+              <w:right w:type="dxa" w:w="80"/>
+            </w:tcMar>
+          </w:tcPr>
+          <w:p>
+            <w:r>
+              <w:rPr>
+                <w:rFonts w:ascii="Times New Roman" w:cs="Times New Roman" w:eastAsia="Times New Roman" w:hAnsi="Times New Roman"/>
+                <w:color w:val="1F2937"/>
+                <w:sz w:val="19"/>
+                <w:szCs w:val="19"/>
+              </w:rPr>
+              <w:t xml:space="preserve">Mission and vision, leadership, and the Customer Service Charter.</w:t>
+            </w:r>
+          </w:p>
+        </w:tc>
+      </w:tr>
+      <w:tr>
+        <w:tc>
+          <w:tcPr>
+            <w:tcW w:type="dxa" w:w="2600"/>
+            <w:shd w:fill="FFFFFF" w:color="auto" w:val="clear"/>
+            <w:tcMar>
+              <w:top w:type="dxa" w:w="36"/>
+              <w:left w:type="dxa" w:w="80"/>
+              <w:bottom w:type="dxa" w:w="36"/>
+              <w:right w:type="dxa" w:w="80"/>
+            </w:tcMar>
+          </w:tcPr>
+          <w:p>
+            <w:r>
+              <w:rPr>
+                <w:rFonts w:ascii="Times New Roman" w:cs="Times New Roman" w:eastAsia="Times New Roman" w:hAnsi="Times New Roman"/>
+                <w:color w:val="1F2937"/>
+                <w:sz w:val="19"/>
+                <w:szCs w:val="19"/>
+              </w:rPr>
+              <w:t xml:space="preserve">Our Work</w:t>
+            </w:r>
+          </w:p>
+        </w:tc>
+        <w:tc>
+          <w:tcPr>
+            <w:tcW w:type="dxa" w:w="6760"/>
+            <w:shd w:fill="FFFFFF" w:color="auto" w:val="clear"/>
+            <w:tcMar>
+              <w:top w:type="dxa" w:w="36"/>
+              <w:left w:type="dxa" w:w="80"/>
+              <w:bottom w:type="dxa" w:w="36"/>
+              <w:right w:type="dxa" w:w="80"/>
+            </w:tcMar>
+          </w:tcPr>
+          <w:p>
+            <w:r>
+              <w:rPr>
+                <w:rFonts w:ascii="Times New Roman" w:cs="Times New Roman" w:eastAsia="Times New Roman" w:hAnsi="Times New Roman"/>
+                <w:color w:val="1F2937"/>
+                <w:sz w:val="19"/>
+                <w:szCs w:val="19"/>
+              </w:rPr>
+              <w:t xml:space="preserve">The research and technology divisions grouped by theme.</w:t>
+            </w:r>
+          </w:p>
+        </w:tc>
+      </w:tr>
+      <w:tr>
+        <w:tc>
+          <w:tcPr>
+            <w:tcW w:type="dxa" w:w="2600"/>
+            <w:shd w:fill="F4F8FA" w:color="auto" w:val="clear"/>
+            <w:tcMar>
+              <w:top w:type="dxa" w:w="36"/>
+              <w:left w:type="dxa" w:w="80"/>
+              <w:bottom w:type="dxa" w:w="36"/>
+              <w:right w:type="dxa" w:w="80"/>
+            </w:tcMar>
+          </w:tcPr>
+          <w:p>
+            <w:r>
+              <w:rPr>
+                <w:rFonts w:ascii="Times New Roman" w:cs="Times New Roman" w:eastAsia="Times New Roman" w:hAnsi="Times New Roman"/>
+                <w:color w:val="1F2937"/>
+                <w:sz w:val="19"/>
+                <w:szCs w:val="19"/>
+              </w:rPr>
+              <w:t xml:space="preserve">Departments</w:t>
+            </w:r>
+          </w:p>
+        </w:tc>
+        <w:tc>
+          <w:tcPr>
+            <w:tcW w:type="dxa" w:w="6760"/>
+            <w:shd w:fill="F4F8FA" w:color="auto" w:val="clear"/>
+            <w:tcMar>
+              <w:top w:type="dxa" w:w="36"/>
+              <w:left w:type="dxa" w:w="80"/>
+              <w:bottom w:type="dxa" w:w="36"/>
+              <w:right w:type="dxa" w:w="80"/>
+            </w:tcMar>
+          </w:tcPr>
+          <w:p>
+            <w:r>
+              <w:rPr>
+                <w:rFonts w:ascii="Times New Roman" w:cs="Times New Roman" w:eastAsia="Times New Roman" w:hAnsi="Times New Roman"/>
+                <w:color w:val="1F2937"/>
+                <w:sz w:val="19"/>
+                <w:szCs w:val="19"/>
+              </w:rPr>
+              <w:t xml:space="preserve">The organisation's departments and what each does.</w:t>
+            </w:r>
+          </w:p>
+        </w:tc>
+      </w:tr>
+      <w:tr>
+        <w:tc>
+          <w:tcPr>
+            <w:tcW w:type="dxa" w:w="2600"/>
+            <w:shd w:fill="FFFFFF" w:color="auto" w:val="clear"/>
+            <w:tcMar>
+              <w:top w:type="dxa" w:w="36"/>
+              <w:left w:type="dxa" w:w="80"/>
+              <w:bottom w:type="dxa" w:w="36"/>
+              <w:right w:type="dxa" w:w="80"/>
+            </w:tcMar>
+          </w:tcPr>
+          <w:p>
+            <w:r>
+              <w:rPr>
+                <w:rFonts w:ascii="Times New Roman" w:cs="Times New Roman" w:eastAsia="Times New Roman" w:hAnsi="Times New Roman"/>
+                <w:color w:val="1F2937"/>
+                <w:sz w:val="19"/>
+                <w:szCs w:val="19"/>
+              </w:rPr>
+              <w:t xml:space="preserve">Services</w:t>
+            </w:r>
+          </w:p>
+        </w:tc>
+        <w:tc>
+          <w:tcPr>
+            <w:tcW w:type="dxa" w:w="6760"/>
+            <w:shd w:fill="FFFFFF" w:color="auto" w:val="clear"/>
+            <w:tcMar>
+              <w:top w:type="dxa" w:w="36"/>
+              <w:left w:type="dxa" w:w="80"/>
+              <w:bottom w:type="dxa" w:w="36"/>
+              <w:right w:type="dxa" w:w="80"/>
+            </w:tcMar>
+          </w:tcPr>
+          <w:p>
+            <w:r>
+              <w:rPr>
+                <w:rFonts w:ascii="Times New Roman" w:cs="Times New Roman" w:eastAsia="Times New Roman" w:hAnsi="Times New Roman"/>
+                <w:color w:val="1F2937"/>
+                <w:sz w:val="19"/>
+                <w:szCs w:val="19"/>
+              </w:rPr>
+              <w:t xml:space="preserve">Research, energy auditing, feasibility studies, consultancy, laboratory testing and training.</w:t>
+            </w:r>
+          </w:p>
+        </w:tc>
+      </w:tr>
+      <w:tr>
+        <w:tc>
+          <w:tcPr>
+            <w:tcW w:type="dxa" w:w="2600"/>
+            <w:shd w:fill="F4F8FA" w:color="auto" w:val="clear"/>
+            <w:tcMar>
+              <w:top w:type="dxa" w:w="36"/>
+              <w:left w:type="dxa" w:w="80"/>
+              <w:bottom w:type="dxa" w:w="36"/>
+              <w:right w:type="dxa" w:w="80"/>
+            </w:tcMar>
+          </w:tcPr>
+          <w:p>
+            <w:r>
+              <w:rPr>
+                <w:rFonts w:ascii="Times New Roman" w:cs="Times New Roman" w:eastAsia="Times New Roman" w:hAnsi="Times New Roman"/>
+                <w:color w:val="1F2937"/>
+                <w:sz w:val="19"/>
+                <w:szCs w:val="19"/>
+              </w:rPr>
+              <w:t xml:space="preserve">Research &amp; Innovation</w:t>
+            </w:r>
+          </w:p>
+        </w:tc>
+        <w:tc>
+          <w:tcPr>
+            <w:tcW w:type="dxa" w:w="6760"/>
+            <w:shd w:fill="F4F8FA" w:color="auto" w:val="clear"/>
+            <w:tcMar>
+              <w:top w:type="dxa" w:w="36"/>
+              <w:left w:type="dxa" w:w="80"/>
+              <w:bottom w:type="dxa" w:w="36"/>
+              <w:right w:type="dxa" w:w="80"/>
+            </w:tcMar>
+          </w:tcPr>
+          <w:p>
+            <w:r>
+              <w:rPr>
+                <w:rFonts w:ascii="Times New Roman" w:cs="Times New Roman" w:eastAsia="Times New Roman" w:hAnsi="Times New Roman"/>
+                <w:color w:val="1F2937"/>
+                <w:sz w:val="19"/>
+                <w:szCs w:val="19"/>
+              </w:rPr>
+              <w:t xml:space="preserve">The Technology Catalogue and research outputs.</w:t>
+            </w:r>
+          </w:p>
+        </w:tc>
+      </w:tr>
+      <w:tr>
+        <w:tc>
+          <w:tcPr>
+            <w:tcW w:type="dxa" w:w="2600"/>
+            <w:shd w:fill="FFFFFF" w:color="auto" w:val="clear"/>
+            <w:tcMar>
+              <w:top w:type="dxa" w:w="36"/>
+              <w:left w:type="dxa" w:w="80"/>
+              <w:bottom w:type="dxa" w:w="36"/>
+              <w:right w:type="dxa" w:w="80"/>
+            </w:tcMar>
+          </w:tcPr>
+          <w:p>
+            <w:r>
+              <w:rPr>
+                <w:rFonts w:ascii="Times New Roman" w:cs="Times New Roman" w:eastAsia="Times New Roman" w:hAnsi="Times New Roman"/>
+                <w:color w:val="1F2937"/>
+                <w:sz w:val="19"/>
+                <w:szCs w:val="19"/>
+              </w:rPr>
+              <w:t xml:space="preserve">Media Centre</w:t>
+            </w:r>
+          </w:p>
+        </w:tc>
+        <w:tc>
+          <w:tcPr>
+            <w:tcW w:type="dxa" w:w="6760"/>
+            <w:shd w:fill="FFFFFF" w:color="auto" w:val="clear"/>
+            <w:tcMar>
+              <w:top w:type="dxa" w:w="36"/>
+              <w:left w:type="dxa" w:w="80"/>
+              <w:bottom w:type="dxa" w:w="36"/>
+              <w:right w:type="dxa" w:w="80"/>
+            </w:tcMar>
+          </w:tcPr>
+          <w:p>
+            <w:r>
+              <w:rPr>
+                <w:rFonts w:ascii="Times New Roman" w:cs="Times New Roman" w:eastAsia="Times New Roman" w:hAnsi="Times New Roman"/>
+                <w:color w:val="1F2937"/>
+                <w:sz w:val="19"/>
+                <w:szCs w:val="19"/>
+              </w:rPr>
+              <w:t xml:space="preserve">News &amp; announcements, publications and documents.</w:t>
+            </w:r>
+          </w:p>
+        </w:tc>
+      </w:tr>
+      <w:tr>
+        <w:tc>
+          <w:tcPr>
+            <w:tcW w:type="dxa" w:w="2600"/>
+            <w:shd w:fill="F4F8FA" w:color="auto" w:val="clear"/>
+            <w:tcMar>
+              <w:top w:type="dxa" w:w="36"/>
+              <w:left w:type="dxa" w:w="80"/>
+              <w:bottom w:type="dxa" w:w="36"/>
+              <w:right w:type="dxa" w:w="80"/>
+            </w:tcMar>
+          </w:tcPr>
+          <w:p>
+            <w:r>
+              <w:rPr>
+                <w:rFonts w:ascii="Times New Roman" w:cs="Times New Roman" w:eastAsia="Times New Roman" w:hAnsi="Times New Roman"/>
+                <w:color w:val="1F2937"/>
+                <w:sz w:val="19"/>
+                <w:szCs w:val="19"/>
+              </w:rPr>
+              <w:t xml:space="preserve">Analytics</w:t>
+            </w:r>
+          </w:p>
+        </w:tc>
+        <w:tc>
+          <w:tcPr>
+            <w:tcW w:type="dxa" w:w="6760"/>
+            <w:shd w:fill="F4F8FA" w:color="auto" w:val="clear"/>
+            <w:tcMar>
+              <w:top w:type="dxa" w:w="36"/>
+              <w:left w:type="dxa" w:w="80"/>
+              <w:bottom w:type="dxa" w:w="36"/>
+              <w:right w:type="dxa" w:w="80"/>
+            </w:tcMar>
+          </w:tcPr>
+          <w:p>
+            <w:r>
+              <w:rPr>
+                <w:rFonts w:ascii="Times New Roman" w:cs="Times New Roman" w:eastAsia="Times New Roman" w:hAnsi="Times New Roman"/>
+                <w:color w:val="1F2937"/>
+                <w:sz w:val="19"/>
+                <w:szCs w:val="19"/>
+              </w:rPr>
+              <w:t xml:space="preserve">Public website statistics and the service-feedback summary.</w:t>
+            </w:r>
+          </w:p>
+        </w:tc>
+      </w:tr>
+      <w:tr>
+        <w:tc>
+          <w:tcPr>
+            <w:tcW w:type="dxa" w:w="2600"/>
+            <w:shd w:fill="FFFFFF" w:color="auto" w:val="clear"/>
+            <w:tcMar>
+              <w:top w:type="dxa" w:w="36"/>
+              <w:left w:type="dxa" w:w="80"/>
+              <w:bottom w:type="dxa" w:w="36"/>
+              <w:right w:type="dxa" w:w="80"/>
+            </w:tcMar>
+          </w:tcPr>
+          <w:p>
+            <w:r>
+              <w:rPr>
+                <w:rFonts w:ascii="Times New Roman" w:cs="Times New Roman" w:eastAsia="Times New Roman" w:hAnsi="Times New Roman"/>
+                <w:color w:val="1F2937"/>
+                <w:sz w:val="19"/>
+                <w:szCs w:val="19"/>
+              </w:rPr>
+              <w:t xml:space="preserve">Contact Us</w:t>
+            </w:r>
+          </w:p>
+        </w:tc>
+        <w:tc>
+          <w:tcPr>
+            <w:tcW w:type="dxa" w:w="6760"/>
+            <w:shd w:fill="FFFFFF" w:color="auto" w:val="clear"/>
+            <w:tcMar>
+              <w:top w:type="dxa" w:w="36"/>
+              <w:left w:type="dxa" w:w="80"/>
+              <w:bottom w:type="dxa" w:w="36"/>
+              <w:right w:type="dxa" w:w="80"/>
+            </w:tcMar>
+          </w:tcPr>
+          <w:p>
+            <w:r>
+              <w:rPr>
+                <w:rFonts w:ascii="Times New Roman" w:cs="Times New Roman" w:eastAsia="Times New Roman" w:hAnsi="Times New Roman"/>
+                <w:color w:val="1F2937"/>
+                <w:sz w:val="19"/>
+                <w:szCs w:val="19"/>
+              </w:rPr>
+              <w:t xml:space="preserve">Address, phone, email and an enquiry form.</w:t>
+            </w:r>
+          </w:p>
+        </w:tc>
+      </w:tr>
+      <w:tr>
+        <w:tc>
+          <w:tcPr>
+            <w:tcW w:type="dxa" w:w="2600"/>
+            <w:shd w:fill="F4F8FA" w:color="auto" w:val="clear"/>
+            <w:tcMar>
+              <w:top w:type="dxa" w:w="36"/>
+              <w:left w:type="dxa" w:w="80"/>
+              <w:bottom w:type="dxa" w:w="36"/>
+              <w:right w:type="dxa" w:w="80"/>
+            </w:tcMar>
+          </w:tcPr>
+          <w:p>
+            <w:r>
+              <w:rPr>
+                <w:rFonts w:ascii="Times New Roman" w:cs="Times New Roman" w:eastAsia="Times New Roman" w:hAnsi="Times New Roman"/>
+                <w:color w:val="1F2937"/>
+                <w:sz w:val="19"/>
+                <w:szCs w:val="19"/>
+              </w:rPr>
+              <w:t xml:space="preserve">e-Services</w:t>
+            </w:r>
+          </w:p>
+        </w:tc>
+        <w:tc>
+          <w:tcPr>
+            <w:tcW w:type="dxa" w:w="6760"/>
+            <w:shd w:fill="F4F8FA" w:color="auto" w:val="clear"/>
+            <w:tcMar>
+              <w:top w:type="dxa" w:w="36"/>
+              <w:left w:type="dxa" w:w="80"/>
+              <w:bottom w:type="dxa" w:w="36"/>
+              <w:right w:type="dxa" w:w="80"/>
+            </w:tcMar>
+          </w:tcPr>
+          <w:p>
+            <w:r>
+              <w:rPr>
+                <w:rFonts w:ascii="Times New Roman" w:cs="Times New Roman" w:eastAsia="Times New Roman" w:hAnsi="Times New Roman"/>
+                <w:color w:val="1F2937"/>
+                <w:sz w:val="19"/>
+                <w:szCs w:val="19"/>
+              </w:rPr>
+              <w:t xml:space="preserve">Gateways to TIRDO's online systems for clients and staff.</w:t>
+            </w:r>
+          </w:p>
+        </w:tc>
+      </w:tr>
+    </w:tbl>
+    <w:p>
+      <w:r>
+        <w:br w:type="page"/>
+      </w:r>
+    </w:p>
+    <w:p>
+      <w:pPr>
+        <w:pStyle w:val="Heading1"/>
+        <w:spacing w:after="120" w:before="320"/>
+      </w:pPr>
+      <w:r>
+        <w:rPr>
+          <w:rFonts w:ascii="Times New Roman" w:cs="Times New Roman" w:eastAsia="Times New Roman" w:hAnsi="Times New Roman"/>
+          <w:b/>
+          <w:bCs/>
+          <w:color w:val="17488E"/>
+          <w:sz w:val="32"/>
+          <w:szCs w:val="32"/>
+        </w:rPr>
+        <w:t xml:space="preserve">2. Getting started</w:t>
+      </w:r>
+    </w:p>
+    <w:p>
+      <w:pPr>
+        <w:pBdr>
+          <w:top w:val="none"/>
+          <w:bottom w:val="none"/>
+          <w:left w:val="single" w:color="007E93" w:sz="24" w:space="10"/>
+          <w:right w:val="none"/>
+        </w:pBdr>
+        <w:shd w:fill="EEF3F5" w:color="auto" w:val="clear"/>
+        <w:spacing w:after="200" w:before="60" w:line="264"/>
+        <w:ind w:left="120" w:right="120"/>
+      </w:pPr>
+      <w:r>
+        <w:rPr>
+          <w:rFonts w:ascii="Times New Roman" w:cs="Times New Roman" w:eastAsia="Times New Roman" w:hAnsi="Times New Roman"/>
+          <w:i/>
+          <w:iCs/>
+          <w:color w:val="30414F"/>
+          <w:sz w:val="24"/>
+          <w:szCs w:val="24"/>
+        </w:rPr>
+        <w:t xml:space="preserve">This chapter shows how to open the website, move around using the menu and search, and switch between English and Kiswahili.</w:t>
+      </w:r>
+    </w:p>
+    <w:p>
+      <w:pPr>
+        <w:pStyle w:val="Heading2"/>
+        <w:spacing w:after="100" w:before="240"/>
+      </w:pPr>
+      <w:r>
+        <w:rPr>
+          <w:rFonts w:ascii="Times New Roman" w:cs="Times New Roman" w:eastAsia="Times New Roman" w:hAnsi="Times New Roman"/>
+          <w:b/>
+          <w:bCs/>
+          <w:color w:val="007E93"/>
+          <w:sz w:val="28"/>
+          <w:szCs w:val="28"/>
+        </w:rPr>
+        <w:t xml:space="preserve">2.1 Opening the website</w:t>
+      </w:r>
+    </w:p>
+    <w:p>
+      <w:pPr>
+        <w:pStyle w:val="ListParagraph"/>
+        <w:numPr>
+          <w:ilvl w:val="0"/>
+          <w:numId w:val="3"/>
+        </w:numPr>
+        <w:spacing w:after="90" w:line="264"/>
+      </w:pPr>
+      <w:r>
+        <w:rPr>
+          <w:rFonts w:ascii="Times New Roman" w:cs="Times New Roman" w:eastAsia="Times New Roman" w:hAnsi="Times New Roman"/>
+          <w:color w:val="1F2937"/>
+          <w:sz w:val="24"/>
+          <w:szCs w:val="24"/>
+        </w:rPr>
+        <w:t xml:space="preserve">Open a web browser (Chrome, Edge, Firefox or Safari).</w:t>
+      </w:r>
+    </w:p>
+    <w:p>
+      <w:pPr>
+        <w:pStyle w:val="ListParagraph"/>
+        <w:numPr>
+          <w:ilvl w:val="0"/>
+          <w:numId w:val="3"/>
+        </w:numPr>
+        <w:spacing w:after="90" w:line="264"/>
+      </w:pPr>
+      <w:r>
+        <w:rPr>
+          <w:rFonts w:ascii="Times New Roman" w:cs="Times New Roman" w:eastAsia="Times New Roman" w:hAnsi="Times New Roman"/>
+          <w:color w:val="1F2937"/>
+          <w:sz w:val="24"/>
+          <w:szCs w:val="24"/>
+        </w:rPr>
+        <w:t xml:space="preserve">Type the TIRDO website address in the address bar and press </w:t>
+      </w:r>
+      <w:r>
+        <w:rPr>
+          <w:rFonts w:ascii="Times New Roman" w:cs="Times New Roman" w:eastAsia="Times New Roman" w:hAnsi="Times New Roman"/>
+          <w:b/>
+          <w:bCs/>
+          <w:color w:val="1F2937"/>
+          <w:sz w:val="24"/>
+          <w:szCs w:val="24"/>
+        </w:rPr>
+        <w:t xml:space="preserve">Enter</w:t>
+      </w:r>
+      <w:r>
+        <w:rPr>
+          <w:rFonts w:ascii="Times New Roman" w:cs="Times New Roman" w:eastAsia="Times New Roman" w:hAnsi="Times New Roman"/>
+          <w:color w:val="1F2937"/>
+          <w:sz w:val="24"/>
+          <w:szCs w:val="24"/>
+        </w:rPr>
+        <w:t xml:space="preserve">. The home page opens.</w:t>
+      </w:r>
+    </w:p>
+    <w:p>
+      <w:pPr>
+        <w:pBdr>
+          <w:top w:val="single" w:color="C7D2DA" w:sz="4" w:space="4"/>
+          <w:bottom w:val="single" w:color="C7D2DA" w:sz="4" w:space="4"/>
+          <w:left w:val="single" w:color="C7D2DA" w:sz="4" w:space="4"/>
+          <w:right w:val="single" w:color="C7D2DA" w:sz="4" w:space="4"/>
+        </w:pBdr>
+        <w:spacing w:after="30" w:before="120"/>
         <w:jc w:val="center"/>
       </w:pPr>
       <w:r>
         <w:drawing>
           <wp:inline distT="0" distB="0" distL="0" distR="0">
-            <wp:extent cx="495300" cy="619125"/>
+            <wp:extent cx="5715000" cy="2828925"/>
             <wp:effectExtent t="0" r="0" b="0" l="0"/>
             <wp:docPr id="1" name="" descr="" title=""/>
             <wp:cNvGraphicFramePr>
@@ -249,7 +1760,7 @@
                   <pic:spPr bwMode="auto">
                     <a:xfrm>
                       <a:off x="0" y="0"/>
-                      <a:ext cx="495300" cy="619125"/>
+                      <a:ext cx="5715000" cy="2828925"/>
                     </a:xfrm>
                     <a:prstGeom prst="rect">
                       <a:avLst/>
@@ -264,10 +1775,7 @@
     </w:p>
     <w:p>
       <w:pPr>
-        <w:pBdr>
-          <w:top w:val="single" w:color="F2C500" w:sz="12" w:space="6"/>
-        </w:pBdr>
-        <w:spacing w:after="0" w:before="40"/>
+        <w:spacing w:after="220"/>
         <w:jc w:val="center"/>
       </w:pPr>
       <w:r>
@@ -275,520 +1783,22 @@
           <w:rFonts w:ascii="Times New Roman" w:cs="Times New Roman" w:eastAsia="Times New Roman" w:hAnsi="Times New Roman"/>
           <w:b/>
           <w:bCs/>
-          <w:color w:val="1F2937"/>
+          <w:color w:val="17488E"/>
           <w:sz w:val="20"/>
           <w:szCs w:val="20"/>
         </w:rPr>
-        <w:t xml:space="preserve">Document version 1.0     •     Issued 30 October 2026</w:t>
-      </w:r>
-    </w:p>
-    <w:p>
-      <w:pPr>
-        <w:spacing w:before="10"/>
-        <w:jc w:val="center"/>
-      </w:pPr>
-      <w:r>
-        <w:rPr>
-          <w:rFonts w:ascii="Times New Roman" w:cs="Times New Roman" w:eastAsia="Times New Roman" w:hAnsi="Times New Roman"/>
+        <w:t xml:space="preserve">Figure 1.  </w:t>
+      </w:r>
+      <w:r>
+        <w:rPr>
+          <w:rFonts w:ascii="Times New Roman" w:cs="Times New Roman" w:eastAsia="Times New Roman" w:hAnsi="Times New Roman"/>
+          <w:i/>
+          <w:iCs/>
           <w:color w:val="4B5563"/>
           <w:sz w:val="20"/>
           <w:szCs w:val="20"/>
         </w:rPr>
-        <w:t xml:space="preserve">Prepared by the ICT and Technology Development Department (ICTT), TIRDO</w:t>
-      </w:r>
-    </w:p>
-    <w:p>
-      <w:r>
-        <w:br w:type="page"/>
-      </w:r>
-    </w:p>
-    <w:p>
-      <w:pPr>
-        <w:pStyle w:val="Heading1"/>
-        <w:spacing w:after="120" w:before="320"/>
-      </w:pPr>
-      <w:r>
-        <w:rPr>
-          <w:rFonts w:ascii="Times New Roman" w:cs="Times New Roman" w:eastAsia="Times New Roman" w:hAnsi="Times New Roman"/>
-          <w:b/>
-          <w:bCs/>
-          <w:color w:val="17488E"/>
-          <w:sz w:val="32"/>
-          <w:szCs w:val="32"/>
-        </w:rPr>
-        <w:t xml:space="preserve">Document control</w:t>
-      </w:r>
-    </w:p>
-    <w:tbl>
-      <w:tblPr>
-        <w:tblW w:type="dxa" w:w="9360"/>
-        <w:tblBorders>
-          <w:top w:val="single" w:color="C7D2DA" w:sz="4"/>
-          <w:left w:val="single" w:color="C7D2DA" w:sz="4"/>
-          <w:bottom w:val="single" w:color="C7D2DA" w:sz="4"/>
-          <w:right w:val="single" w:color="C7D2DA" w:sz="4"/>
-          <w:insideH w:val="single" w:color="DCE3E8" w:sz="4"/>
-          <w:insideV w:val="single" w:color="DCE3E8" w:sz="4"/>
-        </w:tblBorders>
-      </w:tblPr>
-      <w:tblGrid>
-        <w:gridCol w:w="3000"/>
-        <w:gridCol w:w="6360"/>
-      </w:tblGrid>
-      <w:tr>
-        <w:trPr>
-          <w:tblHeader/>
-        </w:trPr>
-        <w:tc>
-          <w:tcPr>
-            <w:tcW w:type="dxa" w:w="3000"/>
-            <w:shd w:fill="007E93" w:color="auto" w:val="clear"/>
-            <w:tcMar>
-              <w:top w:type="dxa" w:w="40"/>
-              <w:left w:type="dxa" w:w="80"/>
-              <w:bottom w:type="dxa" w:w="40"/>
-              <w:right w:type="dxa" w:w="80"/>
-            </w:tcMar>
-          </w:tcPr>
-          <w:p>
-            <w:r>
-              <w:rPr>
-                <w:rFonts w:ascii="Times New Roman" w:cs="Times New Roman" w:eastAsia="Times New Roman" w:hAnsi="Times New Roman"/>
-                <w:b/>
-                <w:bCs/>
-                <w:color w:val="FFFFFF"/>
-                <w:sz w:val="19"/>
-                <w:szCs w:val="19"/>
-              </w:rPr>
-              <w:t xml:space="preserve">Item</w:t>
-            </w:r>
-          </w:p>
-        </w:tc>
-        <w:tc>
-          <w:tcPr>
-            <w:tcW w:type="dxa" w:w="6360"/>
-            <w:shd w:fill="007E93" w:color="auto" w:val="clear"/>
-            <w:tcMar>
-              <w:top w:type="dxa" w:w="40"/>
-              <w:left w:type="dxa" w:w="80"/>
-              <w:bottom w:type="dxa" w:w="40"/>
-              <w:right w:type="dxa" w:w="80"/>
-            </w:tcMar>
-          </w:tcPr>
-          <w:p>
-            <w:r>
-              <w:rPr>
-                <w:rFonts w:ascii="Times New Roman" w:cs="Times New Roman" w:eastAsia="Times New Roman" w:hAnsi="Times New Roman"/>
-                <w:b/>
-                <w:bCs/>
-                <w:color w:val="FFFFFF"/>
-                <w:sz w:val="19"/>
-                <w:szCs w:val="19"/>
-              </w:rPr>
-              <w:t xml:space="preserve">Detail</w:t>
-            </w:r>
-          </w:p>
-        </w:tc>
-      </w:tr>
-      <w:tr>
-        <w:tc>
-          <w:tcPr>
-            <w:tcW w:type="dxa" w:w="3000"/>
-            <w:shd w:fill="FFFFFF" w:color="auto" w:val="clear"/>
-            <w:tcMar>
-              <w:top w:type="dxa" w:w="36"/>
-              <w:left w:type="dxa" w:w="80"/>
-              <w:bottom w:type="dxa" w:w="36"/>
-              <w:right w:type="dxa" w:w="80"/>
-            </w:tcMar>
-          </w:tcPr>
-          <w:p>
-            <w:r>
-              <w:rPr>
-                <w:rFonts w:ascii="Times New Roman" w:cs="Times New Roman" w:eastAsia="Times New Roman" w:hAnsi="Times New Roman"/>
-                <w:color w:val="1F2937"/>
-                <w:sz w:val="19"/>
-                <w:szCs w:val="19"/>
-              </w:rPr>
-              <w:t xml:space="preserve">Document title</w:t>
-            </w:r>
-          </w:p>
-        </w:tc>
-        <w:tc>
-          <w:tcPr>
-            <w:tcW w:type="dxa" w:w="6360"/>
-            <w:shd w:fill="FFFFFF" w:color="auto" w:val="clear"/>
-            <w:tcMar>
-              <w:top w:type="dxa" w:w="36"/>
-              <w:left w:type="dxa" w:w="80"/>
-              <w:bottom w:type="dxa" w:w="36"/>
-              <w:right w:type="dxa" w:w="80"/>
-            </w:tcMar>
-          </w:tcPr>
-          <w:p>
-            <w:r>
-              <w:rPr>
-                <w:rFonts w:ascii="Times New Roman" w:cs="Times New Roman" w:eastAsia="Times New Roman" w:hAnsi="Times New Roman"/>
-                <w:color w:val="1F2937"/>
-                <w:sz w:val="19"/>
-                <w:szCs w:val="19"/>
-              </w:rPr>
-              <w:t xml:space="preserve">TIRDO Public Website — User Manual</w:t>
-            </w:r>
-          </w:p>
-        </w:tc>
-      </w:tr>
-      <w:tr>
-        <w:tc>
-          <w:tcPr>
-            <w:tcW w:type="dxa" w:w="3000"/>
-            <w:shd w:fill="F4F8FA" w:color="auto" w:val="clear"/>
-            <w:tcMar>
-              <w:top w:type="dxa" w:w="36"/>
-              <w:left w:type="dxa" w:w="80"/>
-              <w:bottom w:type="dxa" w:w="36"/>
-              <w:right w:type="dxa" w:w="80"/>
-            </w:tcMar>
-          </w:tcPr>
-          <w:p>
-            <w:r>
-              <w:rPr>
-                <w:rFonts w:ascii="Times New Roman" w:cs="Times New Roman" w:eastAsia="Times New Roman" w:hAnsi="Times New Roman"/>
-                <w:color w:val="1F2937"/>
-                <w:sz w:val="19"/>
-                <w:szCs w:val="19"/>
-              </w:rPr>
-              <w:t xml:space="preserve">Version</w:t>
-            </w:r>
-          </w:p>
-        </w:tc>
-        <w:tc>
-          <w:tcPr>
-            <w:tcW w:type="dxa" w:w="6360"/>
-            <w:shd w:fill="F4F8FA" w:color="auto" w:val="clear"/>
-            <w:tcMar>
-              <w:top w:type="dxa" w:w="36"/>
-              <w:left w:type="dxa" w:w="80"/>
-              <w:bottom w:type="dxa" w:w="36"/>
-              <w:right w:type="dxa" w:w="80"/>
-            </w:tcMar>
-          </w:tcPr>
-          <w:p>
-            <w:r>
-              <w:rPr>
-                <w:rFonts w:ascii="Times New Roman" w:cs="Times New Roman" w:eastAsia="Times New Roman" w:hAnsi="Times New Roman"/>
-                <w:color w:val="1F2937"/>
-                <w:sz w:val="19"/>
-                <w:szCs w:val="19"/>
-              </w:rPr>
-              <w:t xml:space="preserve">1.0</w:t>
-            </w:r>
-          </w:p>
-        </w:tc>
-      </w:tr>
-      <w:tr>
-        <w:tc>
-          <w:tcPr>
-            <w:tcW w:type="dxa" w:w="3000"/>
-            <w:shd w:fill="FFFFFF" w:color="auto" w:val="clear"/>
-            <w:tcMar>
-              <w:top w:type="dxa" w:w="36"/>
-              <w:left w:type="dxa" w:w="80"/>
-              <w:bottom w:type="dxa" w:w="36"/>
-              <w:right w:type="dxa" w:w="80"/>
-            </w:tcMar>
-          </w:tcPr>
-          <w:p>
-            <w:r>
-              <w:rPr>
-                <w:rFonts w:ascii="Times New Roman" w:cs="Times New Roman" w:eastAsia="Times New Roman" w:hAnsi="Times New Roman"/>
-                <w:color w:val="1F2937"/>
-                <w:sz w:val="19"/>
-                <w:szCs w:val="19"/>
-              </w:rPr>
-              <w:t xml:space="preserve">Date issued</w:t>
-            </w:r>
-          </w:p>
-        </w:tc>
-        <w:tc>
-          <w:tcPr>
-            <w:tcW w:type="dxa" w:w="6360"/>
-            <w:shd w:fill="FFFFFF" w:color="auto" w:val="clear"/>
-            <w:tcMar>
-              <w:top w:type="dxa" w:w="36"/>
-              <w:left w:type="dxa" w:w="80"/>
-              <w:bottom w:type="dxa" w:w="36"/>
-              <w:right w:type="dxa" w:w="80"/>
-            </w:tcMar>
-          </w:tcPr>
-          <w:p>
-            <w:r>
-              <w:rPr>
-                <w:rFonts w:ascii="Times New Roman" w:cs="Times New Roman" w:eastAsia="Times New Roman" w:hAnsi="Times New Roman"/>
-                <w:color w:val="1F2937"/>
-                <w:sz w:val="19"/>
-                <w:szCs w:val="19"/>
-              </w:rPr>
-              <w:t xml:space="preserve">30 October 2026</w:t>
-            </w:r>
-          </w:p>
-        </w:tc>
-      </w:tr>
-      <w:tr>
-        <w:tc>
-          <w:tcPr>
-            <w:tcW w:type="dxa" w:w="3000"/>
-            <w:shd w:fill="F4F8FA" w:color="auto" w:val="clear"/>
-            <w:tcMar>
-              <w:top w:type="dxa" w:w="36"/>
-              <w:left w:type="dxa" w:w="80"/>
-              <w:bottom w:type="dxa" w:w="36"/>
-              <w:right w:type="dxa" w:w="80"/>
-            </w:tcMar>
-          </w:tcPr>
-          <w:p>
-            <w:r>
-              <w:rPr>
-                <w:rFonts w:ascii="Times New Roman" w:cs="Times New Roman" w:eastAsia="Times New Roman" w:hAnsi="Times New Roman"/>
-                <w:color w:val="1F2937"/>
-                <w:sz w:val="19"/>
-                <w:szCs w:val="19"/>
-              </w:rPr>
-              <w:t xml:space="preserve">Prepared by</w:t>
-            </w:r>
-          </w:p>
-        </w:tc>
-        <w:tc>
-          <w:tcPr>
-            <w:tcW w:type="dxa" w:w="6360"/>
-            <w:shd w:fill="F4F8FA" w:color="auto" w:val="clear"/>
-            <w:tcMar>
-              <w:top w:type="dxa" w:w="36"/>
-              <w:left w:type="dxa" w:w="80"/>
-              <w:bottom w:type="dxa" w:w="36"/>
-              <w:right w:type="dxa" w:w="80"/>
-            </w:tcMar>
-          </w:tcPr>
-          <w:p>
-            <w:r>
-              <w:rPr>
-                <w:rFonts w:ascii="Times New Roman" w:cs="Times New Roman" w:eastAsia="Times New Roman" w:hAnsi="Times New Roman"/>
-                <w:color w:val="1F2937"/>
-                <w:sz w:val="19"/>
-                <w:szCs w:val="19"/>
-              </w:rPr>
-              <w:t xml:space="preserve">ICT and Technology Development Department (ICTT), TIRDO</w:t>
-            </w:r>
-          </w:p>
-        </w:tc>
-      </w:tr>
-      <w:tr>
-        <w:tc>
-          <w:tcPr>
-            <w:tcW w:type="dxa" w:w="3000"/>
-            <w:shd w:fill="FFFFFF" w:color="auto" w:val="clear"/>
-            <w:tcMar>
-              <w:top w:type="dxa" w:w="36"/>
-              <w:left w:type="dxa" w:w="80"/>
-              <w:bottom w:type="dxa" w:w="36"/>
-              <w:right w:type="dxa" w:w="80"/>
-            </w:tcMar>
-          </w:tcPr>
-          <w:p>
-            <w:r>
-              <w:rPr>
-                <w:rFonts w:ascii="Times New Roman" w:cs="Times New Roman" w:eastAsia="Times New Roman" w:hAnsi="Times New Roman"/>
-                <w:color w:val="1F2937"/>
-                <w:sz w:val="19"/>
-                <w:szCs w:val="19"/>
-              </w:rPr>
-              <w:t xml:space="preserve">Audience</w:t>
-            </w:r>
-          </w:p>
-        </w:tc>
-        <w:tc>
-          <w:tcPr>
-            <w:tcW w:type="dxa" w:w="6360"/>
-            <w:shd w:fill="FFFFFF" w:color="auto" w:val="clear"/>
-            <w:tcMar>
-              <w:top w:type="dxa" w:w="36"/>
-              <w:left w:type="dxa" w:w="80"/>
-              <w:bottom w:type="dxa" w:w="36"/>
-              <w:right w:type="dxa" w:w="80"/>
-            </w:tcMar>
-          </w:tcPr>
-          <w:p>
-            <w:r>
-              <w:rPr>
-                <w:rFonts w:ascii="Times New Roman" w:cs="Times New Roman" w:eastAsia="Times New Roman" w:hAnsi="Times New Roman"/>
-                <w:color w:val="1F2937"/>
-                <w:sz w:val="19"/>
-                <w:szCs w:val="19"/>
-              </w:rPr>
-              <w:t xml:space="preserve">Public and client users; TIRDO content editors and administrators</w:t>
-            </w:r>
-          </w:p>
-        </w:tc>
-      </w:tr>
-      <w:tr>
-        <w:tc>
-          <w:tcPr>
-            <w:tcW w:type="dxa" w:w="3000"/>
-            <w:shd w:fill="F4F8FA" w:color="auto" w:val="clear"/>
-            <w:tcMar>
-              <w:top w:type="dxa" w:w="36"/>
-              <w:left w:type="dxa" w:w="80"/>
-              <w:bottom w:type="dxa" w:w="36"/>
-              <w:right w:type="dxa" w:w="80"/>
-            </w:tcMar>
-          </w:tcPr>
-          <w:p>
-            <w:r>
-              <w:rPr>
-                <w:rFonts w:ascii="Times New Roman" w:cs="Times New Roman" w:eastAsia="Times New Roman" w:hAnsi="Times New Roman"/>
-                <w:color w:val="1F2937"/>
-                <w:sz w:val="19"/>
-                <w:szCs w:val="19"/>
-              </w:rPr>
-              <w:t xml:space="preserve">System</w:t>
-            </w:r>
-          </w:p>
-        </w:tc>
-        <w:tc>
-          <w:tcPr>
-            <w:tcW w:type="dxa" w:w="6360"/>
-            <w:shd w:fill="F4F8FA" w:color="auto" w:val="clear"/>
-            <w:tcMar>
-              <w:top w:type="dxa" w:w="36"/>
-              <w:left w:type="dxa" w:w="80"/>
-              <w:bottom w:type="dxa" w:w="36"/>
-              <w:right w:type="dxa" w:w="80"/>
-            </w:tcMar>
-          </w:tcPr>
-          <w:p>
-            <w:r>
-              <w:rPr>
-                <w:rFonts w:ascii="Times New Roman" w:cs="Times New Roman" w:eastAsia="Times New Roman" w:hAnsi="Times New Roman"/>
-                <w:color w:val="1F2937"/>
-                <w:sz w:val="19"/>
-                <w:szCs w:val="19"/>
-              </w:rPr>
-              <w:t xml:space="preserve">TIRDO public website (Next.js front end) and Strapi Content Management System (CMS)</w:t>
-            </w:r>
-          </w:p>
-        </w:tc>
-      </w:tr>
-      <w:tr>
-        <w:tc>
-          <w:tcPr>
-            <w:tcW w:type="dxa" w:w="3000"/>
-            <w:shd w:fill="FFFFFF" w:color="auto" w:val="clear"/>
-            <w:tcMar>
-              <w:top w:type="dxa" w:w="36"/>
-              <w:left w:type="dxa" w:w="80"/>
-              <w:bottom w:type="dxa" w:w="36"/>
-              <w:right w:type="dxa" w:w="80"/>
-            </w:tcMar>
-          </w:tcPr>
-          <w:p>
-            <w:r>
-              <w:rPr>
-                <w:rFonts w:ascii="Times New Roman" w:cs="Times New Roman" w:eastAsia="Times New Roman" w:hAnsi="Times New Roman"/>
-                <w:color w:val="1F2937"/>
-                <w:sz w:val="19"/>
-                <w:szCs w:val="19"/>
-              </w:rPr>
-              <w:t xml:space="preserve">Languages</w:t>
-            </w:r>
-          </w:p>
-        </w:tc>
-        <w:tc>
-          <w:tcPr>
-            <w:tcW w:type="dxa" w:w="6360"/>
-            <w:shd w:fill="FFFFFF" w:color="auto" w:val="clear"/>
-            <w:tcMar>
-              <w:top w:type="dxa" w:w="36"/>
-              <w:left w:type="dxa" w:w="80"/>
-              <w:bottom w:type="dxa" w:w="36"/>
-              <w:right w:type="dxa" w:w="80"/>
-            </w:tcMar>
-          </w:tcPr>
-          <w:p>
-            <w:r>
-              <w:rPr>
-                <w:rFonts w:ascii="Times New Roman" w:cs="Times New Roman" w:eastAsia="Times New Roman" w:hAnsi="Times New Roman"/>
-                <w:color w:val="1F2937"/>
-                <w:sz w:val="19"/>
-                <w:szCs w:val="19"/>
-              </w:rPr>
-              <w:t xml:space="preserve">English and Kiswahili</w:t>
-            </w:r>
-          </w:p>
-        </w:tc>
-      </w:tr>
-      <w:tr>
-        <w:tc>
-          <w:tcPr>
-            <w:tcW w:type="dxa" w:w="3000"/>
-            <w:shd w:fill="F4F8FA" w:color="auto" w:val="clear"/>
-            <w:tcMar>
-              <w:top w:type="dxa" w:w="36"/>
-              <w:left w:type="dxa" w:w="80"/>
-              <w:bottom w:type="dxa" w:w="36"/>
-              <w:right w:type="dxa" w:w="80"/>
-            </w:tcMar>
-          </w:tcPr>
-          <w:p>
-            <w:r>
-              <w:rPr>
-                <w:rFonts w:ascii="Times New Roman" w:cs="Times New Roman" w:eastAsia="Times New Roman" w:hAnsi="Times New Roman"/>
-                <w:color w:val="1F2937"/>
-                <w:sz w:val="19"/>
-                <w:szCs w:val="19"/>
-              </w:rPr>
-              <w:t xml:space="preserve">Review cycle</w:t>
-            </w:r>
-          </w:p>
-        </w:tc>
-        <w:tc>
-          <w:tcPr>
-            <w:tcW w:type="dxa" w:w="6360"/>
-            <w:shd w:fill="F4F8FA" w:color="auto" w:val="clear"/>
-            <w:tcMar>
-              <w:top w:type="dxa" w:w="36"/>
-              <w:left w:type="dxa" w:w="80"/>
-              <w:bottom w:type="dxa" w:w="36"/>
-              <w:right w:type="dxa" w:w="80"/>
-            </w:tcMar>
-          </w:tcPr>
-          <w:p>
-            <w:r>
-              <w:rPr>
-                <w:rFonts w:ascii="Times New Roman" w:cs="Times New Roman" w:eastAsia="Times New Roman" w:hAnsi="Times New Roman"/>
-                <w:color w:val="1F2937"/>
-                <w:sz w:val="19"/>
-                <w:szCs w:val="19"/>
-              </w:rPr>
-              <w:t xml:space="preserve">Annually, or when major features change</w:t>
-            </w:r>
-          </w:p>
-        </w:tc>
-      </w:tr>
-    </w:tbl>
-    <w:p>
-      <w:pPr>
-        <w:spacing w:before="200"/>
-      </w:pPr>
-      <w:r>
-        <w:rPr>
-          <w:rFonts w:ascii="Times New Roman" w:cs="Times New Roman" w:eastAsia="Times New Roman" w:hAnsi="Times New Roman"/>
-          <w:b/>
-          <w:bCs/>
-          <w:color w:val="17488E"/>
-          <w:sz w:val="26"/>
-          <w:szCs w:val="26"/>
-        </w:rPr>
-        <w:t xml:space="preserve">How to read this manual</w:t>
+        <w:t xml:space="preserve">The TIRDO home page, showing the top menu, language switch and the rotating hero banner.</w:t>
       </w:r>
     </w:p>
     <w:p>
@@ -802,143 +1812,7 @@
           <w:sz w:val="24"/>
           <w:szCs w:val="24"/>
         </w:rPr>
-        <w:t xml:space="preserve">The manual is in two parts. Part A — the End-User Guide — is for anyone visiting the website: industry, SMEs, government, development partners and the general public. Part B — the Administrator Guide — is for TIRDO staff who publish content and handle stakeholder feedback in the CMS. Each chapter opens with a short preamble explaining what it covers, followed by numbered, step-by-step instructions and labelled screenshots taken from the live system.</w:t>
-      </w:r>
-    </w:p>
-    <w:p>
-      <w:pPr>
-        <w:pBdr>
-          <w:top w:val="none"/>
-          <w:bottom w:val="none"/>
-          <w:left w:val="single" w:color="F2C500" w:sz="24" w:space="10"/>
-          <w:right w:val="none"/>
-        </w:pBdr>
-        <w:shd w:fill="FBFBE9" w:color="auto" w:val="clear"/>
-        <w:spacing w:after="160" w:before="60" w:line="264"/>
-        <w:ind w:left="120" w:right="120"/>
-      </w:pPr>
-      <w:r>
-        <w:rPr>
-          <w:rFonts w:ascii="Times New Roman" w:cs="Times New Roman" w:eastAsia="Times New Roman" w:hAnsi="Times New Roman"/>
-          <w:b/>
-          <w:bCs/>
-          <w:color w:val="17488E"/>
-          <w:sz w:val="20"/>
-          <w:szCs w:val="20"/>
-        </w:rPr>
-        <w:t xml:space="preserve">Conventions.  </w:t>
-      </w:r>
-      <w:r>
-        <w:rPr>
-          <w:rFonts w:ascii="Times New Roman" w:cs="Times New Roman" w:eastAsia="Times New Roman" w:hAnsi="Times New Roman"/>
-          <w:color w:val="30414F"/>
-          <w:sz w:val="20"/>
-          <w:szCs w:val="20"/>
-        </w:rPr>
-        <w:t xml:space="preserve">Menu names and buttons appear in bold, e.g. Give feedback. Page addresses appear in a fixed style, e.g. /feedback. “The site” means the public website; “the CMS” means the Strapi administration area used by staff.</w:t>
-      </w:r>
-    </w:p>
-    <w:p>
-      <w:r>
-        <w:br w:type="page"/>
-      </w:r>
-    </w:p>
-    <w:p>
-      <w:pPr>
-        <w:pStyle w:val="Heading1"/>
-        <w:spacing w:after="120" w:before="320"/>
-      </w:pPr>
-      <w:r>
-        <w:rPr>
-          <w:rFonts w:ascii="Times New Roman" w:cs="Times New Roman" w:eastAsia="Times New Roman" w:hAnsi="Times New Roman"/>
-          <w:b/>
-          <w:bCs/>
-          <w:color w:val="17488E"/>
-          <w:sz w:val="32"/>
-          <w:szCs w:val="32"/>
-        </w:rPr>
-        <w:t xml:space="preserve">Contents</w:t>
-      </w:r>
-    </w:p>
-    <w:sdt>
-      <w:sdtPr>
-        <w:alias w:val="Contents"/>
-      </w:sdtPr>
-      <w:sdtContent>
-        <w:p>
-          <w:r>
-            <w:fldChar w:fldCharType="begin" w:dirty="true"/>
-            <w:instrText xml:space="preserve">TOC \h \o "1-2"</w:instrText>
-            <w:fldChar w:fldCharType="separate"/>
-          </w:r>
-        </w:p>
-        <w:p>
-          <w:r>
-            <w:fldChar w:fldCharType="end"/>
-          </w:r>
-        </w:p>
-      </w:sdtContent>
-    </w:sdt>
-    <w:p>
-      <w:pPr>
-        <w:spacing w:before="120"/>
-      </w:pPr>
-      <w:r>
-        <w:rPr>
-          <w:rFonts w:ascii="Times New Roman" w:cs="Times New Roman" w:eastAsia="Times New Roman" w:hAnsi="Times New Roman"/>
-          <w:i/>
-          <w:iCs/>
-          <w:color w:val="4B5563"/>
-          <w:sz w:val="18"/>
-          <w:szCs w:val="18"/>
-        </w:rPr>
-        <w:t xml:space="preserve">If the list above shows a grey field, click it and press F9 (or right-click → Update Field) to build the page numbers.</w:t>
-      </w:r>
-    </w:p>
-    <w:p>
-      <w:r>
-        <w:br w:type="page"/>
-      </w:r>
-    </w:p>
-    <w:p>
-      <w:pPr>
-        <w:pStyle w:val="Heading1"/>
-        <w:spacing w:after="120" w:before="320"/>
-      </w:pPr>
-      <w:r>
-        <w:rPr>
-          <w:rFonts w:ascii="Times New Roman" w:cs="Times New Roman" w:eastAsia="Times New Roman" w:hAnsi="Times New Roman"/>
-          <w:b/>
-          <w:bCs/>
-          <w:color w:val="17488E"/>
-          <w:sz w:val="32"/>
-          <w:szCs w:val="32"/>
-        </w:rPr>
-        <w:t xml:space="preserve">1. Introduction</w:t>
-      </w:r>
-    </w:p>
-    <w:p>
-      <w:pPr>
-        <w:pBdr>
-          <w:top w:val="none"/>
-          <w:bottom w:val="none"/>
-          <w:left w:val="single" w:color="007E93" w:sz="24" w:space="10"/>
-          <w:right w:val="none"/>
-        </w:pBdr>
-        <w:shd w:fill="EEF3F5" w:color="auto" w:val="clear"/>
-        <w:spacing w:after="200" w:before="60" w:line="264"/>
-        <w:ind w:left="120" w:right="120"/>
-      </w:pPr>
-      <w:r>
-        <w:rPr>
-          <w:rFonts w:ascii="Times New Roman" w:cs="Times New Roman" w:eastAsia="Times New Roman" w:hAnsi="Times New Roman"/>
-          <w:i/>
-          <w:iCs/>
-          <w:color w:val="30414F"/>
-          <w:sz w:val="24"/>
-          <w:szCs w:val="24"/>
-        </w:rPr>
-        <w:t xml:space="preserve">This chapter introduces the TIRDO website, explains who it is for, and describes how it is organised so you can find your way around quickly.</w:t>
+        <w:t xml:space="preserve">The very top strip carries quick links (e-Office, Staff Mail), the language switch, and a Sign in link for staff. Below it is the TIRDO identity banner, and beneath that the main menu.</w:t>
       </w:r>
     </w:p>
     <w:p>
@@ -955,7 +1829,7 @@
           <w:sz w:val="28"/>
           <w:szCs w:val="28"/>
         </w:rPr>
-        <w:t xml:space="preserve">1.1 About the website</w:t>
+        <w:t xml:space="preserve">2.2 Using the menu</w:t>
       </w:r>
     </w:p>
     <w:p>
@@ -969,802 +1843,7 @@
           <w:sz w:val="24"/>
           <w:szCs w:val="24"/>
         </w:rPr>
-        <w:t xml:space="preserve">The TIRDO public website is the organisation's online home. It presents who TIRDO is, the research divisions and departments, the services it offers to industry, its technologies available for transfer, news and announcements, career and tender opportunities, and ways to get in touch. It also hosts two stakeholder-focused features: a feedback mechanism where clients can rate and comment on TIRDO services, and a published Customer Service Charter that sets out the standards of service you can expect.</w:t>
-      </w:r>
-    </w:p>
-    <w:p>
-      <w:pPr>
-        <w:spacing w:after="140" w:line="264"/>
-      </w:pPr>
-      <w:r>
-        <w:rPr>
-          <w:rFonts w:ascii="Times New Roman" w:cs="Times New Roman" w:eastAsia="Times New Roman" w:hAnsi="Times New Roman"/>
-          <w:color w:val="1F2937"/>
-          <w:sz w:val="24"/>
-          <w:szCs w:val="24"/>
-        </w:rPr>
-        <w:t xml:space="preserve">The site is bilingual — it can be read in English or Kiswahili — and is designed to work on computers, tablets and phones.</w:t>
-      </w:r>
-    </w:p>
-    <w:p>
-      <w:pPr>
-        <w:pStyle w:val="Heading2"/>
-        <w:spacing w:after="100" w:before="240"/>
-      </w:pPr>
-      <w:r>
-        <w:rPr>
-          <w:rFonts w:ascii="Times New Roman" w:cs="Times New Roman" w:eastAsia="Times New Roman" w:hAnsi="Times New Roman"/>
-          <w:b/>
-          <w:bCs/>
-          <w:color w:val="007E93"/>
-          <w:sz w:val="28"/>
-          <w:szCs w:val="28"/>
-        </w:rPr>
-        <w:t xml:space="preserve">1.2 Who this manual is for</w:t>
-      </w:r>
-    </w:p>
-    <w:p>
-      <w:pPr>
-        <w:pStyle w:val="ListParagraph"/>
-        <w:numPr>
-          <w:ilvl w:val="0"/>
-          <w:numId w:val="2"/>
-        </w:numPr>
-        <w:spacing w:after="70" w:line="264"/>
-      </w:pPr>
-      <w:r>
-        <w:rPr>
-          <w:rFonts w:ascii="Times New Roman" w:cs="Times New Roman" w:eastAsia="Times New Roman" w:hAnsi="Times New Roman"/>
-          <w:b/>
-          <w:bCs/>
-          <w:color w:val="1F2937"/>
-          <w:sz w:val="24"/>
-          <w:szCs w:val="24"/>
-        </w:rPr>
-        <w:t xml:space="preserve">Public and client users </w:t>
-      </w:r>
-      <w:r>
-        <w:rPr>
-          <w:rFonts w:ascii="Times New Roman" w:cs="Times New Roman" w:eastAsia="Times New Roman" w:hAnsi="Times New Roman"/>
-          <w:color w:val="1F2937"/>
-          <w:sz w:val="24"/>
-          <w:szCs w:val="24"/>
-        </w:rPr>
-        <w:t xml:space="preserve">— anyone browsing for information, requesting a service, searching, or giving feedback. See Part A.</w:t>
-      </w:r>
-    </w:p>
-    <w:p>
-      <w:pPr>
-        <w:pStyle w:val="ListParagraph"/>
-        <w:numPr>
-          <w:ilvl w:val="0"/>
-          <w:numId w:val="2"/>
-        </w:numPr>
-        <w:spacing w:after="70" w:line="264"/>
-      </w:pPr>
-      <w:r>
-        <w:rPr>
-          <w:rFonts w:ascii="Times New Roman" w:cs="Times New Roman" w:eastAsia="Times New Roman" w:hAnsi="Times New Roman"/>
-          <w:b/>
-          <w:bCs/>
-          <w:color w:val="1F2937"/>
-          <w:sz w:val="24"/>
-          <w:szCs w:val="24"/>
-        </w:rPr>
-        <w:t xml:space="preserve">TIRDO staff (editors and administrators) </w:t>
-      </w:r>
-      <w:r>
-        <w:rPr>
-          <w:rFonts w:ascii="Times New Roman" w:cs="Times New Roman" w:eastAsia="Times New Roman" w:hAnsi="Times New Roman"/>
-          <w:color w:val="1F2937"/>
-          <w:sz w:val="24"/>
-          <w:szCs w:val="24"/>
-        </w:rPr>
-        <w:t xml:space="preserve">— those who publish content and handle stakeholder feedback in the CMS. See Part B.</w:t>
-      </w:r>
-    </w:p>
-    <w:p>
-      <w:pPr>
-        <w:pStyle w:val="Heading2"/>
-        <w:spacing w:after="100" w:before="240"/>
-      </w:pPr>
-      <w:r>
-        <w:rPr>
-          <w:rFonts w:ascii="Times New Roman" w:cs="Times New Roman" w:eastAsia="Times New Roman" w:hAnsi="Times New Roman"/>
-          <w:b/>
-          <w:bCs/>
-          <w:color w:val="007E93"/>
-          <w:sz w:val="28"/>
-          <w:szCs w:val="28"/>
-        </w:rPr>
-        <w:t xml:space="preserve">1.3 How the website is organised</w:t>
-      </w:r>
-    </w:p>
-    <w:p>
-      <w:pPr>
-        <w:spacing w:after="140" w:line="264"/>
-      </w:pPr>
-      <w:r>
-        <w:rPr>
-          <w:rFonts w:ascii="Times New Roman" w:cs="Times New Roman" w:eastAsia="Times New Roman" w:hAnsi="Times New Roman"/>
-          <w:color w:val="1F2937"/>
-          <w:sz w:val="24"/>
-          <w:szCs w:val="24"/>
-        </w:rPr>
-        <w:t xml:space="preserve">A standing menu runs across the top of every page. Items with a small arrow open a drop-down grouping related pages. The table below summarises the main areas.</w:t>
-      </w:r>
-    </w:p>
-    <w:tbl>
-      <w:tblPr>
-        <w:tblW w:type="dxa" w:w="9360"/>
-        <w:tblBorders>
-          <w:top w:val="single" w:color="C7D2DA" w:sz="4"/>
-          <w:left w:val="single" w:color="C7D2DA" w:sz="4"/>
-          <w:bottom w:val="single" w:color="C7D2DA" w:sz="4"/>
-          <w:right w:val="single" w:color="C7D2DA" w:sz="4"/>
-          <w:insideH w:val="single" w:color="DCE3E8" w:sz="4"/>
-          <w:insideV w:val="single" w:color="DCE3E8" w:sz="4"/>
-        </w:tblBorders>
-      </w:tblPr>
-      <w:tblGrid>
-        <w:gridCol w:w="2600"/>
-        <w:gridCol w:w="6760"/>
-      </w:tblGrid>
-      <w:tr>
-        <w:trPr>
-          <w:tblHeader/>
-        </w:trPr>
-        <w:tc>
-          <w:tcPr>
-            <w:tcW w:type="dxa" w:w="2600"/>
-            <w:shd w:fill="007E93" w:color="auto" w:val="clear"/>
-            <w:tcMar>
-              <w:top w:type="dxa" w:w="40"/>
-              <w:left w:type="dxa" w:w="80"/>
-              <w:bottom w:type="dxa" w:w="40"/>
-              <w:right w:type="dxa" w:w="80"/>
-            </w:tcMar>
-          </w:tcPr>
-          <w:p>
-            <w:r>
-              <w:rPr>
-                <w:rFonts w:ascii="Times New Roman" w:cs="Times New Roman" w:eastAsia="Times New Roman" w:hAnsi="Times New Roman"/>
-                <w:b/>
-                <w:bCs/>
-                <w:color w:val="FFFFFF"/>
-                <w:sz w:val="19"/>
-                <w:szCs w:val="19"/>
-              </w:rPr>
-              <w:t xml:space="preserve">Menu area</w:t>
-            </w:r>
-          </w:p>
-        </w:tc>
-        <w:tc>
-          <w:tcPr>
-            <w:tcW w:type="dxa" w:w="6760"/>
-            <w:shd w:fill="007E93" w:color="auto" w:val="clear"/>
-            <w:tcMar>
-              <w:top w:type="dxa" w:w="40"/>
-              <w:left w:type="dxa" w:w="80"/>
-              <w:bottom w:type="dxa" w:w="40"/>
-              <w:right w:type="dxa" w:w="80"/>
-            </w:tcMar>
-          </w:tcPr>
-          <w:p>
-            <w:r>
-              <w:rPr>
-                <w:rFonts w:ascii="Times New Roman" w:cs="Times New Roman" w:eastAsia="Times New Roman" w:hAnsi="Times New Roman"/>
-                <w:b/>
-                <w:bCs/>
-                <w:color w:val="FFFFFF"/>
-                <w:sz w:val="19"/>
-                <w:szCs w:val="19"/>
-              </w:rPr>
-              <w:t xml:space="preserve">What you will find</w:t>
-            </w:r>
-          </w:p>
-        </w:tc>
-      </w:tr>
-      <w:tr>
-        <w:tc>
-          <w:tcPr>
-            <w:tcW w:type="dxa" w:w="2600"/>
-            <w:shd w:fill="FFFFFF" w:color="auto" w:val="clear"/>
-            <w:tcMar>
-              <w:top w:type="dxa" w:w="36"/>
-              <w:left w:type="dxa" w:w="80"/>
-              <w:bottom w:type="dxa" w:w="36"/>
-              <w:right w:type="dxa" w:w="80"/>
-            </w:tcMar>
-          </w:tcPr>
-          <w:p>
-            <w:r>
-              <w:rPr>
-                <w:rFonts w:ascii="Times New Roman" w:cs="Times New Roman" w:eastAsia="Times New Roman" w:hAnsi="Times New Roman"/>
-                <w:color w:val="1F2937"/>
-                <w:sz w:val="19"/>
-                <w:szCs w:val="19"/>
-              </w:rPr>
-              <w:t xml:space="preserve">Home</w:t>
-            </w:r>
-          </w:p>
-        </w:tc>
-        <w:tc>
-          <w:tcPr>
-            <w:tcW w:type="dxa" w:w="6760"/>
-            <w:shd w:fill="FFFFFF" w:color="auto" w:val="clear"/>
-            <w:tcMar>
-              <w:top w:type="dxa" w:w="36"/>
-              <w:left w:type="dxa" w:w="80"/>
-              <w:bottom w:type="dxa" w:w="36"/>
-              <w:right w:type="dxa" w:w="80"/>
-            </w:tcMar>
-          </w:tcPr>
-          <w:p>
-            <w:r>
-              <w:rPr>
-                <w:rFonts w:ascii="Times New Roman" w:cs="Times New Roman" w:eastAsia="Times New Roman" w:hAnsi="Times New Roman"/>
-                <w:color w:val="1F2937"/>
-                <w:sz w:val="19"/>
-                <w:szCs w:val="19"/>
-              </w:rPr>
-              <w:t xml:space="preserve">Overview, hero highlights, featured services, latest news and quick links.</w:t>
-            </w:r>
-          </w:p>
-        </w:tc>
-      </w:tr>
-      <w:tr>
-        <w:tc>
-          <w:tcPr>
-            <w:tcW w:type="dxa" w:w="2600"/>
-            <w:shd w:fill="F4F8FA" w:color="auto" w:val="clear"/>
-            <w:tcMar>
-              <w:top w:type="dxa" w:w="36"/>
-              <w:left w:type="dxa" w:w="80"/>
-              <w:bottom w:type="dxa" w:w="36"/>
-              <w:right w:type="dxa" w:w="80"/>
-            </w:tcMar>
-          </w:tcPr>
-          <w:p>
-            <w:r>
-              <w:rPr>
-                <w:rFonts w:ascii="Times New Roman" w:cs="Times New Roman" w:eastAsia="Times New Roman" w:hAnsi="Times New Roman"/>
-                <w:color w:val="1F2937"/>
-                <w:sz w:val="19"/>
-                <w:szCs w:val="19"/>
-              </w:rPr>
-              <w:t xml:space="preserve">About Us</w:t>
-            </w:r>
-          </w:p>
-        </w:tc>
-        <w:tc>
-          <w:tcPr>
-            <w:tcW w:type="dxa" w:w="6760"/>
-            <w:shd w:fill="F4F8FA" w:color="auto" w:val="clear"/>
-            <w:tcMar>
-              <w:top w:type="dxa" w:w="36"/>
-              <w:left w:type="dxa" w:w="80"/>
-              <w:bottom w:type="dxa" w:w="36"/>
-              <w:right w:type="dxa" w:w="80"/>
-            </w:tcMar>
-          </w:tcPr>
-          <w:p>
-            <w:r>
-              <w:rPr>
-                <w:rFonts w:ascii="Times New Roman" w:cs="Times New Roman" w:eastAsia="Times New Roman" w:hAnsi="Times New Roman"/>
-                <w:color w:val="1F2937"/>
-                <w:sz w:val="19"/>
-                <w:szCs w:val="19"/>
-              </w:rPr>
-              <w:t xml:space="preserve">Mission and vision, leadership, and the Customer Service Charter.</w:t>
-            </w:r>
-          </w:p>
-        </w:tc>
-      </w:tr>
-      <w:tr>
-        <w:tc>
-          <w:tcPr>
-            <w:tcW w:type="dxa" w:w="2600"/>
-            <w:shd w:fill="FFFFFF" w:color="auto" w:val="clear"/>
-            <w:tcMar>
-              <w:top w:type="dxa" w:w="36"/>
-              <w:left w:type="dxa" w:w="80"/>
-              <w:bottom w:type="dxa" w:w="36"/>
-              <w:right w:type="dxa" w:w="80"/>
-            </w:tcMar>
-          </w:tcPr>
-          <w:p>
-            <w:r>
-              <w:rPr>
-                <w:rFonts w:ascii="Times New Roman" w:cs="Times New Roman" w:eastAsia="Times New Roman" w:hAnsi="Times New Roman"/>
-                <w:color w:val="1F2937"/>
-                <w:sz w:val="19"/>
-                <w:szCs w:val="19"/>
-              </w:rPr>
-              <w:t xml:space="preserve">Our Work</w:t>
-            </w:r>
-          </w:p>
-        </w:tc>
-        <w:tc>
-          <w:tcPr>
-            <w:tcW w:type="dxa" w:w="6760"/>
-            <w:shd w:fill="FFFFFF" w:color="auto" w:val="clear"/>
-            <w:tcMar>
-              <w:top w:type="dxa" w:w="36"/>
-              <w:left w:type="dxa" w:w="80"/>
-              <w:bottom w:type="dxa" w:w="36"/>
-              <w:right w:type="dxa" w:w="80"/>
-            </w:tcMar>
-          </w:tcPr>
-          <w:p>
-            <w:r>
-              <w:rPr>
-                <w:rFonts w:ascii="Times New Roman" w:cs="Times New Roman" w:eastAsia="Times New Roman" w:hAnsi="Times New Roman"/>
-                <w:color w:val="1F2937"/>
-                <w:sz w:val="19"/>
-                <w:szCs w:val="19"/>
-              </w:rPr>
-              <w:t xml:space="preserve">The research and technology divisions grouped by theme.</w:t>
-            </w:r>
-          </w:p>
-        </w:tc>
-      </w:tr>
-      <w:tr>
-        <w:tc>
-          <w:tcPr>
-            <w:tcW w:type="dxa" w:w="2600"/>
-            <w:shd w:fill="F4F8FA" w:color="auto" w:val="clear"/>
-            <w:tcMar>
-              <w:top w:type="dxa" w:w="36"/>
-              <w:left w:type="dxa" w:w="80"/>
-              <w:bottom w:type="dxa" w:w="36"/>
-              <w:right w:type="dxa" w:w="80"/>
-            </w:tcMar>
-          </w:tcPr>
-          <w:p>
-            <w:r>
-              <w:rPr>
-                <w:rFonts w:ascii="Times New Roman" w:cs="Times New Roman" w:eastAsia="Times New Roman" w:hAnsi="Times New Roman"/>
-                <w:color w:val="1F2937"/>
-                <w:sz w:val="19"/>
-                <w:szCs w:val="19"/>
-              </w:rPr>
-              <w:t xml:space="preserve">Departments</w:t>
-            </w:r>
-          </w:p>
-        </w:tc>
-        <w:tc>
-          <w:tcPr>
-            <w:tcW w:type="dxa" w:w="6760"/>
-            <w:shd w:fill="F4F8FA" w:color="auto" w:val="clear"/>
-            <w:tcMar>
-              <w:top w:type="dxa" w:w="36"/>
-              <w:left w:type="dxa" w:w="80"/>
-              <w:bottom w:type="dxa" w:w="36"/>
-              <w:right w:type="dxa" w:w="80"/>
-            </w:tcMar>
-          </w:tcPr>
-          <w:p>
-            <w:r>
-              <w:rPr>
-                <w:rFonts w:ascii="Times New Roman" w:cs="Times New Roman" w:eastAsia="Times New Roman" w:hAnsi="Times New Roman"/>
-                <w:color w:val="1F2937"/>
-                <w:sz w:val="19"/>
-                <w:szCs w:val="19"/>
-              </w:rPr>
-              <w:t xml:space="preserve">The organisation's departments and what each does.</w:t>
-            </w:r>
-          </w:p>
-        </w:tc>
-      </w:tr>
-      <w:tr>
-        <w:tc>
-          <w:tcPr>
-            <w:tcW w:type="dxa" w:w="2600"/>
-            <w:shd w:fill="FFFFFF" w:color="auto" w:val="clear"/>
-            <w:tcMar>
-              <w:top w:type="dxa" w:w="36"/>
-              <w:left w:type="dxa" w:w="80"/>
-              <w:bottom w:type="dxa" w:w="36"/>
-              <w:right w:type="dxa" w:w="80"/>
-            </w:tcMar>
-          </w:tcPr>
-          <w:p>
-            <w:r>
-              <w:rPr>
-                <w:rFonts w:ascii="Times New Roman" w:cs="Times New Roman" w:eastAsia="Times New Roman" w:hAnsi="Times New Roman"/>
-                <w:color w:val="1F2937"/>
-                <w:sz w:val="19"/>
-                <w:szCs w:val="19"/>
-              </w:rPr>
-              <w:t xml:space="preserve">Services</w:t>
-            </w:r>
-          </w:p>
-        </w:tc>
-        <w:tc>
-          <w:tcPr>
-            <w:tcW w:type="dxa" w:w="6760"/>
-            <w:shd w:fill="FFFFFF" w:color="auto" w:val="clear"/>
-            <w:tcMar>
-              <w:top w:type="dxa" w:w="36"/>
-              <w:left w:type="dxa" w:w="80"/>
-              <w:bottom w:type="dxa" w:w="36"/>
-              <w:right w:type="dxa" w:w="80"/>
-            </w:tcMar>
-          </w:tcPr>
-          <w:p>
-            <w:r>
-              <w:rPr>
-                <w:rFonts w:ascii="Times New Roman" w:cs="Times New Roman" w:eastAsia="Times New Roman" w:hAnsi="Times New Roman"/>
-                <w:color w:val="1F2937"/>
-                <w:sz w:val="19"/>
-                <w:szCs w:val="19"/>
-              </w:rPr>
-              <w:t xml:space="preserve">Research, energy auditing, feasibility studies, consultancy, laboratory testing and training.</w:t>
-            </w:r>
-          </w:p>
-        </w:tc>
-      </w:tr>
-      <w:tr>
-        <w:tc>
-          <w:tcPr>
-            <w:tcW w:type="dxa" w:w="2600"/>
-            <w:shd w:fill="F4F8FA" w:color="auto" w:val="clear"/>
-            <w:tcMar>
-              <w:top w:type="dxa" w:w="36"/>
-              <w:left w:type="dxa" w:w="80"/>
-              <w:bottom w:type="dxa" w:w="36"/>
-              <w:right w:type="dxa" w:w="80"/>
-            </w:tcMar>
-          </w:tcPr>
-          <w:p>
-            <w:r>
-              <w:rPr>
-                <w:rFonts w:ascii="Times New Roman" w:cs="Times New Roman" w:eastAsia="Times New Roman" w:hAnsi="Times New Roman"/>
-                <w:color w:val="1F2937"/>
-                <w:sz w:val="19"/>
-                <w:szCs w:val="19"/>
-              </w:rPr>
-              <w:t xml:space="preserve">Research &amp; Innovation</w:t>
-            </w:r>
-          </w:p>
-        </w:tc>
-        <w:tc>
-          <w:tcPr>
-            <w:tcW w:type="dxa" w:w="6760"/>
-            <w:shd w:fill="F4F8FA" w:color="auto" w:val="clear"/>
-            <w:tcMar>
-              <w:top w:type="dxa" w:w="36"/>
-              <w:left w:type="dxa" w:w="80"/>
-              <w:bottom w:type="dxa" w:w="36"/>
-              <w:right w:type="dxa" w:w="80"/>
-            </w:tcMar>
-          </w:tcPr>
-          <w:p>
-            <w:r>
-              <w:rPr>
-                <w:rFonts w:ascii="Times New Roman" w:cs="Times New Roman" w:eastAsia="Times New Roman" w:hAnsi="Times New Roman"/>
-                <w:color w:val="1F2937"/>
-                <w:sz w:val="19"/>
-                <w:szCs w:val="19"/>
-              </w:rPr>
-              <w:t xml:space="preserve">The Technology Catalogue and research outputs.</w:t>
-            </w:r>
-          </w:p>
-        </w:tc>
-      </w:tr>
-      <w:tr>
-        <w:tc>
-          <w:tcPr>
-            <w:tcW w:type="dxa" w:w="2600"/>
-            <w:shd w:fill="FFFFFF" w:color="auto" w:val="clear"/>
-            <w:tcMar>
-              <w:top w:type="dxa" w:w="36"/>
-              <w:left w:type="dxa" w:w="80"/>
-              <w:bottom w:type="dxa" w:w="36"/>
-              <w:right w:type="dxa" w:w="80"/>
-            </w:tcMar>
-          </w:tcPr>
-          <w:p>
-            <w:r>
-              <w:rPr>
-                <w:rFonts w:ascii="Times New Roman" w:cs="Times New Roman" w:eastAsia="Times New Roman" w:hAnsi="Times New Roman"/>
-                <w:color w:val="1F2937"/>
-                <w:sz w:val="19"/>
-                <w:szCs w:val="19"/>
-              </w:rPr>
-              <w:t xml:space="preserve">Media Centre</w:t>
-            </w:r>
-          </w:p>
-        </w:tc>
-        <w:tc>
-          <w:tcPr>
-            <w:tcW w:type="dxa" w:w="6760"/>
-            <w:shd w:fill="FFFFFF" w:color="auto" w:val="clear"/>
-            <w:tcMar>
-              <w:top w:type="dxa" w:w="36"/>
-              <w:left w:type="dxa" w:w="80"/>
-              <w:bottom w:type="dxa" w:w="36"/>
-              <w:right w:type="dxa" w:w="80"/>
-            </w:tcMar>
-          </w:tcPr>
-          <w:p>
-            <w:r>
-              <w:rPr>
-                <w:rFonts w:ascii="Times New Roman" w:cs="Times New Roman" w:eastAsia="Times New Roman" w:hAnsi="Times New Roman"/>
-                <w:color w:val="1F2937"/>
-                <w:sz w:val="19"/>
-                <w:szCs w:val="19"/>
-              </w:rPr>
-              <w:t xml:space="preserve">News &amp; announcements, publications and documents.</w:t>
-            </w:r>
-          </w:p>
-        </w:tc>
-      </w:tr>
-      <w:tr>
-        <w:tc>
-          <w:tcPr>
-            <w:tcW w:type="dxa" w:w="2600"/>
-            <w:shd w:fill="F4F8FA" w:color="auto" w:val="clear"/>
-            <w:tcMar>
-              <w:top w:type="dxa" w:w="36"/>
-              <w:left w:type="dxa" w:w="80"/>
-              <w:bottom w:type="dxa" w:w="36"/>
-              <w:right w:type="dxa" w:w="80"/>
-            </w:tcMar>
-          </w:tcPr>
-          <w:p>
-            <w:r>
-              <w:rPr>
-                <w:rFonts w:ascii="Times New Roman" w:cs="Times New Roman" w:eastAsia="Times New Roman" w:hAnsi="Times New Roman"/>
-                <w:color w:val="1F2937"/>
-                <w:sz w:val="19"/>
-                <w:szCs w:val="19"/>
-              </w:rPr>
-              <w:t xml:space="preserve">Analytics</w:t>
-            </w:r>
-          </w:p>
-        </w:tc>
-        <w:tc>
-          <w:tcPr>
-            <w:tcW w:type="dxa" w:w="6760"/>
-            <w:shd w:fill="F4F8FA" w:color="auto" w:val="clear"/>
-            <w:tcMar>
-              <w:top w:type="dxa" w:w="36"/>
-              <w:left w:type="dxa" w:w="80"/>
-              <w:bottom w:type="dxa" w:w="36"/>
-              <w:right w:type="dxa" w:w="80"/>
-            </w:tcMar>
-          </w:tcPr>
-          <w:p>
-            <w:r>
-              <w:rPr>
-                <w:rFonts w:ascii="Times New Roman" w:cs="Times New Roman" w:eastAsia="Times New Roman" w:hAnsi="Times New Roman"/>
-                <w:color w:val="1F2937"/>
-                <w:sz w:val="19"/>
-                <w:szCs w:val="19"/>
-              </w:rPr>
-              <w:t xml:space="preserve">Public website statistics and the service-feedback summary.</w:t>
-            </w:r>
-          </w:p>
-        </w:tc>
-      </w:tr>
-      <w:tr>
-        <w:tc>
-          <w:tcPr>
-            <w:tcW w:type="dxa" w:w="2600"/>
-            <w:shd w:fill="FFFFFF" w:color="auto" w:val="clear"/>
-            <w:tcMar>
-              <w:top w:type="dxa" w:w="36"/>
-              <w:left w:type="dxa" w:w="80"/>
-              <w:bottom w:type="dxa" w:w="36"/>
-              <w:right w:type="dxa" w:w="80"/>
-            </w:tcMar>
-          </w:tcPr>
-          <w:p>
-            <w:r>
-              <w:rPr>
-                <w:rFonts w:ascii="Times New Roman" w:cs="Times New Roman" w:eastAsia="Times New Roman" w:hAnsi="Times New Roman"/>
-                <w:color w:val="1F2937"/>
-                <w:sz w:val="19"/>
-                <w:szCs w:val="19"/>
-              </w:rPr>
-              <w:t xml:space="preserve">Contact Us</w:t>
-            </w:r>
-          </w:p>
-        </w:tc>
-        <w:tc>
-          <w:tcPr>
-            <w:tcW w:type="dxa" w:w="6760"/>
-            <w:shd w:fill="FFFFFF" w:color="auto" w:val="clear"/>
-            <w:tcMar>
-              <w:top w:type="dxa" w:w="36"/>
-              <w:left w:type="dxa" w:w="80"/>
-              <w:bottom w:type="dxa" w:w="36"/>
-              <w:right w:type="dxa" w:w="80"/>
-            </w:tcMar>
-          </w:tcPr>
-          <w:p>
-            <w:r>
-              <w:rPr>
-                <w:rFonts w:ascii="Times New Roman" w:cs="Times New Roman" w:eastAsia="Times New Roman" w:hAnsi="Times New Roman"/>
-                <w:color w:val="1F2937"/>
-                <w:sz w:val="19"/>
-                <w:szCs w:val="19"/>
-              </w:rPr>
-              <w:t xml:space="preserve">Address, phone, email and an enquiry form.</w:t>
-            </w:r>
-          </w:p>
-        </w:tc>
-      </w:tr>
-      <w:tr>
-        <w:tc>
-          <w:tcPr>
-            <w:tcW w:type="dxa" w:w="2600"/>
-            <w:shd w:fill="F4F8FA" w:color="auto" w:val="clear"/>
-            <w:tcMar>
-              <w:top w:type="dxa" w:w="36"/>
-              <w:left w:type="dxa" w:w="80"/>
-              <w:bottom w:type="dxa" w:w="36"/>
-              <w:right w:type="dxa" w:w="80"/>
-            </w:tcMar>
-          </w:tcPr>
-          <w:p>
-            <w:r>
-              <w:rPr>
-                <w:rFonts w:ascii="Times New Roman" w:cs="Times New Roman" w:eastAsia="Times New Roman" w:hAnsi="Times New Roman"/>
-                <w:color w:val="1F2937"/>
-                <w:sz w:val="19"/>
-                <w:szCs w:val="19"/>
-              </w:rPr>
-              <w:t xml:space="preserve">e-Services</w:t>
-            </w:r>
-          </w:p>
-        </w:tc>
-        <w:tc>
-          <w:tcPr>
-            <w:tcW w:type="dxa" w:w="6760"/>
-            <w:shd w:fill="F4F8FA" w:color="auto" w:val="clear"/>
-            <w:tcMar>
-              <w:top w:type="dxa" w:w="36"/>
-              <w:left w:type="dxa" w:w="80"/>
-              <w:bottom w:type="dxa" w:w="36"/>
-              <w:right w:type="dxa" w:w="80"/>
-            </w:tcMar>
-          </w:tcPr>
-          <w:p>
-            <w:r>
-              <w:rPr>
-                <w:rFonts w:ascii="Times New Roman" w:cs="Times New Roman" w:eastAsia="Times New Roman" w:hAnsi="Times New Roman"/>
-                <w:color w:val="1F2937"/>
-                <w:sz w:val="19"/>
-                <w:szCs w:val="19"/>
-              </w:rPr>
-              <w:t xml:space="preserve">Gateways to TIRDO's online systems for clients and staff.</w:t>
-            </w:r>
-          </w:p>
-        </w:tc>
-      </w:tr>
-    </w:tbl>
-    <w:p>
-      <w:r>
-        <w:br w:type="page"/>
-      </w:r>
-    </w:p>
-    <w:p>
-      <w:pPr>
-        <w:pStyle w:val="Heading1"/>
-        <w:spacing w:after="120" w:before="320"/>
-      </w:pPr>
-      <w:r>
-        <w:rPr>
-          <w:rFonts w:ascii="Times New Roman" w:cs="Times New Roman" w:eastAsia="Times New Roman" w:hAnsi="Times New Roman"/>
-          <w:b/>
-          <w:bCs/>
-          <w:color w:val="17488E"/>
-          <w:sz w:val="32"/>
-          <w:szCs w:val="32"/>
-        </w:rPr>
-        <w:t xml:space="preserve">2. Getting started</w:t>
-      </w:r>
-    </w:p>
-    <w:p>
-      <w:pPr>
-        <w:pBdr>
-          <w:top w:val="none"/>
-          <w:bottom w:val="none"/>
-          <w:left w:val="single" w:color="007E93" w:sz="24" w:space="10"/>
-          <w:right w:val="none"/>
-        </w:pBdr>
-        <w:shd w:fill="EEF3F5" w:color="auto" w:val="clear"/>
-        <w:spacing w:after="200" w:before="60" w:line="264"/>
-        <w:ind w:left="120" w:right="120"/>
-      </w:pPr>
-      <w:r>
-        <w:rPr>
-          <w:rFonts w:ascii="Times New Roman" w:cs="Times New Roman" w:eastAsia="Times New Roman" w:hAnsi="Times New Roman"/>
-          <w:i/>
-          <w:iCs/>
-          <w:color w:val="30414F"/>
-          <w:sz w:val="24"/>
-          <w:szCs w:val="24"/>
-        </w:rPr>
-        <w:t xml:space="preserve">This chapter shows how to open the website, move around using the menu and search, and switch between English and Kiswahili.</w:t>
-      </w:r>
-    </w:p>
-    <w:p>
-      <w:pPr>
-        <w:pStyle w:val="Heading2"/>
-        <w:spacing w:after="100" w:before="240"/>
-      </w:pPr>
-      <w:r>
-        <w:rPr>
-          <w:rFonts w:ascii="Times New Roman" w:cs="Times New Roman" w:eastAsia="Times New Roman" w:hAnsi="Times New Roman"/>
-          <w:b/>
-          <w:bCs/>
-          <w:color w:val="007E93"/>
-          <w:sz w:val="28"/>
-          <w:szCs w:val="28"/>
-        </w:rPr>
-        <w:t xml:space="preserve">2.1 Opening the website</w:t>
-      </w:r>
-    </w:p>
-    <w:p>
-      <w:pPr>
-        <w:pStyle w:val="ListParagraph"/>
-        <w:numPr>
-          <w:ilvl w:val="0"/>
-          <w:numId w:val="3"/>
-        </w:numPr>
-        <w:spacing w:after="90" w:line="264"/>
-      </w:pPr>
-      <w:r>
-        <w:rPr>
-          <w:rFonts w:ascii="Times New Roman" w:cs="Times New Roman" w:eastAsia="Times New Roman" w:hAnsi="Times New Roman"/>
-          <w:color w:val="1F2937"/>
-          <w:sz w:val="24"/>
-          <w:szCs w:val="24"/>
-        </w:rPr>
-        <w:t xml:space="preserve">Open a web browser (Chrome, Edge, Firefox or Safari).</w:t>
-      </w:r>
-    </w:p>
-    <w:p>
-      <w:pPr>
-        <w:pStyle w:val="ListParagraph"/>
-        <w:numPr>
-          <w:ilvl w:val="0"/>
-          <w:numId w:val="3"/>
-        </w:numPr>
-        <w:spacing w:after="90" w:line="264"/>
-      </w:pPr>
-      <w:r>
-        <w:rPr>
-          <w:rFonts w:ascii="Times New Roman" w:cs="Times New Roman" w:eastAsia="Times New Roman" w:hAnsi="Times New Roman"/>
-          <w:color w:val="1F2937"/>
-          <w:sz w:val="24"/>
-          <w:szCs w:val="24"/>
-        </w:rPr>
-        <w:t xml:space="preserve">Type the TIRDO website address in the address bar and press </w:t>
-      </w:r>
-      <w:r>
-        <w:rPr>
-          <w:rFonts w:ascii="Times New Roman" w:cs="Times New Roman" w:eastAsia="Times New Roman" w:hAnsi="Times New Roman"/>
-          <w:b/>
-          <w:bCs/>
-          <w:color w:val="1F2937"/>
-          <w:sz w:val="24"/>
-          <w:szCs w:val="24"/>
-        </w:rPr>
-        <w:t xml:space="preserve">Enter</w:t>
-      </w:r>
-      <w:r>
-        <w:rPr>
-          <w:rFonts w:ascii="Times New Roman" w:cs="Times New Roman" w:eastAsia="Times New Roman" w:hAnsi="Times New Roman"/>
-          <w:color w:val="1F2937"/>
-          <w:sz w:val="24"/>
-          <w:szCs w:val="24"/>
-        </w:rPr>
-        <w:t xml:space="preserve">. The home page opens.</w:t>
+        <w:t xml:space="preserve">Hover over (or tap) a menu item with an arrow to open its drop-down. Click any entry to go to that page.</w:t>
       </w:r>
     </w:p>
     <w:p>
@@ -1833,7 +1912,7 @@
           <w:sz w:val="20"/>
           <w:szCs w:val="20"/>
         </w:rPr>
-        <w:t xml:space="preserve">Figure 1.  </w:t>
+        <w:t xml:space="preserve">Figure 2.  </w:t>
       </w:r>
       <w:r>
         <w:rPr>
@@ -1844,21 +1923,7 @@
           <w:sz w:val="20"/>
           <w:szCs w:val="20"/>
         </w:rPr>
-        <w:t xml:space="preserve">The TIRDO home page, showing the top menu, language switch and the rotating hero banner.</w:t>
-      </w:r>
-    </w:p>
-    <w:p>
-      <w:pPr>
-        <w:spacing w:after="140" w:line="264"/>
-      </w:pPr>
-      <w:r>
-        <w:rPr>
-          <w:rFonts w:ascii="Times New Roman" w:cs="Times New Roman" w:eastAsia="Times New Roman" w:hAnsi="Times New Roman"/>
-          <w:color w:val="1F2937"/>
-          <w:sz w:val="24"/>
-          <w:szCs w:val="24"/>
-        </w:rPr>
-        <w:t xml:space="preserve">The very top strip carries quick links (e-Office, Staff Mail), the language switch, and a Sign in link for staff. Below it is the TIRDO identity banner, and beneath that the main menu.</w:t>
+        <w:t xml:space="preserve">A drop-down menu — here “Our Work” — groups related pages by theme.</w:t>
       </w:r>
     </w:p>
     <w:p>
@@ -1875,7 +1940,7 @@
           <w:sz w:val="28"/>
           <w:szCs w:val="28"/>
         </w:rPr>
-        <w:t xml:space="preserve">2.2 Using the menu</w:t>
+        <w:t xml:space="preserve">2.3 Searching the site</w:t>
       </w:r>
     </w:p>
     <w:p>
@@ -1889,7 +1954,123 @@
           <w:sz w:val="24"/>
           <w:szCs w:val="24"/>
         </w:rPr>
-        <w:t xml:space="preserve">Hover over (or tap) a menu item with an arrow to open its drop-down. Click any entry to go to that page.</w:t>
+        <w:t xml:space="preserve">Use the magnifying-glass icon in the menu, or go to the Search page, to find news, publications, projects, services and departments from one place.</w:t>
+      </w:r>
+    </w:p>
+    <w:p>
+      <w:pPr>
+        <w:pStyle w:val="ListParagraph"/>
+        <w:numPr>
+          <w:ilvl w:val="0"/>
+          <w:numId w:val="4"/>
+        </w:numPr>
+        <w:spacing w:after="90" w:line="264"/>
+      </w:pPr>
+      <w:r>
+        <w:rPr>
+          <w:rFonts w:ascii="Times New Roman" w:cs="Times New Roman" w:eastAsia="Times New Roman" w:hAnsi="Times New Roman"/>
+          <w:color w:val="1F2937"/>
+          <w:sz w:val="24"/>
+          <w:szCs w:val="24"/>
+        </w:rPr>
+        <w:t xml:space="preserve">Click the </w:t>
+      </w:r>
+      <w:r>
+        <w:rPr>
+          <w:rFonts w:ascii="Times New Roman" w:cs="Times New Roman" w:eastAsia="Times New Roman" w:hAnsi="Times New Roman"/>
+          <w:b/>
+          <w:bCs/>
+          <w:color w:val="1F2937"/>
+          <w:sz w:val="24"/>
+          <w:szCs w:val="24"/>
+        </w:rPr>
+        <w:t xml:space="preserve">search icon</w:t>
+      </w:r>
+      <w:r>
+        <w:rPr>
+          <w:rFonts w:ascii="Times New Roman" w:cs="Times New Roman" w:eastAsia="Times New Roman" w:hAnsi="Times New Roman"/>
+          <w:color w:val="1F2937"/>
+          <w:sz w:val="24"/>
+          <w:szCs w:val="24"/>
+        </w:rPr>
+        <w:t xml:space="preserve"> in the menu.</w:t>
+      </w:r>
+    </w:p>
+    <w:p>
+      <w:pPr>
+        <w:pStyle w:val="ListParagraph"/>
+        <w:numPr>
+          <w:ilvl w:val="0"/>
+          <w:numId w:val="4"/>
+        </w:numPr>
+        <w:spacing w:after="90" w:line="264"/>
+      </w:pPr>
+      <w:r>
+        <w:rPr>
+          <w:rFonts w:ascii="Times New Roman" w:cs="Times New Roman" w:eastAsia="Times New Roman" w:hAnsi="Times New Roman"/>
+          <w:color w:val="1F2937"/>
+          <w:sz w:val="24"/>
+          <w:szCs w:val="24"/>
+        </w:rPr>
+        <w:t xml:space="preserve">Type a word or phrase — for example a service name or a topic.</w:t>
+      </w:r>
+    </w:p>
+    <w:p>
+      <w:pPr>
+        <w:pStyle w:val="ListParagraph"/>
+        <w:numPr>
+          <w:ilvl w:val="0"/>
+          <w:numId w:val="4"/>
+        </w:numPr>
+        <w:spacing w:after="90" w:line="264"/>
+      </w:pPr>
+      <w:r>
+        <w:rPr>
+          <w:rFonts w:ascii="Times New Roman" w:cs="Times New Roman" w:eastAsia="Times New Roman" w:hAnsi="Times New Roman"/>
+          <w:color w:val="1F2937"/>
+          <w:sz w:val="24"/>
+          <w:szCs w:val="24"/>
+        </w:rPr>
+        <w:t xml:space="preserve">Review the results. Use the category chips (All, Project, Service, Department, Vacancy) to narrow them. Matching words are </w:t>
+      </w:r>
+      <w:r>
+        <w:rPr>
+          <w:rFonts w:ascii="Times New Roman" w:cs="Times New Roman" w:eastAsia="Times New Roman" w:hAnsi="Times New Roman"/>
+          <w:b/>
+          <w:bCs/>
+          <w:color w:val="1F2937"/>
+          <w:sz w:val="24"/>
+          <w:szCs w:val="24"/>
+        </w:rPr>
+        <w:t xml:space="preserve">highlighted</w:t>
+      </w:r>
+      <w:r>
+        <w:rPr>
+          <w:rFonts w:ascii="Times New Roman" w:cs="Times New Roman" w:eastAsia="Times New Roman" w:hAnsi="Times New Roman"/>
+          <w:color w:val="1F2937"/>
+          <w:sz w:val="24"/>
+          <w:szCs w:val="24"/>
+        </w:rPr>
+        <w:t xml:space="preserve">.</w:t>
+      </w:r>
+    </w:p>
+    <w:p>
+      <w:pPr>
+        <w:pStyle w:val="ListParagraph"/>
+        <w:numPr>
+          <w:ilvl w:val="0"/>
+          <w:numId w:val="4"/>
+        </w:numPr>
+        <w:spacing w:after="90" w:line="264"/>
+      </w:pPr>
+      <w:r>
+        <w:rPr>
+          <w:rFonts w:ascii="Times New Roman" w:cs="Times New Roman" w:eastAsia="Times New Roman" w:hAnsi="Times New Roman"/>
+          <w:color w:val="1F2937"/>
+          <w:sz w:val="24"/>
+          <w:szCs w:val="24"/>
+        </w:rPr>
+        <w:t xml:space="preserve">Click a result to open it.</w:t>
       </w:r>
     </w:p>
     <w:p>
@@ -1958,7 +2139,7 @@
           <w:sz w:val="20"/>
           <w:szCs w:val="20"/>
         </w:rPr>
-        <w:t xml:space="preserve">Figure 2.  </w:t>
+        <w:t xml:space="preserve">Figure 3.  </w:t>
       </w:r>
       <w:r>
         <w:rPr>
@@ -1969,7 +2150,7 @@
           <w:sz w:val="20"/>
           <w:szCs w:val="20"/>
         </w:rPr>
-        <w:t xml:space="preserve">A drop-down menu — here “Our Work” — groups related pages by theme.</w:t>
+        <w:t xml:space="preserve">Site search with faceted results and highlighted matches.</w:t>
       </w:r>
     </w:p>
     <w:p>
@@ -1986,7 +2167,7 @@
           <w:sz w:val="28"/>
           <w:szCs w:val="28"/>
         </w:rPr>
-        <w:t xml:space="preserve">2.3 Searching the site</w:t>
+        <w:t xml:space="preserve">2.4 Reading the site in Kiswahili</w:t>
       </w:r>
     </w:p>
     <w:p>
@@ -2000,123 +2181,7 @@
           <w:sz w:val="24"/>
           <w:szCs w:val="24"/>
         </w:rPr>
-        <w:t xml:space="preserve">Use the magnifying-glass icon in the menu, or go to the Search page, to find news, publications, projects, services and departments from one place.</w:t>
-      </w:r>
-    </w:p>
-    <w:p>
-      <w:pPr>
-        <w:pStyle w:val="ListParagraph"/>
-        <w:numPr>
-          <w:ilvl w:val="0"/>
-          <w:numId w:val="4"/>
-        </w:numPr>
-        <w:spacing w:after="90" w:line="264"/>
-      </w:pPr>
-      <w:r>
-        <w:rPr>
-          <w:rFonts w:ascii="Times New Roman" w:cs="Times New Roman" w:eastAsia="Times New Roman" w:hAnsi="Times New Roman"/>
-          <w:color w:val="1F2937"/>
-          <w:sz w:val="24"/>
-          <w:szCs w:val="24"/>
-        </w:rPr>
-        <w:t xml:space="preserve">Click the </w:t>
-      </w:r>
-      <w:r>
-        <w:rPr>
-          <w:rFonts w:ascii="Times New Roman" w:cs="Times New Roman" w:eastAsia="Times New Roman" w:hAnsi="Times New Roman"/>
-          <w:b/>
-          <w:bCs/>
-          <w:color w:val="1F2937"/>
-          <w:sz w:val="24"/>
-          <w:szCs w:val="24"/>
-        </w:rPr>
-        <w:t xml:space="preserve">search icon</w:t>
-      </w:r>
-      <w:r>
-        <w:rPr>
-          <w:rFonts w:ascii="Times New Roman" w:cs="Times New Roman" w:eastAsia="Times New Roman" w:hAnsi="Times New Roman"/>
-          <w:color w:val="1F2937"/>
-          <w:sz w:val="24"/>
-          <w:szCs w:val="24"/>
-        </w:rPr>
-        <w:t xml:space="preserve"> in the menu.</w:t>
-      </w:r>
-    </w:p>
-    <w:p>
-      <w:pPr>
-        <w:pStyle w:val="ListParagraph"/>
-        <w:numPr>
-          <w:ilvl w:val="0"/>
-          <w:numId w:val="4"/>
-        </w:numPr>
-        <w:spacing w:after="90" w:line="264"/>
-      </w:pPr>
-      <w:r>
-        <w:rPr>
-          <w:rFonts w:ascii="Times New Roman" w:cs="Times New Roman" w:eastAsia="Times New Roman" w:hAnsi="Times New Roman"/>
-          <w:color w:val="1F2937"/>
-          <w:sz w:val="24"/>
-          <w:szCs w:val="24"/>
-        </w:rPr>
-        <w:t xml:space="preserve">Type a word or phrase — for example a service name or a topic.</w:t>
-      </w:r>
-    </w:p>
-    <w:p>
-      <w:pPr>
-        <w:pStyle w:val="ListParagraph"/>
-        <w:numPr>
-          <w:ilvl w:val="0"/>
-          <w:numId w:val="4"/>
-        </w:numPr>
-        <w:spacing w:after="90" w:line="264"/>
-      </w:pPr>
-      <w:r>
-        <w:rPr>
-          <w:rFonts w:ascii="Times New Roman" w:cs="Times New Roman" w:eastAsia="Times New Roman" w:hAnsi="Times New Roman"/>
-          <w:color w:val="1F2937"/>
-          <w:sz w:val="24"/>
-          <w:szCs w:val="24"/>
-        </w:rPr>
-        <w:t xml:space="preserve">Review the results. Use the category chips (All, Project, Service, Department, Vacancy) to narrow them. Matching words are </w:t>
-      </w:r>
-      <w:r>
-        <w:rPr>
-          <w:rFonts w:ascii="Times New Roman" w:cs="Times New Roman" w:eastAsia="Times New Roman" w:hAnsi="Times New Roman"/>
-          <w:b/>
-          <w:bCs/>
-          <w:color w:val="1F2937"/>
-          <w:sz w:val="24"/>
-          <w:szCs w:val="24"/>
-        </w:rPr>
-        <w:t xml:space="preserve">highlighted</w:t>
-      </w:r>
-      <w:r>
-        <w:rPr>
-          <w:rFonts w:ascii="Times New Roman" w:cs="Times New Roman" w:eastAsia="Times New Roman" w:hAnsi="Times New Roman"/>
-          <w:color w:val="1F2937"/>
-          <w:sz w:val="24"/>
-          <w:szCs w:val="24"/>
-        </w:rPr>
-        <w:t xml:space="preserve">.</w:t>
-      </w:r>
-    </w:p>
-    <w:p>
-      <w:pPr>
-        <w:pStyle w:val="ListParagraph"/>
-        <w:numPr>
-          <w:ilvl w:val="0"/>
-          <w:numId w:val="4"/>
-        </w:numPr>
-        <w:spacing w:after="90" w:line="264"/>
-      </w:pPr>
-      <w:r>
-        <w:rPr>
-          <w:rFonts w:ascii="Times New Roman" w:cs="Times New Roman" w:eastAsia="Times New Roman" w:hAnsi="Times New Roman"/>
-          <w:color w:val="1F2937"/>
-          <w:sz w:val="24"/>
-          <w:szCs w:val="24"/>
-        </w:rPr>
-        <w:t xml:space="preserve">Click a result to open it.</w:t>
+        <w:t xml:space="preserve">The interface can be displayed in Kiswahili. Click Kiswahili in the top strip; the menus, labels and headings switch to Kiswahili. Click English to switch back. Your choice is remembered as you move between pages.</w:t>
       </w:r>
     </w:p>
     <w:p>
@@ -2185,7 +2250,7 @@
           <w:sz w:val="20"/>
           <w:szCs w:val="20"/>
         </w:rPr>
-        <w:t xml:space="preserve">Figure 3.  </w:t>
+        <w:t xml:space="preserve">Figure 4.  </w:t>
       </w:r>
       <w:r>
         <w:rPr>
@@ -2196,24 +2261,141 @@
           <w:sz w:val="20"/>
           <w:szCs w:val="20"/>
         </w:rPr>
-        <w:t xml:space="preserve">Site search with faceted results and highlighted matches.</w:t>
-      </w:r>
-    </w:p>
-    <w:p>
-      <w:pPr>
-        <w:pStyle w:val="Heading2"/>
-        <w:spacing w:after="100" w:before="240"/>
-      </w:pPr>
-      <w:r>
-        <w:rPr>
-          <w:rFonts w:ascii="Times New Roman" w:cs="Times New Roman" w:eastAsia="Times New Roman" w:hAnsi="Times New Roman"/>
-          <w:b/>
-          <w:bCs/>
-          <w:color w:val="007E93"/>
+        <w:t xml:space="preserve">The website displayed in Kiswahili — the menu and headings change language.</w:t>
+      </w:r>
+    </w:p>
+    <w:p>
+      <w:pPr>
+        <w:pBdr>
+          <w:top w:val="none"/>
+          <w:bottom w:val="none"/>
+          <w:left w:val="single" w:color="F2C500" w:sz="24" w:space="10"/>
+          <w:right w:val="none"/>
+        </w:pBdr>
+        <w:shd w:fill="FBFBE9" w:color="auto" w:val="clear"/>
+        <w:spacing w:after="160" w:before="60" w:line="264"/>
+        <w:ind w:left="120" w:right="120"/>
+      </w:pPr>
+      <w:r>
+        <w:rPr>
+          <w:rFonts w:ascii="Times New Roman" w:cs="Times New Roman" w:eastAsia="Times New Roman" w:hAnsi="Times New Roman"/>
+          <w:b/>
+          <w:bCs/>
+          <w:color w:val="17488E"/>
+          <w:sz w:val="20"/>
+          <w:szCs w:val="20"/>
+        </w:rPr>
+        <w:t xml:space="preserve">Note.  </w:t>
+      </w:r>
+      <w:r>
+        <w:rPr>
+          <w:rFonts w:ascii="Times New Roman" w:cs="Times New Roman" w:eastAsia="Times New Roman" w:hAnsi="Times New Roman"/>
+          <w:color w:val="30414F"/>
+          <w:sz w:val="20"/>
+          <w:szCs w:val="20"/>
+        </w:rPr>
+        <w:t xml:space="preserve">The user interface (menus, buttons and labels) is fully bilingual. Individual articles and pages appear in Kiswahili where a Kiswahili version has been authored in the CMS; otherwise the English text is shown. Part B, Chapter 10 explains how staff add Kiswahili content.</w:t>
+      </w:r>
+    </w:p>
+    <w:p>
+      <w:r>
+        <w:br w:type="page"/>
+      </w:r>
+    </w:p>
+    <w:p>
+      <w:pPr>
+        <w:spacing w:after="0" w:before="1600"/>
+        <w:jc w:val="center"/>
+      </w:pPr>
+      <w:r>
+        <w:rPr>
+          <w:rFonts w:ascii="Times New Roman" w:cs="Times New Roman" w:eastAsia="Times New Roman" w:hAnsi="Times New Roman"/>
+          <w:b/>
+          <w:bCs/>
+          <w:color w:val="F2C500"/>
           <w:sz w:val="28"/>
           <w:szCs w:val="28"/>
         </w:rPr>
-        <w:t xml:space="preserve">2.4 Reading the site in Kiswahili</w:t>
+        <w:t xml:space="preserve">PART A</w:t>
+      </w:r>
+    </w:p>
+    <w:p>
+      <w:pPr>
+        <w:spacing w:after="40"/>
+        <w:jc w:val="center"/>
+      </w:pPr>
+      <w:r>
+        <w:rPr>
+          <w:rFonts w:ascii="Times New Roman" w:cs="Times New Roman" w:eastAsia="Times New Roman" w:hAnsi="Times New Roman"/>
+          <w:b/>
+          <w:bCs/>
+          <w:color w:val="17488E"/>
+          <w:sz w:val="56"/>
+          <w:szCs w:val="56"/>
+        </w:rPr>
+        <w:t xml:space="preserve">End-User Guide</w:t>
+      </w:r>
+    </w:p>
+    <w:p>
+      <w:pPr>
+        <w:jc w:val="center"/>
+      </w:pPr>
+      <w:r>
+        <w:rPr>
+          <w:rFonts w:ascii="Times New Roman" w:cs="Times New Roman" w:eastAsia="Times New Roman" w:hAnsi="Times New Roman"/>
+          <w:i/>
+          <w:iCs/>
+          <w:color w:val="4B5563"/>
+          <w:sz w:val="24"/>
+          <w:szCs w:val="24"/>
+        </w:rPr>
+        <w:t xml:space="preserve">For the public, clients and stakeholders of TIRDO</w:t>
+      </w:r>
+    </w:p>
+    <w:p>
+      <w:r>
+        <w:br w:type="page"/>
+      </w:r>
+    </w:p>
+    <w:p>
+      <w:pPr>
+        <w:pStyle w:val="Heading1"/>
+        <w:spacing w:after="120" w:before="320"/>
+      </w:pPr>
+      <w:r>
+        <w:rPr>
+          <w:rFonts w:ascii="Times New Roman" w:cs="Times New Roman" w:eastAsia="Times New Roman" w:hAnsi="Times New Roman"/>
+          <w:b/>
+          <w:bCs/>
+          <w:color w:val="17488E"/>
+          <w:sz w:val="32"/>
+          <w:szCs w:val="32"/>
+        </w:rPr>
+        <w:t xml:space="preserve">3. The home page</w:t>
+      </w:r>
+    </w:p>
+    <w:p>
+      <w:pPr>
+        <w:pBdr>
+          <w:top w:val="none"/>
+          <w:bottom w:val="none"/>
+          <w:left w:val="single" w:color="007E93" w:sz="24" w:space="10"/>
+          <w:right w:val="none"/>
+        </w:pBdr>
+        <w:shd w:fill="EEF3F5" w:color="auto" w:val="clear"/>
+        <w:spacing w:after="200" w:before="60" w:line="264"/>
+        <w:ind w:left="120" w:right="120"/>
+      </w:pPr>
+      <w:r>
+        <w:rPr>
+          <w:rFonts w:ascii="Times New Roman" w:cs="Times New Roman" w:eastAsia="Times New Roman" w:hAnsi="Times New Roman"/>
+          <w:i/>
+          <w:iCs/>
+          <w:color w:val="30414F"/>
+          <w:sz w:val="24"/>
+          <w:szCs w:val="24"/>
+        </w:rPr>
+        <w:t xml:space="preserve">The home page is the starting point for visitors. This chapter explains the main areas you will see and the quick ways to reach services, news and the feedback features.</w:t>
       </w:r>
     </w:p>
     <w:p>
@@ -2227,7 +2409,7 @@
           <w:sz w:val="24"/>
           <w:szCs w:val="24"/>
         </w:rPr>
-        <w:t xml:space="preserve">The interface can be displayed in Kiswahili. Click Kiswahili in the top strip; the menus, labels and headings switch to Kiswahili. Click English to switch back. Your choice is remembered as you move between pages.</w:t>
+        <w:t xml:space="preserve">The home page opens with a rotating hero banner highlighting TIRDO's work. As you scroll you will find featured services, a leadership message, the latest news, and a prominent invitation to give feedback.</w:t>
       </w:r>
     </w:p>
     <w:p>
@@ -2296,7 +2478,7 @@
           <w:sz w:val="20"/>
           <w:szCs w:val="20"/>
         </w:rPr>
-        <w:t xml:space="preserve">Figure 4.  </w:t>
+        <w:t xml:space="preserve">Figure 5.  </w:t>
       </w:r>
       <w:r>
         <w:rPr>
@@ -2307,141 +2489,7 @@
           <w:sz w:val="20"/>
           <w:szCs w:val="20"/>
         </w:rPr>
-        <w:t xml:space="preserve">The website displayed in Kiswahili — the menu and headings change language.</w:t>
-      </w:r>
-    </w:p>
-    <w:p>
-      <w:pPr>
-        <w:pBdr>
-          <w:top w:val="none"/>
-          <w:bottom w:val="none"/>
-          <w:left w:val="single" w:color="F2C500" w:sz="24" w:space="10"/>
-          <w:right w:val="none"/>
-        </w:pBdr>
-        <w:shd w:fill="FBFBE9" w:color="auto" w:val="clear"/>
-        <w:spacing w:after="160" w:before="60" w:line="264"/>
-        <w:ind w:left="120" w:right="120"/>
-      </w:pPr>
-      <w:r>
-        <w:rPr>
-          <w:rFonts w:ascii="Times New Roman" w:cs="Times New Roman" w:eastAsia="Times New Roman" w:hAnsi="Times New Roman"/>
-          <w:b/>
-          <w:bCs/>
-          <w:color w:val="17488E"/>
-          <w:sz w:val="20"/>
-          <w:szCs w:val="20"/>
-        </w:rPr>
-        <w:t xml:space="preserve">Note.  </w:t>
-      </w:r>
-      <w:r>
-        <w:rPr>
-          <w:rFonts w:ascii="Times New Roman" w:cs="Times New Roman" w:eastAsia="Times New Roman" w:hAnsi="Times New Roman"/>
-          <w:color w:val="30414F"/>
-          <w:sz w:val="20"/>
-          <w:szCs w:val="20"/>
-        </w:rPr>
-        <w:t xml:space="preserve">The user interface (menus, buttons and labels) is fully bilingual. Individual articles and pages appear in Kiswahili where a Kiswahili version has been authored in the CMS; otherwise the English text is shown. Part B, Chapter 10 explains how staff add Kiswahili content.</w:t>
-      </w:r>
-    </w:p>
-    <w:p>
-      <w:r>
-        <w:br w:type="page"/>
-      </w:r>
-    </w:p>
-    <w:p>
-      <w:pPr>
-        <w:spacing w:after="0" w:before="1600"/>
-        <w:jc w:val="center"/>
-      </w:pPr>
-      <w:r>
-        <w:rPr>
-          <w:rFonts w:ascii="Times New Roman" w:cs="Times New Roman" w:eastAsia="Times New Roman" w:hAnsi="Times New Roman"/>
-          <w:b/>
-          <w:bCs/>
-          <w:color w:val="F2C500"/>
-          <w:sz w:val="28"/>
-          <w:szCs w:val="28"/>
-        </w:rPr>
-        <w:t xml:space="preserve">PART A</w:t>
-      </w:r>
-    </w:p>
-    <w:p>
-      <w:pPr>
-        <w:spacing w:after="40"/>
-        <w:jc w:val="center"/>
-      </w:pPr>
-      <w:r>
-        <w:rPr>
-          <w:rFonts w:ascii="Times New Roman" w:cs="Times New Roman" w:eastAsia="Times New Roman" w:hAnsi="Times New Roman"/>
-          <w:b/>
-          <w:bCs/>
-          <w:color w:val="17488E"/>
-          <w:sz w:val="56"/>
-          <w:szCs w:val="56"/>
-        </w:rPr>
-        <w:t xml:space="preserve">End-User Guide</w:t>
-      </w:r>
-    </w:p>
-    <w:p>
-      <w:pPr>
-        <w:jc w:val="center"/>
-      </w:pPr>
-      <w:r>
-        <w:rPr>
-          <w:rFonts w:ascii="Times New Roman" w:cs="Times New Roman" w:eastAsia="Times New Roman" w:hAnsi="Times New Roman"/>
-          <w:i/>
-          <w:iCs/>
-          <w:color w:val="4B5563"/>
-          <w:sz w:val="24"/>
-          <w:szCs w:val="24"/>
-        </w:rPr>
-        <w:t xml:space="preserve">For the public, clients and stakeholders of TIRDO</w:t>
-      </w:r>
-    </w:p>
-    <w:p>
-      <w:r>
-        <w:br w:type="page"/>
-      </w:r>
-    </w:p>
-    <w:p>
-      <w:pPr>
-        <w:pStyle w:val="Heading1"/>
-        <w:spacing w:after="120" w:before="320"/>
-      </w:pPr>
-      <w:r>
-        <w:rPr>
-          <w:rFonts w:ascii="Times New Roman" w:cs="Times New Roman" w:eastAsia="Times New Roman" w:hAnsi="Times New Roman"/>
-          <w:b/>
-          <w:bCs/>
-          <w:color w:val="17488E"/>
-          <w:sz w:val="32"/>
-          <w:szCs w:val="32"/>
-        </w:rPr>
-        <w:t xml:space="preserve">3. The home page</w:t>
-      </w:r>
-    </w:p>
-    <w:p>
-      <w:pPr>
-        <w:pBdr>
-          <w:top w:val="none"/>
-          <w:bottom w:val="none"/>
-          <w:left w:val="single" w:color="007E93" w:sz="24" w:space="10"/>
-          <w:right w:val="none"/>
-        </w:pBdr>
-        <w:shd w:fill="EEF3F5" w:color="auto" w:val="clear"/>
-        <w:spacing w:after="200" w:before="60" w:line="264"/>
-        <w:ind w:left="120" w:right="120"/>
-      </w:pPr>
-      <w:r>
-        <w:rPr>
-          <w:rFonts w:ascii="Times New Roman" w:cs="Times New Roman" w:eastAsia="Times New Roman" w:hAnsi="Times New Roman"/>
-          <w:i/>
-          <w:iCs/>
-          <w:color w:val="30414F"/>
-          <w:sz w:val="24"/>
-          <w:szCs w:val="24"/>
-        </w:rPr>
-        <w:t xml:space="preserve">The home page is the starting point for visitors. This chapter explains the main areas you will see and the quick ways to reach services, news and the feedback features.</w:t>
+        <w:t xml:space="preserve">Featured service cards and the leadership message on the home page.</w:t>
       </w:r>
     </w:p>
     <w:p>
@@ -2455,7 +2503,7 @@
           <w:sz w:val="24"/>
           <w:szCs w:val="24"/>
         </w:rPr>
-        <w:t xml:space="preserve">The home page opens with a rotating hero banner highlighting TIRDO's work. As you scroll you will find featured services, a leadership message, the latest news, and a prominent invitation to give feedback.</w:t>
+        <w:t xml:space="preserve">Near the foot of the home page is a teal band inviting you to rate a service you have used, with two buttons: Give feedback and Customer Service Charter. The footer below carries contact details and quick links.</w:t>
       </w:r>
     </w:p>
     <w:p>
@@ -2524,7 +2572,7 @@
           <w:sz w:val="20"/>
           <w:szCs w:val="20"/>
         </w:rPr>
-        <w:t xml:space="preserve">Figure 5.  </w:t>
+        <w:t xml:space="preserve">Figure 6.  </w:t>
       </w:r>
       <w:r>
         <w:rPr>
@@ -2535,7 +2583,48 @@
           <w:sz w:val="20"/>
           <w:szCs w:val="20"/>
         </w:rPr>
-        <w:t xml:space="preserve">Featured service cards and the leadership message on the home page.</w:t>
+        <w:t xml:space="preserve">The “Give feedback” call-to-action band and the site footer.</w:t>
+      </w:r>
+    </w:p>
+    <w:p>
+      <w:pPr>
+        <w:pStyle w:val="Heading1"/>
+        <w:spacing w:after="120" w:before="320"/>
+      </w:pPr>
+      <w:r>
+        <w:rPr>
+          <w:rFonts w:ascii="Times New Roman" w:cs="Times New Roman" w:eastAsia="Times New Roman" w:hAnsi="Times New Roman"/>
+          <w:b/>
+          <w:bCs/>
+          <w:color w:val="17488E"/>
+          <w:sz w:val="32"/>
+          <w:szCs w:val="32"/>
+        </w:rPr>
+        <w:t xml:space="preserve">4. Finding and requesting services</w:t>
+      </w:r>
+    </w:p>
+    <w:p>
+      <w:pPr>
+        <w:pBdr>
+          <w:top w:val="none"/>
+          <w:bottom w:val="none"/>
+          <w:left w:val="single" w:color="007E93" w:sz="24" w:space="10"/>
+          <w:right w:val="none"/>
+        </w:pBdr>
+        <w:shd w:fill="EEF3F5" w:color="auto" w:val="clear"/>
+        <w:spacing w:after="200" w:before="60" w:line="264"/>
+        <w:ind w:left="120" w:right="120"/>
+      </w:pPr>
+      <w:r>
+        <w:rPr>
+          <w:rFonts w:ascii="Times New Roman" w:cs="Times New Roman" w:eastAsia="Times New Roman" w:hAnsi="Times New Roman"/>
+          <w:i/>
+          <w:iCs/>
+          <w:color w:val="30414F"/>
+          <w:sz w:val="24"/>
+          <w:szCs w:val="24"/>
+        </w:rPr>
+        <w:t xml:space="preserve">This chapter shows how to explore the services TIRDO offers industry and how to ask for one.</w:t>
       </w:r>
     </w:p>
     <w:p>
@@ -2549,7 +2638,104 @@
           <w:sz w:val="24"/>
           <w:szCs w:val="24"/>
         </w:rPr>
-        <w:t xml:space="preserve">Near the foot of the home page is a teal band inviting you to rate a service you have used, with two buttons: Give feedback and Customer Service Charter. The footer below carries contact details and quick links.</w:t>
+        <w:t xml:space="preserve">Open Services from the menu to see TIRDO's main service areas — research and consultancy, energy auditing, feasibility studies, laboratory analytical services, and training. Each service has its own page describing what is offered, who it is for, and how to request it.</w:t>
+      </w:r>
+    </w:p>
+    <w:p>
+      <w:pPr>
+        <w:pStyle w:val="ListParagraph"/>
+        <w:numPr>
+          <w:ilvl w:val="0"/>
+          <w:numId w:val="5"/>
+        </w:numPr>
+        <w:spacing w:after="90" w:line="264"/>
+      </w:pPr>
+      <w:r>
+        <w:rPr>
+          <w:rFonts w:ascii="Times New Roman" w:cs="Times New Roman" w:eastAsia="Times New Roman" w:hAnsi="Times New Roman"/>
+          <w:color w:val="1F2937"/>
+          <w:sz w:val="24"/>
+          <w:szCs w:val="24"/>
+        </w:rPr>
+        <w:t xml:space="preserve">From the menu, open </w:t>
+      </w:r>
+      <w:r>
+        <w:rPr>
+          <w:rFonts w:ascii="Times New Roman" w:cs="Times New Roman" w:eastAsia="Times New Roman" w:hAnsi="Times New Roman"/>
+          <w:b/>
+          <w:bCs/>
+          <w:color w:val="1F2937"/>
+          <w:sz w:val="24"/>
+          <w:szCs w:val="24"/>
+        </w:rPr>
+        <w:t xml:space="preserve">Services</w:t>
+      </w:r>
+      <w:r>
+        <w:rPr>
+          <w:rFonts w:ascii="Times New Roman" w:cs="Times New Roman" w:eastAsia="Times New Roman" w:hAnsi="Times New Roman"/>
+          <w:color w:val="1F2937"/>
+          <w:sz w:val="24"/>
+          <w:szCs w:val="24"/>
+        </w:rPr>
+        <w:t xml:space="preserve"> and choose a service area.</w:t>
+      </w:r>
+    </w:p>
+    <w:p>
+      <w:pPr>
+        <w:pStyle w:val="ListParagraph"/>
+        <w:numPr>
+          <w:ilvl w:val="0"/>
+          <w:numId w:val="5"/>
+        </w:numPr>
+        <w:spacing w:after="90" w:line="264"/>
+      </w:pPr>
+      <w:r>
+        <w:rPr>
+          <w:rFonts w:ascii="Times New Roman" w:cs="Times New Roman" w:eastAsia="Times New Roman" w:hAnsi="Times New Roman"/>
+          <w:color w:val="1F2937"/>
+          <w:sz w:val="24"/>
+          <w:szCs w:val="24"/>
+        </w:rPr>
+        <w:t xml:space="preserve">Read the description of capabilities and typical turnaround.</w:t>
+      </w:r>
+    </w:p>
+    <w:p>
+      <w:pPr>
+        <w:pStyle w:val="ListParagraph"/>
+        <w:numPr>
+          <w:ilvl w:val="0"/>
+          <w:numId w:val="5"/>
+        </w:numPr>
+        <w:spacing w:after="90" w:line="264"/>
+      </w:pPr>
+      <w:r>
+        <w:rPr>
+          <w:rFonts w:ascii="Times New Roman" w:cs="Times New Roman" w:eastAsia="Times New Roman" w:hAnsi="Times New Roman"/>
+          <w:color w:val="1F2937"/>
+          <w:sz w:val="24"/>
+          <w:szCs w:val="24"/>
+        </w:rPr>
+        <w:t xml:space="preserve">To ask for the service, click </w:t>
+      </w:r>
+      <w:r>
+        <w:rPr>
+          <w:rFonts w:ascii="Times New Roman" w:cs="Times New Roman" w:eastAsia="Times New Roman" w:hAnsi="Times New Roman"/>
+          <w:b/>
+          <w:bCs/>
+          <w:color w:val="1F2937"/>
+          <w:sz w:val="24"/>
+          <w:szCs w:val="24"/>
+        </w:rPr>
+        <w:t xml:space="preserve">Contact TIRDO</w:t>
+      </w:r>
+      <w:r>
+        <w:rPr>
+          <w:rFonts w:ascii="Times New Roman" w:cs="Times New Roman" w:eastAsia="Times New Roman" w:hAnsi="Times New Roman"/>
+          <w:color w:val="1F2937"/>
+          <w:sz w:val="24"/>
+          <w:szCs w:val="24"/>
+        </w:rPr>
+        <w:t xml:space="preserve"> (or “Request this service”) and complete the enquiry form. A member of staff will respond.</w:t>
       </w:r>
     </w:p>
     <w:p>
@@ -2618,7 +2804,7 @@
           <w:sz w:val="20"/>
           <w:szCs w:val="20"/>
         </w:rPr>
-        <w:t xml:space="preserve">Figure 6.  </w:t>
+        <w:t xml:space="preserve">Figure 7.  </w:t>
       </w:r>
       <w:r>
         <w:rPr>
@@ -2629,7 +2815,7 @@
           <w:sz w:val="20"/>
           <w:szCs w:val="20"/>
         </w:rPr>
-        <w:t xml:space="preserve">The “Give feedback” call-to-action band and the site footer.</w:t>
+        <w:t xml:space="preserve">A service detail page with a “Request this service” panel and links to related services.</w:t>
       </w:r>
     </w:p>
     <w:p>
@@ -2646,7 +2832,7 @@
           <w:sz w:val="32"/>
           <w:szCs w:val="32"/>
         </w:rPr>
-        <w:t xml:space="preserve">4. Finding and requesting services</w:t>
+        <w:t xml:space="preserve">5. The Technology Catalogue</w:t>
       </w:r>
     </w:p>
     <w:p>
@@ -2670,21 +2856,7 @@
           <w:sz w:val="24"/>
           <w:szCs w:val="24"/>
         </w:rPr>
-        <w:t xml:space="preserve">This chapter shows how to explore the services TIRDO offers industry and how to ask for one.</w:t>
-      </w:r>
-    </w:p>
-    <w:p>
-      <w:pPr>
-        <w:spacing w:after="140" w:line="264"/>
-      </w:pPr>
-      <w:r>
-        <w:rPr>
-          <w:rFonts w:ascii="Times New Roman" w:cs="Times New Roman" w:eastAsia="Times New Roman" w:hAnsi="Times New Roman"/>
-          <w:color w:val="1F2937"/>
-          <w:sz w:val="24"/>
-          <w:szCs w:val="24"/>
-        </w:rPr>
-        <w:t xml:space="preserve">Open Services from the menu to see TIRDO's main service areas — research and consultancy, energy auditing, feasibility studies, laboratory analytical services, and training. Each service has its own page describing what is offered, who it is for, and how to request it.</w:t>
+        <w:t xml:space="preserve">The Technology Catalogue lists technologies TIRDO has developed that are available for transfer, licensing or adoption. This chapter explains how to browse and filter it.</w:t>
       </w:r>
     </w:p>
     <w:p>
@@ -2692,7 +2864,7 @@
         <w:pStyle w:val="ListParagraph"/>
         <w:numPr>
           <w:ilvl w:val="0"/>
-          <w:numId w:val="5"/>
+          <w:numId w:val="6"/>
         </w:numPr>
         <w:spacing w:after="90" w:line="264"/>
       </w:pPr>
@@ -2714,16 +2886,16 @@
           <w:sz w:val="24"/>
           <w:szCs w:val="24"/>
         </w:rPr>
-        <w:t xml:space="preserve">Services</w:t>
-      </w:r>
-      <w:r>
-        <w:rPr>
-          <w:rFonts w:ascii="Times New Roman" w:cs="Times New Roman" w:eastAsia="Times New Roman" w:hAnsi="Times New Roman"/>
-          <w:color w:val="1F2937"/>
-          <w:sz w:val="24"/>
-          <w:szCs w:val="24"/>
-        </w:rPr>
-        <w:t xml:space="preserve"> and choose a service area.</w:t>
+        <w:t xml:space="preserve">Research &amp; Innovation → Technology Catalogue</w:t>
+      </w:r>
+      <w:r>
+        <w:rPr>
+          <w:rFonts w:ascii="Times New Roman" w:cs="Times New Roman" w:eastAsia="Times New Roman" w:hAnsi="Times New Roman"/>
+          <w:color w:val="1F2937"/>
+          <w:sz w:val="24"/>
+          <w:szCs w:val="24"/>
+        </w:rPr>
+        <w:t xml:space="preserve">.</w:t>
       </w:r>
     </w:p>
     <w:p>
@@ -2731,7 +2903,7 @@
         <w:pStyle w:val="ListParagraph"/>
         <w:numPr>
           <w:ilvl w:val="0"/>
-          <w:numId w:val="5"/>
+          <w:numId w:val="6"/>
         </w:numPr>
         <w:spacing w:after="90" w:line="264"/>
       </w:pPr>
@@ -2742,7 +2914,47 @@
           <w:sz w:val="24"/>
           <w:szCs w:val="24"/>
         </w:rPr>
-        <w:t xml:space="preserve">Read the description of capabilities and typical turnaround.</w:t>
+        <w:t xml:space="preserve">Narrow the list using the </w:t>
+      </w:r>
+      <w:r>
+        <w:rPr>
+          <w:rFonts w:ascii="Times New Roman" w:cs="Times New Roman" w:eastAsia="Times New Roman" w:hAnsi="Times New Roman"/>
+          <w:b/>
+          <w:bCs/>
+          <w:color w:val="1F2937"/>
+          <w:sz w:val="24"/>
+          <w:szCs w:val="24"/>
+        </w:rPr>
+        <w:t xml:space="preserve">Sector</w:t>
+      </w:r>
+      <w:r>
+        <w:rPr>
+          <w:rFonts w:ascii="Times New Roman" w:cs="Times New Roman" w:eastAsia="Times New Roman" w:hAnsi="Times New Roman"/>
+          <w:color w:val="1F2937"/>
+          <w:sz w:val="24"/>
+          <w:szCs w:val="24"/>
+        </w:rPr>
+        <w:t xml:space="preserve"> filters (Energy, Food &amp; Biotechnology, Materials &amp; Engineering, Environment, Textile &amp; Leather, ICT &amp; Digital) and the </w:t>
+      </w:r>
+      <w:r>
+        <w:rPr>
+          <w:rFonts w:ascii="Times New Roman" w:cs="Times New Roman" w:eastAsia="Times New Roman" w:hAnsi="Times New Roman"/>
+          <w:b/>
+          <w:bCs/>
+          <w:color w:val="1F2937"/>
+          <w:sz w:val="24"/>
+          <w:szCs w:val="24"/>
+        </w:rPr>
+        <w:t xml:space="preserve">Maturity</w:t>
+      </w:r>
+      <w:r>
+        <w:rPr>
+          <w:rFonts w:ascii="Times New Roman" w:cs="Times New Roman" w:eastAsia="Times New Roman" w:hAnsi="Times New Roman"/>
+          <w:color w:val="1F2937"/>
+          <w:sz w:val="24"/>
+          <w:szCs w:val="24"/>
+        </w:rPr>
+        <w:t xml:space="preserve"> filters (Pilot, Commercial, Mature).</w:t>
       </w:r>
     </w:p>
     <w:p>
@@ -2750,7 +2962,7 @@
         <w:pStyle w:val="ListParagraph"/>
         <w:numPr>
           <w:ilvl w:val="0"/>
-          <w:numId w:val="5"/>
+          <w:numId w:val="6"/>
         </w:numPr>
         <w:spacing w:after="90" w:line="264"/>
       </w:pPr>
@@ -2761,27 +2973,7 @@
           <w:sz w:val="24"/>
           <w:szCs w:val="24"/>
         </w:rPr>
-        <w:t xml:space="preserve">To ask for the service, click </w:t>
-      </w:r>
-      <w:r>
-        <w:rPr>
-          <w:rFonts w:ascii="Times New Roman" w:cs="Times New Roman" w:eastAsia="Times New Roman" w:hAnsi="Times New Roman"/>
-          <w:b/>
-          <w:bCs/>
-          <w:color w:val="1F2937"/>
-          <w:sz w:val="24"/>
-          <w:szCs w:val="24"/>
-        </w:rPr>
-        <w:t xml:space="preserve">Contact TIRDO</w:t>
-      </w:r>
-      <w:r>
-        <w:rPr>
-          <w:rFonts w:ascii="Times New Roman" w:cs="Times New Roman" w:eastAsia="Times New Roman" w:hAnsi="Times New Roman"/>
-          <w:color w:val="1F2937"/>
-          <w:sz w:val="24"/>
-          <w:szCs w:val="24"/>
-        </w:rPr>
-        <w:t xml:space="preserve"> (or “Request this service”) and complete the enquiry form. A member of staff will respond.</w:t>
+        <w:t xml:space="preserve">Click a technology card to read its full profile.</w:t>
       </w:r>
     </w:p>
     <w:p>
@@ -2850,7 +3042,7 @@
           <w:sz w:val="20"/>
           <w:szCs w:val="20"/>
         </w:rPr>
-        <w:t xml:space="preserve">Figure 7.  </w:t>
+        <w:t xml:space="preserve">Figure 8.  </w:t>
       </w:r>
       <w:r>
         <w:rPr>
@@ -2861,7 +3053,7 @@
           <w:sz w:val="20"/>
           <w:szCs w:val="20"/>
         </w:rPr>
-        <w:t xml:space="preserve">A service detail page with a “Request this service” panel and links to related services.</w:t>
+        <w:t xml:space="preserve">The Technology Catalogue with sector and maturity filters.</w:t>
       </w:r>
     </w:p>
     <w:p>
@@ -2878,7 +3070,7 @@
           <w:sz w:val="32"/>
           <w:szCs w:val="32"/>
         </w:rPr>
-        <w:t xml:space="preserve">5. The Technology Catalogue</w:t>
+        <w:t xml:space="preserve">6. News &amp; announcements</w:t>
       </w:r>
     </w:p>
     <w:p>
@@ -2902,124 +3094,21 @@
           <w:sz w:val="24"/>
           <w:szCs w:val="24"/>
         </w:rPr>
-        <w:t xml:space="preserve">The Technology Catalogue lists technologies TIRDO has developed that are available for transfer, licensing or adoption. This chapter explains how to browse and filter it.</w:t>
-      </w:r>
-    </w:p>
-    <w:p>
-      <w:pPr>
-        <w:pStyle w:val="ListParagraph"/>
-        <w:numPr>
-          <w:ilvl w:val="0"/>
-          <w:numId w:val="6"/>
-        </w:numPr>
-        <w:spacing w:after="90" w:line="264"/>
-      </w:pPr>
-      <w:r>
-        <w:rPr>
-          <w:rFonts w:ascii="Times New Roman" w:cs="Times New Roman" w:eastAsia="Times New Roman" w:hAnsi="Times New Roman"/>
-          <w:color w:val="1F2937"/>
-          <w:sz w:val="24"/>
-          <w:szCs w:val="24"/>
-        </w:rPr>
-        <w:t xml:space="preserve">From the menu, open </w:t>
-      </w:r>
-      <w:r>
-        <w:rPr>
-          <w:rFonts w:ascii="Times New Roman" w:cs="Times New Roman" w:eastAsia="Times New Roman" w:hAnsi="Times New Roman"/>
-          <w:b/>
-          <w:bCs/>
-          <w:color w:val="1F2937"/>
-          <w:sz w:val="24"/>
-          <w:szCs w:val="24"/>
-        </w:rPr>
-        <w:t xml:space="preserve">Research &amp; Innovation → Technology Catalogue</w:t>
-      </w:r>
-      <w:r>
-        <w:rPr>
-          <w:rFonts w:ascii="Times New Roman" w:cs="Times New Roman" w:eastAsia="Times New Roman" w:hAnsi="Times New Roman"/>
-          <w:color w:val="1F2937"/>
-          <w:sz w:val="24"/>
-          <w:szCs w:val="24"/>
-        </w:rPr>
-        <w:t xml:space="preserve">.</w:t>
-      </w:r>
-    </w:p>
-    <w:p>
-      <w:pPr>
-        <w:pStyle w:val="ListParagraph"/>
-        <w:numPr>
-          <w:ilvl w:val="0"/>
-          <w:numId w:val="6"/>
-        </w:numPr>
-        <w:spacing w:after="90" w:line="264"/>
-      </w:pPr>
-      <w:r>
-        <w:rPr>
-          <w:rFonts w:ascii="Times New Roman" w:cs="Times New Roman" w:eastAsia="Times New Roman" w:hAnsi="Times New Roman"/>
-          <w:color w:val="1F2937"/>
-          <w:sz w:val="24"/>
-          <w:szCs w:val="24"/>
-        </w:rPr>
-        <w:t xml:space="preserve">Narrow the list using the </w:t>
-      </w:r>
-      <w:r>
-        <w:rPr>
-          <w:rFonts w:ascii="Times New Roman" w:cs="Times New Roman" w:eastAsia="Times New Roman" w:hAnsi="Times New Roman"/>
-          <w:b/>
-          <w:bCs/>
-          <w:color w:val="1F2937"/>
-          <w:sz w:val="24"/>
-          <w:szCs w:val="24"/>
-        </w:rPr>
-        <w:t xml:space="preserve">Sector</w:t>
-      </w:r>
-      <w:r>
-        <w:rPr>
-          <w:rFonts w:ascii="Times New Roman" w:cs="Times New Roman" w:eastAsia="Times New Roman" w:hAnsi="Times New Roman"/>
-          <w:color w:val="1F2937"/>
-          <w:sz w:val="24"/>
-          <w:szCs w:val="24"/>
-        </w:rPr>
-        <w:t xml:space="preserve"> filters (Energy, Food &amp; Biotechnology, Materials &amp; Engineering, Environment, Textile &amp; Leather, ICT &amp; Digital) and the </w:t>
-      </w:r>
-      <w:r>
-        <w:rPr>
-          <w:rFonts w:ascii="Times New Roman" w:cs="Times New Roman" w:eastAsia="Times New Roman" w:hAnsi="Times New Roman"/>
-          <w:b/>
-          <w:bCs/>
-          <w:color w:val="1F2937"/>
-          <w:sz w:val="24"/>
-          <w:szCs w:val="24"/>
-        </w:rPr>
-        <w:t xml:space="preserve">Maturity</w:t>
-      </w:r>
-      <w:r>
-        <w:rPr>
-          <w:rFonts w:ascii="Times New Roman" w:cs="Times New Roman" w:eastAsia="Times New Roman" w:hAnsi="Times New Roman"/>
-          <w:color w:val="1F2937"/>
-          <w:sz w:val="24"/>
-          <w:szCs w:val="24"/>
-        </w:rPr>
-        <w:t xml:space="preserve"> filters (Pilot, Commercial, Mature).</w:t>
-      </w:r>
-    </w:p>
-    <w:p>
-      <w:pPr>
-        <w:pStyle w:val="ListParagraph"/>
-        <w:numPr>
-          <w:ilvl w:val="0"/>
-          <w:numId w:val="6"/>
-        </w:numPr>
-        <w:spacing w:after="90" w:line="264"/>
-      </w:pPr>
-      <w:r>
-        <w:rPr>
-          <w:rFonts w:ascii="Times New Roman" w:cs="Times New Roman" w:eastAsia="Times New Roman" w:hAnsi="Times New Roman"/>
-          <w:color w:val="1F2937"/>
-          <w:sz w:val="24"/>
-          <w:szCs w:val="24"/>
-        </w:rPr>
-        <w:t xml:space="preserve">Click a technology card to read its full profile.</w:t>
+        <w:t xml:space="preserve">Keep up with TIRDO's latest activities, milestones and events here.</w:t>
+      </w:r>
+    </w:p>
+    <w:p>
+      <w:pPr>
+        <w:spacing w:after="140" w:line="264"/>
+      </w:pPr>
+      <w:r>
+        <w:rPr>
+          <w:rFonts w:ascii="Times New Roman" w:cs="Times New Roman" w:eastAsia="Times New Roman" w:hAnsi="Times New Roman"/>
+          <w:color w:val="1F2937"/>
+          <w:sz w:val="24"/>
+          <w:szCs w:val="24"/>
+        </w:rPr>
+        <w:t xml:space="preserve">Open Media Centre → News &amp; Announcements to see the most recent stories. Each card shows a picture, date, title and a short summary. Click Read more to open the full article.</w:t>
       </w:r>
     </w:p>
     <w:p>
@@ -3088,7 +3177,7 @@
           <w:sz w:val="20"/>
           <w:szCs w:val="20"/>
         </w:rPr>
-        <w:t xml:space="preserve">Figure 8.  </w:t>
+        <w:t xml:space="preserve">Figure 9.  </w:t>
       </w:r>
       <w:r>
         <w:rPr>
@@ -3099,7 +3188,7 @@
           <w:sz w:val="20"/>
           <w:szCs w:val="20"/>
         </w:rPr>
-        <w:t xml:space="preserve">The Technology Catalogue with sector and maturity filters.</w:t>
+        <w:t xml:space="preserve">The News &amp; Announcements listing.</w:t>
       </w:r>
     </w:p>
     <w:p>
@@ -3116,7 +3205,7 @@
           <w:sz w:val="32"/>
           <w:szCs w:val="32"/>
         </w:rPr>
-        <w:t xml:space="preserve">6. News &amp; announcements</w:t>
+        <w:t xml:space="preserve">7. Contacting TIRDO</w:t>
       </w:r>
     </w:p>
     <w:p>
@@ -3140,7 +3229,7 @@
           <w:sz w:val="24"/>
           <w:szCs w:val="24"/>
         </w:rPr>
-        <w:t xml:space="preserve">Keep up with TIRDO's latest activities, milestones and events here.</w:t>
+        <w:t xml:space="preserve">This chapter covers the ways to reach TIRDO and how to send an enquiry online.</w:t>
       </w:r>
     </w:p>
     <w:p>
@@ -3154,7 +3243,104 @@
           <w:sz w:val="24"/>
           <w:szCs w:val="24"/>
         </w:rPr>
-        <w:t xml:space="preserve">Open Media Centre → News &amp; Announcements to see the most recent stories. Each card shows a picture, date, title and a short summary. Click Read more to open the full article.</w:t>
+        <w:t xml:space="preserve">Open Contact Us for TIRDO's address, telephone numbers, email and working hours, together with a map and an enquiry form.</w:t>
+      </w:r>
+    </w:p>
+    <w:p>
+      <w:pPr>
+        <w:pStyle w:val="ListParagraph"/>
+        <w:numPr>
+          <w:ilvl w:val="0"/>
+          <w:numId w:val="7"/>
+        </w:numPr>
+        <w:spacing w:after="90" w:line="264"/>
+      </w:pPr>
+      <w:r>
+        <w:rPr>
+          <w:rFonts w:ascii="Times New Roman" w:cs="Times New Roman" w:eastAsia="Times New Roman" w:hAnsi="Times New Roman"/>
+          <w:color w:val="1F2937"/>
+          <w:sz w:val="24"/>
+          <w:szCs w:val="24"/>
+        </w:rPr>
+        <w:t xml:space="preserve">Open </w:t>
+      </w:r>
+      <w:r>
+        <w:rPr>
+          <w:rFonts w:ascii="Times New Roman" w:cs="Times New Roman" w:eastAsia="Times New Roman" w:hAnsi="Times New Roman"/>
+          <w:b/>
+          <w:bCs/>
+          <w:color w:val="1F2937"/>
+          <w:sz w:val="24"/>
+          <w:szCs w:val="24"/>
+        </w:rPr>
+        <w:t xml:space="preserve">Contact Us</w:t>
+      </w:r>
+      <w:r>
+        <w:rPr>
+          <w:rFonts w:ascii="Times New Roman" w:cs="Times New Roman" w:eastAsia="Times New Roman" w:hAnsi="Times New Roman"/>
+          <w:color w:val="1F2937"/>
+          <w:sz w:val="24"/>
+          <w:szCs w:val="24"/>
+        </w:rPr>
+        <w:t xml:space="preserve"> from the menu.</w:t>
+      </w:r>
+    </w:p>
+    <w:p>
+      <w:pPr>
+        <w:pStyle w:val="ListParagraph"/>
+        <w:numPr>
+          <w:ilvl w:val="0"/>
+          <w:numId w:val="7"/>
+        </w:numPr>
+        <w:spacing w:after="90" w:line="264"/>
+      </w:pPr>
+      <w:r>
+        <w:rPr>
+          <w:rFonts w:ascii="Times New Roman" w:cs="Times New Roman" w:eastAsia="Times New Roman" w:hAnsi="Times New Roman"/>
+          <w:color w:val="1F2937"/>
+          <w:sz w:val="24"/>
+          <w:szCs w:val="24"/>
+        </w:rPr>
+        <w:t xml:space="preserve">Complete the Full name, Email, Subject and Message fields (Phone and Organization are optional).</w:t>
+      </w:r>
+    </w:p>
+    <w:p>
+      <w:pPr>
+        <w:pStyle w:val="ListParagraph"/>
+        <w:numPr>
+          <w:ilvl w:val="0"/>
+          <w:numId w:val="7"/>
+        </w:numPr>
+        <w:spacing w:after="90" w:line="264"/>
+      </w:pPr>
+      <w:r>
+        <w:rPr>
+          <w:rFonts w:ascii="Times New Roman" w:cs="Times New Roman" w:eastAsia="Times New Roman" w:hAnsi="Times New Roman"/>
+          <w:color w:val="1F2937"/>
+          <w:sz w:val="24"/>
+          <w:szCs w:val="24"/>
+        </w:rPr>
+        <w:t xml:space="preserve">Click </w:t>
+      </w:r>
+      <w:r>
+        <w:rPr>
+          <w:rFonts w:ascii="Times New Roman" w:cs="Times New Roman" w:eastAsia="Times New Roman" w:hAnsi="Times New Roman"/>
+          <w:b/>
+          <w:bCs/>
+          <w:color w:val="1F2937"/>
+          <w:sz w:val="24"/>
+          <w:szCs w:val="24"/>
+        </w:rPr>
+        <w:t xml:space="preserve">Send message</w:t>
+      </w:r>
+      <w:r>
+        <w:rPr>
+          <w:rFonts w:ascii="Times New Roman" w:cs="Times New Roman" w:eastAsia="Times New Roman" w:hAnsi="Times New Roman"/>
+          <w:color w:val="1F2937"/>
+          <w:sz w:val="24"/>
+          <w:szCs w:val="24"/>
+        </w:rPr>
+        <w:t xml:space="preserve">. The relevant TIRDO team receives your message by email and will reply.</w:t>
       </w:r>
     </w:p>
     <w:p>
@@ -3223,7 +3409,7 @@
           <w:sz w:val="20"/>
           <w:szCs w:val="20"/>
         </w:rPr>
-        <w:t xml:space="preserve">Figure 9.  </w:t>
+        <w:t xml:space="preserve">Figure 10.  </w:t>
       </w:r>
       <w:r>
         <w:rPr>
@@ -3234,7 +3420,40 @@
           <w:sz w:val="20"/>
           <w:szCs w:val="20"/>
         </w:rPr>
-        <w:t xml:space="preserve">The News &amp; Announcements listing.</w:t>
+        <w:t xml:space="preserve">The Contact Us page, with contact details and an enquiry form.</w:t>
+      </w:r>
+    </w:p>
+    <w:p>
+      <w:pPr>
+        <w:pBdr>
+          <w:top w:val="none"/>
+          <w:bottom w:val="none"/>
+          <w:left w:val="single" w:color="F2C500" w:sz="24" w:space="10"/>
+          <w:right w:val="none"/>
+        </w:pBdr>
+        <w:shd w:fill="FBFBE9" w:color="auto" w:val="clear"/>
+        <w:spacing w:after="160" w:before="60" w:line="264"/>
+        <w:ind w:left="120" w:right="120"/>
+      </w:pPr>
+      <w:r>
+        <w:rPr>
+          <w:rFonts w:ascii="Times New Roman" w:cs="Times New Roman" w:eastAsia="Times New Roman" w:hAnsi="Times New Roman"/>
+          <w:b/>
+          <w:bCs/>
+          <w:color w:val="17488E"/>
+          <w:sz w:val="20"/>
+          <w:szCs w:val="20"/>
+        </w:rPr>
+        <w:t xml:space="preserve">Tip.  </w:t>
+      </w:r>
+      <w:r>
+        <w:rPr>
+          <w:rFonts w:ascii="Times New Roman" w:cs="Times New Roman" w:eastAsia="Times New Roman" w:hAnsi="Times New Roman"/>
+          <w:color w:val="30414F"/>
+          <w:sz w:val="20"/>
+          <w:szCs w:val="20"/>
+        </w:rPr>
+        <w:t xml:space="preserve">For a comment about a service you have already received — a compliment, complaint, suggestion or rating — use the feedback feature in Chapter 8 instead of the general enquiry form.</w:t>
       </w:r>
     </w:p>
     <w:p>
@@ -3251,7 +3470,7 @@
           <w:sz w:val="32"/>
           <w:szCs w:val="32"/>
         </w:rPr>
-        <w:t xml:space="preserve">7. Contacting TIRDO</w:t>
+        <w:t xml:space="preserve">8. Giving feedback and rating a service</w:t>
       </w:r>
     </w:p>
     <w:p>
@@ -3275,7 +3494,24 @@
           <w:sz w:val="24"/>
           <w:szCs w:val="24"/>
         </w:rPr>
-        <w:t xml:space="preserve">This chapter covers the ways to reach TIRDO and how to send an enquiry online.</w:t>
+        <w:t xml:space="preserve">This chapter explains the stakeholder feedback mechanism — how to rate a TIRDO service and send a compliment, complaint, suggestion or enquiry. Your feedback helps TIRDO measure and improve its services.</w:t>
+      </w:r>
+    </w:p>
+    <w:p>
+      <w:pPr>
+        <w:pStyle w:val="Heading2"/>
+        <w:spacing w:after="100" w:before="240"/>
+      </w:pPr>
+      <w:r>
+        <w:rPr>
+          <w:rFonts w:ascii="Times New Roman" w:cs="Times New Roman" w:eastAsia="Times New Roman" w:hAnsi="Times New Roman"/>
+          <w:b/>
+          <w:bCs/>
+          <w:color w:val="007E93"/>
+          <w:sz w:val="28"/>
+          <w:szCs w:val="28"/>
+        </w:rPr>
+        <w:t xml:space="preserve">8.1 Opening the feedback page</w:t>
       </w:r>
     </w:p>
     <w:p>
@@ -3289,104 +3525,7 @@
           <w:sz w:val="24"/>
           <w:szCs w:val="24"/>
         </w:rPr>
-        <w:t xml:space="preserve">Open Contact Us for TIRDO's address, telephone numbers, email and working hours, together with a map and an enquiry form.</w:t>
-      </w:r>
-    </w:p>
-    <w:p>
-      <w:pPr>
-        <w:pStyle w:val="ListParagraph"/>
-        <w:numPr>
-          <w:ilvl w:val="0"/>
-          <w:numId w:val="7"/>
-        </w:numPr>
-        <w:spacing w:after="90" w:line="264"/>
-      </w:pPr>
-      <w:r>
-        <w:rPr>
-          <w:rFonts w:ascii="Times New Roman" w:cs="Times New Roman" w:eastAsia="Times New Roman" w:hAnsi="Times New Roman"/>
-          <w:color w:val="1F2937"/>
-          <w:sz w:val="24"/>
-          <w:szCs w:val="24"/>
-        </w:rPr>
-        <w:t xml:space="preserve">Open </w:t>
-      </w:r>
-      <w:r>
-        <w:rPr>
-          <w:rFonts w:ascii="Times New Roman" w:cs="Times New Roman" w:eastAsia="Times New Roman" w:hAnsi="Times New Roman"/>
-          <w:b/>
-          <w:bCs/>
-          <w:color w:val="1F2937"/>
-          <w:sz w:val="24"/>
-          <w:szCs w:val="24"/>
-        </w:rPr>
-        <w:t xml:space="preserve">Contact Us</w:t>
-      </w:r>
-      <w:r>
-        <w:rPr>
-          <w:rFonts w:ascii="Times New Roman" w:cs="Times New Roman" w:eastAsia="Times New Roman" w:hAnsi="Times New Roman"/>
-          <w:color w:val="1F2937"/>
-          <w:sz w:val="24"/>
-          <w:szCs w:val="24"/>
-        </w:rPr>
-        <w:t xml:space="preserve"> from the menu.</w:t>
-      </w:r>
-    </w:p>
-    <w:p>
-      <w:pPr>
-        <w:pStyle w:val="ListParagraph"/>
-        <w:numPr>
-          <w:ilvl w:val="0"/>
-          <w:numId w:val="7"/>
-        </w:numPr>
-        <w:spacing w:after="90" w:line="264"/>
-      </w:pPr>
-      <w:r>
-        <w:rPr>
-          <w:rFonts w:ascii="Times New Roman" w:cs="Times New Roman" w:eastAsia="Times New Roman" w:hAnsi="Times New Roman"/>
-          <w:color w:val="1F2937"/>
-          <w:sz w:val="24"/>
-          <w:szCs w:val="24"/>
-        </w:rPr>
-        <w:t xml:space="preserve">Complete the Full name, Email, Subject and Message fields (Phone and Organization are optional).</w:t>
-      </w:r>
-    </w:p>
-    <w:p>
-      <w:pPr>
-        <w:pStyle w:val="ListParagraph"/>
-        <w:numPr>
-          <w:ilvl w:val="0"/>
-          <w:numId w:val="7"/>
-        </w:numPr>
-        <w:spacing w:after="90" w:line="264"/>
-      </w:pPr>
-      <w:r>
-        <w:rPr>
-          <w:rFonts w:ascii="Times New Roman" w:cs="Times New Roman" w:eastAsia="Times New Roman" w:hAnsi="Times New Roman"/>
-          <w:color w:val="1F2937"/>
-          <w:sz w:val="24"/>
-          <w:szCs w:val="24"/>
-        </w:rPr>
-        <w:t xml:space="preserve">Click </w:t>
-      </w:r>
-      <w:r>
-        <w:rPr>
-          <w:rFonts w:ascii="Times New Roman" w:cs="Times New Roman" w:eastAsia="Times New Roman" w:hAnsi="Times New Roman"/>
-          <w:b/>
-          <w:bCs/>
-          <w:color w:val="1F2937"/>
-          <w:sz w:val="24"/>
-          <w:szCs w:val="24"/>
-        </w:rPr>
-        <w:t xml:space="preserve">Send message</w:t>
-      </w:r>
-      <w:r>
-        <w:rPr>
-          <w:rFonts w:ascii="Times New Roman" w:cs="Times New Roman" w:eastAsia="Times New Roman" w:hAnsi="Times New Roman"/>
-          <w:color w:val="1F2937"/>
-          <w:sz w:val="24"/>
-          <w:szCs w:val="24"/>
-        </w:rPr>
-        <w:t xml:space="preserve">. The relevant TIRDO team receives your message by email and will reply.</w:t>
+        <w:t xml:space="preserve">You can reach the feedback page in several ways: the Give feedback button on the home page, the Rate this service prompt on service pages, or the Give feedback link in the footer. All lead to the same page, /feedback.</w:t>
       </w:r>
     </w:p>
     <w:p>
@@ -3455,7 +3594,7 @@
           <w:sz w:val="20"/>
           <w:szCs w:val="20"/>
         </w:rPr>
-        <w:t xml:space="preserve">Figure 10.  </w:t>
+        <w:t xml:space="preserve">Figure 11.  </w:t>
       </w:r>
       <w:r>
         <w:rPr>
@@ -3466,81 +3605,7 @@
           <w:sz w:val="20"/>
           <w:szCs w:val="20"/>
         </w:rPr>
-        <w:t xml:space="preserve">The Contact Us page, with contact details and an enquiry form.</w:t>
-      </w:r>
-    </w:p>
-    <w:p>
-      <w:pPr>
-        <w:pBdr>
-          <w:top w:val="none"/>
-          <w:bottom w:val="none"/>
-          <w:left w:val="single" w:color="F2C500" w:sz="24" w:space="10"/>
-          <w:right w:val="none"/>
-        </w:pBdr>
-        <w:shd w:fill="FBFBE9" w:color="auto" w:val="clear"/>
-        <w:spacing w:after="160" w:before="60" w:line="264"/>
-        <w:ind w:left="120" w:right="120"/>
-      </w:pPr>
-      <w:r>
-        <w:rPr>
-          <w:rFonts w:ascii="Times New Roman" w:cs="Times New Roman" w:eastAsia="Times New Roman" w:hAnsi="Times New Roman"/>
-          <w:b/>
-          <w:bCs/>
-          <w:color w:val="17488E"/>
-          <w:sz w:val="20"/>
-          <w:szCs w:val="20"/>
-        </w:rPr>
-        <w:t xml:space="preserve">Tip.  </w:t>
-      </w:r>
-      <w:r>
-        <w:rPr>
-          <w:rFonts w:ascii="Times New Roman" w:cs="Times New Roman" w:eastAsia="Times New Roman" w:hAnsi="Times New Roman"/>
-          <w:color w:val="30414F"/>
-          <w:sz w:val="20"/>
-          <w:szCs w:val="20"/>
-        </w:rPr>
-        <w:t xml:space="preserve">For a comment about a service you have already received — a compliment, complaint, suggestion or rating — use the feedback feature in Chapter 8 instead of the general enquiry form.</w:t>
-      </w:r>
-    </w:p>
-    <w:p>
-      <w:pPr>
-        <w:pStyle w:val="Heading1"/>
-        <w:spacing w:after="120" w:before="320"/>
-      </w:pPr>
-      <w:r>
-        <w:rPr>
-          <w:rFonts w:ascii="Times New Roman" w:cs="Times New Roman" w:eastAsia="Times New Roman" w:hAnsi="Times New Roman"/>
-          <w:b/>
-          <w:bCs/>
-          <w:color w:val="17488E"/>
-          <w:sz w:val="32"/>
-          <w:szCs w:val="32"/>
-        </w:rPr>
-        <w:t xml:space="preserve">8. Giving feedback and rating a service</w:t>
-      </w:r>
-    </w:p>
-    <w:p>
-      <w:pPr>
-        <w:pBdr>
-          <w:top w:val="none"/>
-          <w:bottom w:val="none"/>
-          <w:left w:val="single" w:color="007E93" w:sz="24" w:space="10"/>
-          <w:right w:val="none"/>
-        </w:pBdr>
-        <w:shd w:fill="EEF3F5" w:color="auto" w:val="clear"/>
-        <w:spacing w:after="200" w:before="60" w:line="264"/>
-        <w:ind w:left="120" w:right="120"/>
-      </w:pPr>
-      <w:r>
-        <w:rPr>
-          <w:rFonts w:ascii="Times New Roman" w:cs="Times New Roman" w:eastAsia="Times New Roman" w:hAnsi="Times New Roman"/>
-          <w:i/>
-          <w:iCs/>
-          <w:color w:val="30414F"/>
-          <w:sz w:val="24"/>
-          <w:szCs w:val="24"/>
-        </w:rPr>
-        <w:t xml:space="preserve">This chapter explains the stakeholder feedback mechanism — how to rate a TIRDO service and send a compliment, complaint, suggestion or enquiry. Your feedback helps TIRDO measure and improve its services.</w:t>
+        <w:t xml:space="preserve">The feedback page: choose a feedback type and service area, then give a star rating.</w:t>
       </w:r>
     </w:p>
     <w:p>
@@ -3557,21 +3622,301 @@
           <w:sz w:val="28"/>
           <w:szCs w:val="28"/>
         </w:rPr>
-        <w:t xml:space="preserve">8.1 Opening the feedback page</w:t>
-      </w:r>
-    </w:p>
-    <w:p>
-      <w:pPr>
-        <w:spacing w:after="140" w:line="264"/>
-      </w:pPr>
-      <w:r>
-        <w:rPr>
-          <w:rFonts w:ascii="Times New Roman" w:cs="Times New Roman" w:eastAsia="Times New Roman" w:hAnsi="Times New Roman"/>
-          <w:color w:val="1F2937"/>
-          <w:sz w:val="24"/>
-          <w:szCs w:val="24"/>
-        </w:rPr>
-        <w:t xml:space="preserve">You can reach the feedback page in several ways: the Give feedback button on the home page, the Rate this service prompt on service pages, or the Give feedback link in the footer. All lead to the same page, /feedback.</w:t>
+        <w:t xml:space="preserve">8.2 Completing the form</w:t>
+      </w:r>
+    </w:p>
+    <w:p>
+      <w:pPr>
+        <w:pStyle w:val="ListParagraph"/>
+        <w:numPr>
+          <w:ilvl w:val="0"/>
+          <w:numId w:val="8"/>
+        </w:numPr>
+        <w:spacing w:after="90" w:line="264"/>
+      </w:pPr>
+      <w:r>
+        <w:rPr>
+          <w:rFonts w:ascii="Times New Roman" w:cs="Times New Roman" w:eastAsia="Times New Roman" w:hAnsi="Times New Roman"/>
+          <w:color w:val="1F2937"/>
+          <w:sz w:val="24"/>
+          <w:szCs w:val="24"/>
+        </w:rPr>
+        <w:t xml:space="preserve">Choose the </w:t>
+      </w:r>
+      <w:r>
+        <w:rPr>
+          <w:rFonts w:ascii="Times New Roman" w:cs="Times New Roman" w:eastAsia="Times New Roman" w:hAnsi="Times New Roman"/>
+          <w:b/>
+          <w:bCs/>
+          <w:color w:val="1F2937"/>
+          <w:sz w:val="24"/>
+          <w:szCs w:val="24"/>
+        </w:rPr>
+        <w:t xml:space="preserve">Type of feedback</w:t>
+      </w:r>
+      <w:r>
+        <w:rPr>
+          <w:rFonts w:ascii="Times New Roman" w:cs="Times New Roman" w:eastAsia="Times New Roman" w:hAnsi="Times New Roman"/>
+          <w:color w:val="1F2937"/>
+          <w:sz w:val="24"/>
+          <w:szCs w:val="24"/>
+        </w:rPr>
+        <w:t xml:space="preserve"> — Compliment, Complaint, Suggestion or Enquiry.</w:t>
+      </w:r>
+    </w:p>
+    <w:p>
+      <w:pPr>
+        <w:pStyle w:val="ListParagraph"/>
+        <w:numPr>
+          <w:ilvl w:val="0"/>
+          <w:numId w:val="8"/>
+        </w:numPr>
+        <w:spacing w:after="90" w:line="264"/>
+      </w:pPr>
+      <w:r>
+        <w:rPr>
+          <w:rFonts w:ascii="Times New Roman" w:cs="Times New Roman" w:eastAsia="Times New Roman" w:hAnsi="Times New Roman"/>
+          <w:color w:val="1F2937"/>
+          <w:sz w:val="24"/>
+          <w:szCs w:val="24"/>
+        </w:rPr>
+        <w:t xml:space="preserve">Choose the </w:t>
+      </w:r>
+      <w:r>
+        <w:rPr>
+          <w:rFonts w:ascii="Times New Roman" w:cs="Times New Roman" w:eastAsia="Times New Roman" w:hAnsi="Times New Roman"/>
+          <w:b/>
+          <w:bCs/>
+          <w:color w:val="1F2937"/>
+          <w:sz w:val="24"/>
+          <w:szCs w:val="24"/>
+        </w:rPr>
+        <w:t xml:space="preserve">Service area</w:t>
+      </w:r>
+      <w:r>
+        <w:rPr>
+          <w:rFonts w:ascii="Times New Roman" w:cs="Times New Roman" w:eastAsia="Times New Roman" w:hAnsi="Times New Roman"/>
+          <w:color w:val="1F2937"/>
+          <w:sz w:val="24"/>
+          <w:szCs w:val="24"/>
+        </w:rPr>
+        <w:t xml:space="preserve"> your feedback relates to (or leave it as General / Other).</w:t>
+      </w:r>
+    </w:p>
+    <w:p>
+      <w:pPr>
+        <w:pStyle w:val="ListParagraph"/>
+        <w:numPr>
+          <w:ilvl w:val="0"/>
+          <w:numId w:val="8"/>
+        </w:numPr>
+        <w:spacing w:after="90" w:line="264"/>
+      </w:pPr>
+      <w:r>
+        <w:rPr>
+          <w:rFonts w:ascii="Times New Roman" w:cs="Times New Roman" w:eastAsia="Times New Roman" w:hAnsi="Times New Roman"/>
+          <w:color w:val="1F2937"/>
+          <w:sz w:val="24"/>
+          <w:szCs w:val="24"/>
+        </w:rPr>
+        <w:t xml:space="preserve">Give a </w:t>
+      </w:r>
+      <w:r>
+        <w:rPr>
+          <w:rFonts w:ascii="Times New Roman" w:cs="Times New Roman" w:eastAsia="Times New Roman" w:hAnsi="Times New Roman"/>
+          <w:b/>
+          <w:bCs/>
+          <w:color w:val="1F2937"/>
+          <w:sz w:val="24"/>
+          <w:szCs w:val="24"/>
+        </w:rPr>
+        <w:t xml:space="preserve">star rating</w:t>
+      </w:r>
+      <w:r>
+        <w:rPr>
+          <w:rFonts w:ascii="Times New Roman" w:cs="Times New Roman" w:eastAsia="Times New Roman" w:hAnsi="Times New Roman"/>
+          <w:color w:val="1F2937"/>
+          <w:sz w:val="24"/>
+          <w:szCs w:val="24"/>
+        </w:rPr>
+        <w:t xml:space="preserve"> from 1 to 5 by clicking the stars.</w:t>
+      </w:r>
+    </w:p>
+    <w:p>
+      <w:pPr>
+        <w:pStyle w:val="ListParagraph"/>
+        <w:numPr>
+          <w:ilvl w:val="0"/>
+          <w:numId w:val="8"/>
+        </w:numPr>
+        <w:spacing w:after="90" w:line="264"/>
+      </w:pPr>
+      <w:r>
+        <w:rPr>
+          <w:rFonts w:ascii="Times New Roman" w:cs="Times New Roman" w:eastAsia="Times New Roman" w:hAnsi="Times New Roman"/>
+          <w:color w:val="1F2937"/>
+          <w:sz w:val="24"/>
+          <w:szCs w:val="24"/>
+        </w:rPr>
+        <w:t xml:space="preserve">Enter your </w:t>
+      </w:r>
+      <w:r>
+        <w:rPr>
+          <w:rFonts w:ascii="Times New Roman" w:cs="Times New Roman" w:eastAsia="Times New Roman" w:hAnsi="Times New Roman"/>
+          <w:b/>
+          <w:bCs/>
+          <w:color w:val="1F2937"/>
+          <w:sz w:val="24"/>
+          <w:szCs w:val="24"/>
+        </w:rPr>
+        <w:t xml:space="preserve">Full name</w:t>
+      </w:r>
+      <w:r>
+        <w:rPr>
+          <w:rFonts w:ascii="Times New Roman" w:cs="Times New Roman" w:eastAsia="Times New Roman" w:hAnsi="Times New Roman"/>
+          <w:color w:val="1F2937"/>
+          <w:sz w:val="24"/>
+          <w:szCs w:val="24"/>
+        </w:rPr>
+        <w:t xml:space="preserve"> and </w:t>
+      </w:r>
+      <w:r>
+        <w:rPr>
+          <w:rFonts w:ascii="Times New Roman" w:cs="Times New Roman" w:eastAsia="Times New Roman" w:hAnsi="Times New Roman"/>
+          <w:b/>
+          <w:bCs/>
+          <w:color w:val="1F2937"/>
+          <w:sz w:val="24"/>
+          <w:szCs w:val="24"/>
+        </w:rPr>
+        <w:t xml:space="preserve">Email</w:t>
+      </w:r>
+      <w:r>
+        <w:rPr>
+          <w:rFonts w:ascii="Times New Roman" w:cs="Times New Roman" w:eastAsia="Times New Roman" w:hAnsi="Times New Roman"/>
+          <w:color w:val="1F2937"/>
+          <w:sz w:val="24"/>
+          <w:szCs w:val="24"/>
+        </w:rPr>
+        <w:t xml:space="preserve">, and optionally your </w:t>
+      </w:r>
+      <w:r>
+        <w:rPr>
+          <w:rFonts w:ascii="Times New Roman" w:cs="Times New Roman" w:eastAsia="Times New Roman" w:hAnsi="Times New Roman"/>
+          <w:b/>
+          <w:bCs/>
+          <w:color w:val="1F2937"/>
+          <w:sz w:val="24"/>
+          <w:szCs w:val="24"/>
+        </w:rPr>
+        <w:t xml:space="preserve">Organization</w:t>
+      </w:r>
+      <w:r>
+        <w:rPr>
+          <w:rFonts w:ascii="Times New Roman" w:cs="Times New Roman" w:eastAsia="Times New Roman" w:hAnsi="Times New Roman"/>
+          <w:color w:val="1F2937"/>
+          <w:sz w:val="24"/>
+          <w:szCs w:val="24"/>
+        </w:rPr>
+        <w:t xml:space="preserve">.</w:t>
+      </w:r>
+    </w:p>
+    <w:p>
+      <w:pPr>
+        <w:pStyle w:val="ListParagraph"/>
+        <w:numPr>
+          <w:ilvl w:val="0"/>
+          <w:numId w:val="8"/>
+        </w:numPr>
+        <w:spacing w:after="90" w:line="264"/>
+      </w:pPr>
+      <w:r>
+        <w:rPr>
+          <w:rFonts w:ascii="Times New Roman" w:cs="Times New Roman" w:eastAsia="Times New Roman" w:hAnsi="Times New Roman"/>
+          <w:color w:val="1F2937"/>
+          <w:sz w:val="24"/>
+          <w:szCs w:val="24"/>
+        </w:rPr>
+        <w:t xml:space="preserve">Add a short </w:t>
+      </w:r>
+      <w:r>
+        <w:rPr>
+          <w:rFonts w:ascii="Times New Roman" w:cs="Times New Roman" w:eastAsia="Times New Roman" w:hAnsi="Times New Roman"/>
+          <w:b/>
+          <w:bCs/>
+          <w:color w:val="1F2937"/>
+          <w:sz w:val="24"/>
+          <w:szCs w:val="24"/>
+        </w:rPr>
+        <w:t xml:space="preserve">Subject</w:t>
+      </w:r>
+      <w:r>
+        <w:rPr>
+          <w:rFonts w:ascii="Times New Roman" w:cs="Times New Roman" w:eastAsia="Times New Roman" w:hAnsi="Times New Roman"/>
+          <w:color w:val="1F2937"/>
+          <w:sz w:val="24"/>
+          <w:szCs w:val="24"/>
+        </w:rPr>
+        <w:t xml:space="preserve"> and your </w:t>
+      </w:r>
+      <w:r>
+        <w:rPr>
+          <w:rFonts w:ascii="Times New Roman" w:cs="Times New Roman" w:eastAsia="Times New Roman" w:hAnsi="Times New Roman"/>
+          <w:b/>
+          <w:bCs/>
+          <w:color w:val="1F2937"/>
+          <w:sz w:val="24"/>
+          <w:szCs w:val="24"/>
+        </w:rPr>
+        <w:t xml:space="preserve">feedback message</w:t>
+      </w:r>
+      <w:r>
+        <w:rPr>
+          <w:rFonts w:ascii="Times New Roman" w:cs="Times New Roman" w:eastAsia="Times New Roman" w:hAnsi="Times New Roman"/>
+          <w:color w:val="1F2937"/>
+          <w:sz w:val="24"/>
+          <w:szCs w:val="24"/>
+        </w:rPr>
+        <w:t xml:space="preserve">.</w:t>
+      </w:r>
+    </w:p>
+    <w:p>
+      <w:pPr>
+        <w:pStyle w:val="ListParagraph"/>
+        <w:numPr>
+          <w:ilvl w:val="0"/>
+          <w:numId w:val="8"/>
+        </w:numPr>
+        <w:spacing w:after="90" w:line="264"/>
+      </w:pPr>
+      <w:r>
+        <w:rPr>
+          <w:rFonts w:ascii="Times New Roman" w:cs="Times New Roman" w:eastAsia="Times New Roman" w:hAnsi="Times New Roman"/>
+          <w:color w:val="1F2937"/>
+          <w:sz w:val="24"/>
+          <w:szCs w:val="24"/>
+        </w:rPr>
+        <w:t xml:space="preserve">Click </w:t>
+      </w:r>
+      <w:r>
+        <w:rPr>
+          <w:rFonts w:ascii="Times New Roman" w:cs="Times New Roman" w:eastAsia="Times New Roman" w:hAnsi="Times New Roman"/>
+          <w:b/>
+          <w:bCs/>
+          <w:color w:val="1F2937"/>
+          <w:sz w:val="24"/>
+          <w:szCs w:val="24"/>
+        </w:rPr>
+        <w:t xml:space="preserve">Submit feedback</w:t>
+      </w:r>
+      <w:r>
+        <w:rPr>
+          <w:rFonts w:ascii="Times New Roman" w:cs="Times New Roman" w:eastAsia="Times New Roman" w:hAnsi="Times New Roman"/>
+          <w:color w:val="1F2937"/>
+          <w:sz w:val="24"/>
+          <w:szCs w:val="24"/>
+        </w:rPr>
+        <w:t xml:space="preserve">.</w:t>
       </w:r>
     </w:p>
     <w:p>
@@ -3640,7 +3985,7 @@
           <w:sz w:val="20"/>
           <w:szCs w:val="20"/>
         </w:rPr>
-        <w:t xml:space="preserve">Figure 11.  </w:t>
+        <w:t xml:space="preserve">Figure 12.  </w:t>
       </w:r>
       <w:r>
         <w:rPr>
@@ -3651,7 +3996,7 @@
           <w:sz w:val="20"/>
           <w:szCs w:val="20"/>
         </w:rPr>
-        <w:t xml:space="preserve">The feedback page: choose a feedback type and service area, then give a star rating.</w:t>
+        <w:t xml:space="preserve">A completed feedback form with a 5-star rating selected.</w:t>
       </w:r>
     </w:p>
     <w:p>
@@ -3668,301 +4013,21 @@
           <w:sz w:val="28"/>
           <w:szCs w:val="28"/>
         </w:rPr>
-        <w:t xml:space="preserve">8.2 Completing the form</w:t>
-      </w:r>
-    </w:p>
-    <w:p>
-      <w:pPr>
-        <w:pStyle w:val="ListParagraph"/>
-        <w:numPr>
-          <w:ilvl w:val="0"/>
-          <w:numId w:val="8"/>
-        </w:numPr>
-        <w:spacing w:after="90" w:line="264"/>
-      </w:pPr>
-      <w:r>
-        <w:rPr>
-          <w:rFonts w:ascii="Times New Roman" w:cs="Times New Roman" w:eastAsia="Times New Roman" w:hAnsi="Times New Roman"/>
-          <w:color w:val="1F2937"/>
-          <w:sz w:val="24"/>
-          <w:szCs w:val="24"/>
-        </w:rPr>
-        <w:t xml:space="preserve">Choose the </w:t>
-      </w:r>
-      <w:r>
-        <w:rPr>
-          <w:rFonts w:ascii="Times New Roman" w:cs="Times New Roman" w:eastAsia="Times New Roman" w:hAnsi="Times New Roman"/>
-          <w:b/>
-          <w:bCs/>
-          <w:color w:val="1F2937"/>
-          <w:sz w:val="24"/>
-          <w:szCs w:val="24"/>
-        </w:rPr>
-        <w:t xml:space="preserve">Type of feedback</w:t>
-      </w:r>
-      <w:r>
-        <w:rPr>
-          <w:rFonts w:ascii="Times New Roman" w:cs="Times New Roman" w:eastAsia="Times New Roman" w:hAnsi="Times New Roman"/>
-          <w:color w:val="1F2937"/>
-          <w:sz w:val="24"/>
-          <w:szCs w:val="24"/>
-        </w:rPr>
-        <w:t xml:space="preserve"> — Compliment, Complaint, Suggestion or Enquiry.</w:t>
-      </w:r>
-    </w:p>
-    <w:p>
-      <w:pPr>
-        <w:pStyle w:val="ListParagraph"/>
-        <w:numPr>
-          <w:ilvl w:val="0"/>
-          <w:numId w:val="8"/>
-        </w:numPr>
-        <w:spacing w:after="90" w:line="264"/>
-      </w:pPr>
-      <w:r>
-        <w:rPr>
-          <w:rFonts w:ascii="Times New Roman" w:cs="Times New Roman" w:eastAsia="Times New Roman" w:hAnsi="Times New Roman"/>
-          <w:color w:val="1F2937"/>
-          <w:sz w:val="24"/>
-          <w:szCs w:val="24"/>
-        </w:rPr>
-        <w:t xml:space="preserve">Choose the </w:t>
-      </w:r>
-      <w:r>
-        <w:rPr>
-          <w:rFonts w:ascii="Times New Roman" w:cs="Times New Roman" w:eastAsia="Times New Roman" w:hAnsi="Times New Roman"/>
-          <w:b/>
-          <w:bCs/>
-          <w:color w:val="1F2937"/>
-          <w:sz w:val="24"/>
-          <w:szCs w:val="24"/>
-        </w:rPr>
-        <w:t xml:space="preserve">Service area</w:t>
-      </w:r>
-      <w:r>
-        <w:rPr>
-          <w:rFonts w:ascii="Times New Roman" w:cs="Times New Roman" w:eastAsia="Times New Roman" w:hAnsi="Times New Roman"/>
-          <w:color w:val="1F2937"/>
-          <w:sz w:val="24"/>
-          <w:szCs w:val="24"/>
-        </w:rPr>
-        <w:t xml:space="preserve"> your feedback relates to (or leave it as General / Other).</w:t>
-      </w:r>
-    </w:p>
-    <w:p>
-      <w:pPr>
-        <w:pStyle w:val="ListParagraph"/>
-        <w:numPr>
-          <w:ilvl w:val="0"/>
-          <w:numId w:val="8"/>
-        </w:numPr>
-        <w:spacing w:after="90" w:line="264"/>
-      </w:pPr>
-      <w:r>
-        <w:rPr>
-          <w:rFonts w:ascii="Times New Roman" w:cs="Times New Roman" w:eastAsia="Times New Roman" w:hAnsi="Times New Roman"/>
-          <w:color w:val="1F2937"/>
-          <w:sz w:val="24"/>
-          <w:szCs w:val="24"/>
-        </w:rPr>
-        <w:t xml:space="preserve">Give a </w:t>
-      </w:r>
-      <w:r>
-        <w:rPr>
-          <w:rFonts w:ascii="Times New Roman" w:cs="Times New Roman" w:eastAsia="Times New Roman" w:hAnsi="Times New Roman"/>
-          <w:b/>
-          <w:bCs/>
-          <w:color w:val="1F2937"/>
-          <w:sz w:val="24"/>
-          <w:szCs w:val="24"/>
-        </w:rPr>
-        <w:t xml:space="preserve">star rating</w:t>
-      </w:r>
-      <w:r>
-        <w:rPr>
-          <w:rFonts w:ascii="Times New Roman" w:cs="Times New Roman" w:eastAsia="Times New Roman" w:hAnsi="Times New Roman"/>
-          <w:color w:val="1F2937"/>
-          <w:sz w:val="24"/>
-          <w:szCs w:val="24"/>
-        </w:rPr>
-        <w:t xml:space="preserve"> from 1 to 5 by clicking the stars.</w:t>
-      </w:r>
-    </w:p>
-    <w:p>
-      <w:pPr>
-        <w:pStyle w:val="ListParagraph"/>
-        <w:numPr>
-          <w:ilvl w:val="0"/>
-          <w:numId w:val="8"/>
-        </w:numPr>
-        <w:spacing w:after="90" w:line="264"/>
-      </w:pPr>
-      <w:r>
-        <w:rPr>
-          <w:rFonts w:ascii="Times New Roman" w:cs="Times New Roman" w:eastAsia="Times New Roman" w:hAnsi="Times New Roman"/>
-          <w:color w:val="1F2937"/>
-          <w:sz w:val="24"/>
-          <w:szCs w:val="24"/>
-        </w:rPr>
-        <w:t xml:space="preserve">Enter your </w:t>
-      </w:r>
-      <w:r>
-        <w:rPr>
-          <w:rFonts w:ascii="Times New Roman" w:cs="Times New Roman" w:eastAsia="Times New Roman" w:hAnsi="Times New Roman"/>
-          <w:b/>
-          <w:bCs/>
-          <w:color w:val="1F2937"/>
-          <w:sz w:val="24"/>
-          <w:szCs w:val="24"/>
-        </w:rPr>
-        <w:t xml:space="preserve">Full name</w:t>
-      </w:r>
-      <w:r>
-        <w:rPr>
-          <w:rFonts w:ascii="Times New Roman" w:cs="Times New Roman" w:eastAsia="Times New Roman" w:hAnsi="Times New Roman"/>
-          <w:color w:val="1F2937"/>
-          <w:sz w:val="24"/>
-          <w:szCs w:val="24"/>
-        </w:rPr>
-        <w:t xml:space="preserve"> and </w:t>
-      </w:r>
-      <w:r>
-        <w:rPr>
-          <w:rFonts w:ascii="Times New Roman" w:cs="Times New Roman" w:eastAsia="Times New Roman" w:hAnsi="Times New Roman"/>
-          <w:b/>
-          <w:bCs/>
-          <w:color w:val="1F2937"/>
-          <w:sz w:val="24"/>
-          <w:szCs w:val="24"/>
-        </w:rPr>
-        <w:t xml:space="preserve">Email</w:t>
-      </w:r>
-      <w:r>
-        <w:rPr>
-          <w:rFonts w:ascii="Times New Roman" w:cs="Times New Roman" w:eastAsia="Times New Roman" w:hAnsi="Times New Roman"/>
-          <w:color w:val="1F2937"/>
-          <w:sz w:val="24"/>
-          <w:szCs w:val="24"/>
-        </w:rPr>
-        <w:t xml:space="preserve">, and optionally your </w:t>
-      </w:r>
-      <w:r>
-        <w:rPr>
-          <w:rFonts w:ascii="Times New Roman" w:cs="Times New Roman" w:eastAsia="Times New Roman" w:hAnsi="Times New Roman"/>
-          <w:b/>
-          <w:bCs/>
-          <w:color w:val="1F2937"/>
-          <w:sz w:val="24"/>
-          <w:szCs w:val="24"/>
-        </w:rPr>
-        <w:t xml:space="preserve">Organization</w:t>
-      </w:r>
-      <w:r>
-        <w:rPr>
-          <w:rFonts w:ascii="Times New Roman" w:cs="Times New Roman" w:eastAsia="Times New Roman" w:hAnsi="Times New Roman"/>
-          <w:color w:val="1F2937"/>
-          <w:sz w:val="24"/>
-          <w:szCs w:val="24"/>
-        </w:rPr>
-        <w:t xml:space="preserve">.</w:t>
-      </w:r>
-    </w:p>
-    <w:p>
-      <w:pPr>
-        <w:pStyle w:val="ListParagraph"/>
-        <w:numPr>
-          <w:ilvl w:val="0"/>
-          <w:numId w:val="8"/>
-        </w:numPr>
-        <w:spacing w:after="90" w:line="264"/>
-      </w:pPr>
-      <w:r>
-        <w:rPr>
-          <w:rFonts w:ascii="Times New Roman" w:cs="Times New Roman" w:eastAsia="Times New Roman" w:hAnsi="Times New Roman"/>
-          <w:color w:val="1F2937"/>
-          <w:sz w:val="24"/>
-          <w:szCs w:val="24"/>
-        </w:rPr>
-        <w:t xml:space="preserve">Add a short </w:t>
-      </w:r>
-      <w:r>
-        <w:rPr>
-          <w:rFonts w:ascii="Times New Roman" w:cs="Times New Roman" w:eastAsia="Times New Roman" w:hAnsi="Times New Roman"/>
-          <w:b/>
-          <w:bCs/>
-          <w:color w:val="1F2937"/>
-          <w:sz w:val="24"/>
-          <w:szCs w:val="24"/>
-        </w:rPr>
-        <w:t xml:space="preserve">Subject</w:t>
-      </w:r>
-      <w:r>
-        <w:rPr>
-          <w:rFonts w:ascii="Times New Roman" w:cs="Times New Roman" w:eastAsia="Times New Roman" w:hAnsi="Times New Roman"/>
-          <w:color w:val="1F2937"/>
-          <w:sz w:val="24"/>
-          <w:szCs w:val="24"/>
-        </w:rPr>
-        <w:t xml:space="preserve"> and your </w:t>
-      </w:r>
-      <w:r>
-        <w:rPr>
-          <w:rFonts w:ascii="Times New Roman" w:cs="Times New Roman" w:eastAsia="Times New Roman" w:hAnsi="Times New Roman"/>
-          <w:b/>
-          <w:bCs/>
-          <w:color w:val="1F2937"/>
-          <w:sz w:val="24"/>
-          <w:szCs w:val="24"/>
-        </w:rPr>
-        <w:t xml:space="preserve">feedback message</w:t>
-      </w:r>
-      <w:r>
-        <w:rPr>
-          <w:rFonts w:ascii="Times New Roman" w:cs="Times New Roman" w:eastAsia="Times New Roman" w:hAnsi="Times New Roman"/>
-          <w:color w:val="1F2937"/>
-          <w:sz w:val="24"/>
-          <w:szCs w:val="24"/>
-        </w:rPr>
-        <w:t xml:space="preserve">.</w:t>
-      </w:r>
-    </w:p>
-    <w:p>
-      <w:pPr>
-        <w:pStyle w:val="ListParagraph"/>
-        <w:numPr>
-          <w:ilvl w:val="0"/>
-          <w:numId w:val="8"/>
-        </w:numPr>
-        <w:spacing w:after="90" w:line="264"/>
-      </w:pPr>
-      <w:r>
-        <w:rPr>
-          <w:rFonts w:ascii="Times New Roman" w:cs="Times New Roman" w:eastAsia="Times New Roman" w:hAnsi="Times New Roman"/>
-          <w:color w:val="1F2937"/>
-          <w:sz w:val="24"/>
-          <w:szCs w:val="24"/>
-        </w:rPr>
-        <w:t xml:space="preserve">Click </w:t>
-      </w:r>
-      <w:r>
-        <w:rPr>
-          <w:rFonts w:ascii="Times New Roman" w:cs="Times New Roman" w:eastAsia="Times New Roman" w:hAnsi="Times New Roman"/>
-          <w:b/>
-          <w:bCs/>
-          <w:color w:val="1F2937"/>
-          <w:sz w:val="24"/>
-          <w:szCs w:val="24"/>
-        </w:rPr>
-        <w:t xml:space="preserve">Submit feedback</w:t>
-      </w:r>
-      <w:r>
-        <w:rPr>
-          <w:rFonts w:ascii="Times New Roman" w:cs="Times New Roman" w:eastAsia="Times New Roman" w:hAnsi="Times New Roman"/>
-          <w:color w:val="1F2937"/>
-          <w:sz w:val="24"/>
-          <w:szCs w:val="24"/>
-        </w:rPr>
-        <w:t xml:space="preserve">.</w:t>
+        <w:t xml:space="preserve">8.3 Confirmation</w:t>
+      </w:r>
+    </w:p>
+    <w:p>
+      <w:pPr>
+        <w:spacing w:after="140" w:line="264"/>
+      </w:pPr>
+      <w:r>
+        <w:rPr>
+          <w:rFonts w:ascii="Times New Roman" w:cs="Times New Roman" w:eastAsia="Times New Roman" w:hAnsi="Times New Roman"/>
+          <w:color w:val="1F2937"/>
+          <w:sz w:val="24"/>
+          <w:szCs w:val="24"/>
+        </w:rPr>
+        <w:t xml:space="preserve">After you submit, a confirmation message appears — “Thank you — your feedback has been received.” The responsible TIRDO team is notified automatically and will act on your feedback. You can use Send more feedback to submit another.</w:t>
       </w:r>
     </w:p>
     <w:p>
@@ -4031,7 +4096,7 @@
           <w:sz w:val="20"/>
           <w:szCs w:val="20"/>
         </w:rPr>
-        <w:t xml:space="preserve">Figure 12.  </w:t>
+        <w:t xml:space="preserve">Figure 13.  </w:t>
       </w:r>
       <w:r>
         <w:rPr>
@@ -4042,24 +4107,81 @@
           <w:sz w:val="20"/>
           <w:szCs w:val="20"/>
         </w:rPr>
-        <w:t xml:space="preserve">A completed feedback form with a 5-star rating selected.</w:t>
-      </w:r>
-    </w:p>
-    <w:p>
-      <w:pPr>
-        <w:pStyle w:val="Heading2"/>
-        <w:spacing w:after="100" w:before="240"/>
-      </w:pPr>
-      <w:r>
-        <w:rPr>
-          <w:rFonts w:ascii="Times New Roman" w:cs="Times New Roman" w:eastAsia="Times New Roman" w:hAnsi="Times New Roman"/>
-          <w:b/>
-          <w:bCs/>
-          <w:color w:val="007E93"/>
-          <w:sz w:val="28"/>
-          <w:szCs w:val="28"/>
-        </w:rPr>
-        <w:t xml:space="preserve">8.3 Confirmation</w:t>
+        <w:t xml:space="preserve">Confirmation that your feedback has been received.</w:t>
+      </w:r>
+    </w:p>
+    <w:p>
+      <w:pPr>
+        <w:pBdr>
+          <w:top w:val="none"/>
+          <w:bottom w:val="none"/>
+          <w:left w:val="single" w:color="F2C500" w:sz="24" w:space="10"/>
+          <w:right w:val="none"/>
+        </w:pBdr>
+        <w:shd w:fill="FBFBE9" w:color="auto" w:val="clear"/>
+        <w:spacing w:after="160" w:before="60" w:line="264"/>
+        <w:ind w:left="120" w:right="120"/>
+      </w:pPr>
+      <w:r>
+        <w:rPr>
+          <w:rFonts w:ascii="Times New Roman" w:cs="Times New Roman" w:eastAsia="Times New Roman" w:hAnsi="Times New Roman"/>
+          <w:b/>
+          <w:bCs/>
+          <w:color w:val="17488E"/>
+          <w:sz w:val="20"/>
+          <w:szCs w:val="20"/>
+        </w:rPr>
+        <w:t xml:space="preserve">Privacy.  </w:t>
+      </w:r>
+      <w:r>
+        <w:rPr>
+          <w:rFonts w:ascii="Times New Roman" w:cs="Times New Roman" w:eastAsia="Times New Roman" w:hAnsi="Times New Roman"/>
+          <w:color w:val="30414F"/>
+          <w:sz w:val="20"/>
+          <w:szCs w:val="20"/>
+        </w:rPr>
+        <w:t xml:space="preserve">Individual feedback is handled confidentially by the TIRDO team. Only anonymous, combined figures (such as the average rating) are shown publicly on the Analytics page.</w:t>
+      </w:r>
+    </w:p>
+    <w:p>
+      <w:pPr>
+        <w:pStyle w:val="Heading1"/>
+        <w:spacing w:after="120" w:before="320"/>
+      </w:pPr>
+      <w:r>
+        <w:rPr>
+          <w:rFonts w:ascii="Times New Roman" w:cs="Times New Roman" w:eastAsia="Times New Roman" w:hAnsi="Times New Roman"/>
+          <w:b/>
+          <w:bCs/>
+          <w:color w:val="17488E"/>
+          <w:sz w:val="32"/>
+          <w:szCs w:val="32"/>
+        </w:rPr>
+        <w:t xml:space="preserve">9. The Customer Service Charter</w:t>
+      </w:r>
+    </w:p>
+    <w:p>
+      <w:pPr>
+        <w:pBdr>
+          <w:top w:val="none"/>
+          <w:bottom w:val="none"/>
+          <w:left w:val="single" w:color="007E93" w:sz="24" w:space="10"/>
+          <w:right w:val="none"/>
+        </w:pBdr>
+        <w:shd w:fill="EEF3F5" w:color="auto" w:val="clear"/>
+        <w:spacing w:after="200" w:before="60" w:line="264"/>
+        <w:ind w:left="120" w:right="120"/>
+      </w:pPr>
+      <w:r>
+        <w:rPr>
+          <w:rFonts w:ascii="Times New Roman" w:cs="Times New Roman" w:eastAsia="Times New Roman" w:hAnsi="Times New Roman"/>
+          <w:i/>
+          <w:iCs/>
+          <w:color w:val="30414F"/>
+          <w:sz w:val="24"/>
+          <w:szCs w:val="24"/>
+        </w:rPr>
+        <w:t xml:space="preserve">The Customer Service Charter sets out the standards of service you can expect from TIRDO, the time each service should take, and your rights and responsibilities as a client.</w:t>
       </w:r>
     </w:p>
     <w:p>
@@ -4073,7 +4195,7 @@
           <w:sz w:val="24"/>
           <w:szCs w:val="24"/>
         </w:rPr>
-        <w:t xml:space="preserve">After you submit, a confirmation message appears — “Thank you — your feedback has been received.” The responsible TIRDO team is notified automatically and will act on your feedback. You can use Send more feedback to submit another.</w:t>
+        <w:t xml:space="preserve">Open About Us → Customer Service Charter, or use the Customer Service Charter button on the home page. The Charter begins with TIRDO's service commitment.</w:t>
       </w:r>
     </w:p>
     <w:p>
@@ -4142,7 +4264,7 @@
           <w:sz w:val="20"/>
           <w:szCs w:val="20"/>
         </w:rPr>
-        <w:t xml:space="preserve">Figure 13.  </w:t>
+        <w:t xml:space="preserve">Figure 14.  </w:t>
       </w:r>
       <w:r>
         <w:rPr>
@@ -4153,81 +4275,7 @@
           <w:sz w:val="20"/>
           <w:szCs w:val="20"/>
         </w:rPr>
-        <w:t xml:space="preserve">Confirmation that your feedback has been received.</w:t>
-      </w:r>
-    </w:p>
-    <w:p>
-      <w:pPr>
-        <w:pBdr>
-          <w:top w:val="none"/>
-          <w:bottom w:val="none"/>
-          <w:left w:val="single" w:color="F2C500" w:sz="24" w:space="10"/>
-          <w:right w:val="none"/>
-        </w:pBdr>
-        <w:shd w:fill="FBFBE9" w:color="auto" w:val="clear"/>
-        <w:spacing w:after="160" w:before="60" w:line="264"/>
-        <w:ind w:left="120" w:right="120"/>
-      </w:pPr>
-      <w:r>
-        <w:rPr>
-          <w:rFonts w:ascii="Times New Roman" w:cs="Times New Roman" w:eastAsia="Times New Roman" w:hAnsi="Times New Roman"/>
-          <w:b/>
-          <w:bCs/>
-          <w:color w:val="17488E"/>
-          <w:sz w:val="20"/>
-          <w:szCs w:val="20"/>
-        </w:rPr>
-        <w:t xml:space="preserve">Privacy.  </w:t>
-      </w:r>
-      <w:r>
-        <w:rPr>
-          <w:rFonts w:ascii="Times New Roman" w:cs="Times New Roman" w:eastAsia="Times New Roman" w:hAnsi="Times New Roman"/>
-          <w:color w:val="30414F"/>
-          <w:sz w:val="20"/>
-          <w:szCs w:val="20"/>
-        </w:rPr>
-        <w:t xml:space="preserve">Individual feedback is handled confidentially by the TIRDO team. Only anonymous, combined figures (such as the average rating) are shown publicly on the Analytics page.</w:t>
-      </w:r>
-    </w:p>
-    <w:p>
-      <w:pPr>
-        <w:pStyle w:val="Heading1"/>
-        <w:spacing w:after="120" w:before="320"/>
-      </w:pPr>
-      <w:r>
-        <w:rPr>
-          <w:rFonts w:ascii="Times New Roman" w:cs="Times New Roman" w:eastAsia="Times New Roman" w:hAnsi="Times New Roman"/>
-          <w:b/>
-          <w:bCs/>
-          <w:color w:val="17488E"/>
-          <w:sz w:val="32"/>
-          <w:szCs w:val="32"/>
-        </w:rPr>
-        <w:t xml:space="preserve">9. The Customer Service Charter</w:t>
-      </w:r>
-    </w:p>
-    <w:p>
-      <w:pPr>
-        <w:pBdr>
-          <w:top w:val="none"/>
-          <w:bottom w:val="none"/>
-          <w:left w:val="single" w:color="007E93" w:sz="24" w:space="10"/>
-          <w:right w:val="none"/>
-        </w:pBdr>
-        <w:shd w:fill="EEF3F5" w:color="auto" w:val="clear"/>
-        <w:spacing w:after="200" w:before="60" w:line="264"/>
-        <w:ind w:left="120" w:right="120"/>
-      </w:pPr>
-      <w:r>
-        <w:rPr>
-          <w:rFonts w:ascii="Times New Roman" w:cs="Times New Roman" w:eastAsia="Times New Roman" w:hAnsi="Times New Roman"/>
-          <w:i/>
-          <w:iCs/>
-          <w:color w:val="30414F"/>
-          <w:sz w:val="24"/>
-          <w:szCs w:val="24"/>
-        </w:rPr>
-        <w:t xml:space="preserve">The Customer Service Charter sets out the standards of service you can expect from TIRDO, the time each service should take, and your rights and responsibilities as a client.</w:t>
+        <w:t xml:space="preserve">The Customer Service Charter — introduction and service commitment.</w:t>
       </w:r>
     </w:p>
     <w:p>
@@ -4241,7 +4289,7 @@
           <w:sz w:val="24"/>
           <w:szCs w:val="24"/>
         </w:rPr>
-        <w:t xml:space="preserve">Open About Us → Customer Service Charter, or use the Customer Service Charter button on the home page. The Charter begins with TIRDO's service commitment.</w:t>
+        <w:t xml:space="preserve">The Service standards table lists each service, the standard TIRDO commits to, and the expected turnaround time. Further down, the Charter sets out your rights (what you can expect) and your responsibilities (what TIRDO asks of you).</w:t>
       </w:r>
     </w:p>
     <w:p>
@@ -4310,7 +4358,7 @@
           <w:sz w:val="20"/>
           <w:szCs w:val="20"/>
         </w:rPr>
-        <w:t xml:space="preserve">Figure 14.  </w:t>
+        <w:t xml:space="preserve">Figure 15.  </w:t>
       </w:r>
       <w:r>
         <w:rPr>
@@ -4321,7 +4369,48 @@
           <w:sz w:val="20"/>
           <w:szCs w:val="20"/>
         </w:rPr>
-        <w:t xml:space="preserve">The Customer Service Charter — introduction and service commitment.</w:t>
+        <w:t xml:space="preserve">Service standards and turnaround times in the Customer Service Charter.</w:t>
+      </w:r>
+    </w:p>
+    <w:p>
+      <w:pPr>
+        <w:pStyle w:val="Heading1"/>
+        <w:spacing w:after="120" w:before="320"/>
+      </w:pPr>
+      <w:r>
+        <w:rPr>
+          <w:rFonts w:ascii="Times New Roman" w:cs="Times New Roman" w:eastAsia="Times New Roman" w:hAnsi="Times New Roman"/>
+          <w:b/>
+          <w:bCs/>
+          <w:color w:val="17488E"/>
+          <w:sz w:val="32"/>
+          <w:szCs w:val="32"/>
+        </w:rPr>
+        <w:t xml:space="preserve">10. Website statistics and service feedback</w:t>
+      </w:r>
+    </w:p>
+    <w:p>
+      <w:pPr>
+        <w:pBdr>
+          <w:top w:val="none"/>
+          <w:bottom w:val="none"/>
+          <w:left w:val="single" w:color="007E93" w:sz="24" w:space="10"/>
+          <w:right w:val="none"/>
+        </w:pBdr>
+        <w:shd w:fill="EEF3F5" w:color="auto" w:val="clear"/>
+        <w:spacing w:after="200" w:before="60" w:line="264"/>
+        <w:ind w:left="120" w:right="120"/>
+      </w:pPr>
+      <w:r>
+        <w:rPr>
+          <w:rFonts w:ascii="Times New Roman" w:cs="Times New Roman" w:eastAsia="Times New Roman" w:hAnsi="Times New Roman"/>
+          <w:i/>
+          <w:iCs/>
+          <w:color w:val="30414F"/>
+          <w:sz w:val="24"/>
+          <w:szCs w:val="24"/>
+        </w:rPr>
+        <w:t xml:space="preserve">The public Analytics page shows how the website is performing and summarises the service feedback TIRDO has received.</w:t>
       </w:r>
     </w:p>
     <w:p>
@@ -4335,7 +4424,7 @@
           <w:sz w:val="24"/>
           <w:szCs w:val="24"/>
         </w:rPr>
-        <w:t xml:space="preserve">The Service standards table lists each service, the standard TIRDO commits to, and the expected turnaround time. Further down, the Charter sets out your rights (what you can expect) and your responsibilities (what TIRDO asks of you).</w:t>
+        <w:t xml:space="preserve">Open Analytics from the menu. The upper part shows visit statistics — visits today, this month and all-time, plus visitors, pageviews and bounce rate, powered by Matomo.</w:t>
       </w:r>
     </w:p>
     <w:p>
@@ -4404,7 +4493,7 @@
           <w:sz w:val="20"/>
           <w:szCs w:val="20"/>
         </w:rPr>
-        <w:t xml:space="preserve">Figure 15.  </w:t>
+        <w:t xml:space="preserve">Figure 16.  </w:t>
       </w:r>
       <w:r>
         <w:rPr>
@@ -4415,48 +4504,7 @@
           <w:sz w:val="20"/>
           <w:szCs w:val="20"/>
         </w:rPr>
-        <w:t xml:space="preserve">Service standards and turnaround times in the Customer Service Charter.</w:t>
-      </w:r>
-    </w:p>
-    <w:p>
-      <w:pPr>
-        <w:pStyle w:val="Heading1"/>
-        <w:spacing w:after="120" w:before="320"/>
-      </w:pPr>
-      <w:r>
-        <w:rPr>
-          <w:rFonts w:ascii="Times New Roman" w:cs="Times New Roman" w:eastAsia="Times New Roman" w:hAnsi="Times New Roman"/>
-          <w:b/>
-          <w:bCs/>
-          <w:color w:val="17488E"/>
-          <w:sz w:val="32"/>
-          <w:szCs w:val="32"/>
-        </w:rPr>
-        <w:t xml:space="preserve">10. Website statistics and service feedback</w:t>
-      </w:r>
-    </w:p>
-    <w:p>
-      <w:pPr>
-        <w:pBdr>
-          <w:top w:val="none"/>
-          <w:bottom w:val="none"/>
-          <w:left w:val="single" w:color="007E93" w:sz="24" w:space="10"/>
-          <w:right w:val="none"/>
-        </w:pBdr>
-        <w:shd w:fill="EEF3F5" w:color="auto" w:val="clear"/>
-        <w:spacing w:after="200" w:before="60" w:line="264"/>
-        <w:ind w:left="120" w:right="120"/>
-      </w:pPr>
-      <w:r>
-        <w:rPr>
-          <w:rFonts w:ascii="Times New Roman" w:cs="Times New Roman" w:eastAsia="Times New Roman" w:hAnsi="Times New Roman"/>
-          <w:i/>
-          <w:iCs/>
-          <w:color w:val="30414F"/>
-          <w:sz w:val="24"/>
-          <w:szCs w:val="24"/>
-        </w:rPr>
-        <w:t xml:space="preserve">The public Analytics page shows how the website is performing and summarises the service feedback TIRDO has received.</w:t>
+        <w:t xml:space="preserve">The public Analytics page — visit statistics.</w:t>
       </w:r>
     </w:p>
     <w:p>
@@ -4470,7 +4518,7 @@
           <w:sz w:val="24"/>
           <w:szCs w:val="24"/>
         </w:rPr>
-        <w:t xml:space="preserve">Open Analytics from the menu. The upper part shows visit statistics — visits today, this month and all-time, plus visitors, pageviews and bounce rate, powered by Matomo.</w:t>
+        <w:t xml:space="preserve">Lower on the page, the Service Feedback panel shows the average rating, the total number of feedback submissions, how many have been resolved by staff, and a breakdown by feedback type. These figures are aggregated — no individual feedback is shown.</w:t>
       </w:r>
     </w:p>
     <w:p>
@@ -4539,7 +4587,7 @@
           <w:sz w:val="20"/>
           <w:szCs w:val="20"/>
         </w:rPr>
-        <w:t xml:space="preserve">Figure 16.  </w:t>
+        <w:t xml:space="preserve">Figure 17.  </w:t>
       </w:r>
       <w:r>
         <w:rPr>
@@ -4550,21 +4598,185 @@
           <w:sz w:val="20"/>
           <w:szCs w:val="20"/>
         </w:rPr>
-        <w:t xml:space="preserve">The public Analytics page — visit statistics.</w:t>
-      </w:r>
-    </w:p>
-    <w:p>
-      <w:pPr>
-        <w:spacing w:after="140" w:line="264"/>
-      </w:pPr>
-      <w:r>
-        <w:rPr>
-          <w:rFonts w:ascii="Times New Roman" w:cs="Times New Roman" w:eastAsia="Times New Roman" w:hAnsi="Times New Roman"/>
-          <w:color w:val="1F2937"/>
-          <w:sz w:val="24"/>
-          <w:szCs w:val="24"/>
-        </w:rPr>
-        <w:t xml:space="preserve">Lower on the page, the Service Feedback panel shows the average rating, the total number of feedback submissions, how many have been resolved by staff, and a breakdown by feedback type. These figures are aggregated — no individual feedback is shown.</w:t>
+        <w:t xml:space="preserve">The Service Feedback panel — average rating, totals and feedback by type.</w:t>
+      </w:r>
+    </w:p>
+    <w:p>
+      <w:r>
+        <w:br w:type="page"/>
+      </w:r>
+    </w:p>
+    <w:p>
+      <w:pPr>
+        <w:spacing w:after="0" w:before="1600"/>
+        <w:jc w:val="center"/>
+      </w:pPr>
+      <w:r>
+        <w:rPr>
+          <w:rFonts w:ascii="Times New Roman" w:cs="Times New Roman" w:eastAsia="Times New Roman" w:hAnsi="Times New Roman"/>
+          <w:b/>
+          <w:bCs/>
+          <w:color w:val="F2C500"/>
+          <w:sz w:val="28"/>
+          <w:szCs w:val="28"/>
+        </w:rPr>
+        <w:t xml:space="preserve">PART B</w:t>
+      </w:r>
+    </w:p>
+    <w:p>
+      <w:pPr>
+        <w:spacing w:after="40"/>
+        <w:jc w:val="center"/>
+      </w:pPr>
+      <w:r>
+        <w:rPr>
+          <w:rFonts w:ascii="Times New Roman" w:cs="Times New Roman" w:eastAsia="Times New Roman" w:hAnsi="Times New Roman"/>
+          <w:b/>
+          <w:bCs/>
+          <w:color w:val="17488E"/>
+          <w:sz w:val="56"/>
+          <w:szCs w:val="56"/>
+        </w:rPr>
+        <w:t xml:space="preserve">Administrator Guide</w:t>
+      </w:r>
+    </w:p>
+    <w:p>
+      <w:pPr>
+        <w:jc w:val="center"/>
+      </w:pPr>
+      <w:r>
+        <w:rPr>
+          <w:rFonts w:ascii="Times New Roman" w:cs="Times New Roman" w:eastAsia="Times New Roman" w:hAnsi="Times New Roman"/>
+          <w:i/>
+          <w:iCs/>
+          <w:color w:val="4B5563"/>
+          <w:sz w:val="24"/>
+          <w:szCs w:val="24"/>
+        </w:rPr>
+        <w:t xml:space="preserve">For TIRDO content editors and administrators</w:t>
+      </w:r>
+    </w:p>
+    <w:p>
+      <w:r>
+        <w:br w:type="page"/>
+      </w:r>
+    </w:p>
+    <w:p>
+      <w:pPr>
+        <w:pStyle w:val="Heading1"/>
+        <w:spacing w:after="120" w:before="320"/>
+      </w:pPr>
+      <w:r>
+        <w:rPr>
+          <w:rFonts w:ascii="Times New Roman" w:cs="Times New Roman" w:eastAsia="Times New Roman" w:hAnsi="Times New Roman"/>
+          <w:b/>
+          <w:bCs/>
+          <w:color w:val="17488E"/>
+          <w:sz w:val="32"/>
+          <w:szCs w:val="32"/>
+        </w:rPr>
+        <w:t xml:space="preserve">11. Signing in to the CMS</w:t>
+      </w:r>
+    </w:p>
+    <w:p>
+      <w:pPr>
+        <w:pBdr>
+          <w:top w:val="none"/>
+          <w:bottom w:val="none"/>
+          <w:left w:val="single" w:color="007E93" w:sz="24" w:space="10"/>
+          <w:right w:val="none"/>
+        </w:pBdr>
+        <w:shd w:fill="EEF3F5" w:color="auto" w:val="clear"/>
+        <w:spacing w:after="200" w:before="60" w:line="264"/>
+        <w:ind w:left="120" w:right="120"/>
+      </w:pPr>
+      <w:r>
+        <w:rPr>
+          <w:rFonts w:ascii="Times New Roman" w:cs="Times New Roman" w:eastAsia="Times New Roman" w:hAnsi="Times New Roman"/>
+          <w:i/>
+          <w:iCs/>
+          <w:color w:val="30414F"/>
+          <w:sz w:val="24"/>
+          <w:szCs w:val="24"/>
+        </w:rPr>
+        <w:t xml:space="preserve">Content is managed in the TIRDO Content Management System (CMS), built on Strapi. This chapter explains how to sign in and what you see first. Only authorised TIRDO staff have accounts.</w:t>
+      </w:r>
+    </w:p>
+    <w:p>
+      <w:pPr>
+        <w:pStyle w:val="ListParagraph"/>
+        <w:numPr>
+          <w:ilvl w:val="0"/>
+          <w:numId w:val="9"/>
+        </w:numPr>
+        <w:spacing w:after="90" w:line="264"/>
+      </w:pPr>
+      <w:r>
+        <w:rPr>
+          <w:rFonts w:ascii="Times New Roman" w:cs="Times New Roman" w:eastAsia="Times New Roman" w:hAnsi="Times New Roman"/>
+          <w:color w:val="1F2937"/>
+          <w:sz w:val="24"/>
+          <w:szCs w:val="24"/>
+        </w:rPr>
+        <w:t xml:space="preserve">In your browser, open the CMS administration address (the Strapi </w:t>
+      </w:r>
+      <w:r>
+        <w:rPr>
+          <w:rFonts w:ascii="Times New Roman" w:cs="Times New Roman" w:eastAsia="Times New Roman" w:hAnsi="Times New Roman"/>
+          <w:b/>
+          <w:bCs/>
+          <w:color w:val="1F2937"/>
+          <w:sz w:val="24"/>
+          <w:szCs w:val="24"/>
+        </w:rPr>
+        <w:t xml:space="preserve">admin</w:t>
+      </w:r>
+      <w:r>
+        <w:rPr>
+          <w:rFonts w:ascii="Times New Roman" w:cs="Times New Roman" w:eastAsia="Times New Roman" w:hAnsi="Times New Roman"/>
+          <w:color w:val="1F2937"/>
+          <w:sz w:val="24"/>
+          <w:szCs w:val="24"/>
+        </w:rPr>
+        <w:t xml:space="preserve"> area) provided by the ICTT Department.</w:t>
+      </w:r>
+    </w:p>
+    <w:p>
+      <w:pPr>
+        <w:pStyle w:val="ListParagraph"/>
+        <w:numPr>
+          <w:ilvl w:val="0"/>
+          <w:numId w:val="9"/>
+        </w:numPr>
+        <w:spacing w:after="90" w:line="264"/>
+      </w:pPr>
+      <w:r>
+        <w:rPr>
+          <w:rFonts w:ascii="Times New Roman" w:cs="Times New Roman" w:eastAsia="Times New Roman" w:hAnsi="Times New Roman"/>
+          <w:color w:val="1F2937"/>
+          <w:sz w:val="24"/>
+          <w:szCs w:val="24"/>
+        </w:rPr>
+        <w:t xml:space="preserve">Enter your email and password and sign in.</w:t>
+      </w:r>
+    </w:p>
+    <w:p>
+      <w:pPr>
+        <w:pStyle w:val="ListParagraph"/>
+        <w:numPr>
+          <w:ilvl w:val="0"/>
+          <w:numId w:val="9"/>
+        </w:numPr>
+        <w:spacing w:after="90" w:line="264"/>
+      </w:pPr>
+      <w:r>
+        <w:rPr>
+          <w:rFonts w:ascii="Times New Roman" w:cs="Times New Roman" w:eastAsia="Times New Roman" w:hAnsi="Times New Roman"/>
+          <w:color w:val="1F2937"/>
+          <w:sz w:val="24"/>
+          <w:szCs w:val="24"/>
+        </w:rPr>
+        <w:t xml:space="preserve">The CMS home screen opens.</w:t>
       </w:r>
     </w:p>
     <w:p>
@@ -4633,7 +4845,7 @@
           <w:sz w:val="20"/>
           <w:szCs w:val="20"/>
         </w:rPr>
-        <w:t xml:space="preserve">Figure 17.  </w:t>
+        <w:t xml:space="preserve">Figure 18.  </w:t>
       </w:r>
       <w:r>
         <w:rPr>
@@ -4644,35 +4856,20 @@
           <w:sz w:val="20"/>
           <w:szCs w:val="20"/>
         </w:rPr>
-        <w:t xml:space="preserve">The Service Feedback panel — average rating, totals and feedback by type.</w:t>
-      </w:r>
-    </w:p>
-    <w:p>
-      <w:r>
-        <w:br w:type="page"/>
-      </w:r>
-    </w:p>
-    <w:p>
-      <w:pPr>
-        <w:spacing w:after="0" w:before="1600"/>
-        <w:jc w:val="center"/>
-      </w:pPr>
-      <w:r>
-        <w:rPr>
-          <w:rFonts w:ascii="Times New Roman" w:cs="Times New Roman" w:eastAsia="Times New Roman" w:hAnsi="Times New Roman"/>
-          <w:b/>
-          <w:bCs/>
-          <w:color w:val="F2C500"/>
-          <w:sz w:val="28"/>
-          <w:szCs w:val="28"/>
-        </w:rPr>
-        <w:t xml:space="preserve">PART B</w:t>
-      </w:r>
-    </w:p>
-    <w:p>
-      <w:pPr>
-        <w:spacing w:after="40"/>
-        <w:jc w:val="center"/>
+        <w:t xml:space="preserve">The Strapi CMS home screen after signing in.</w:t>
+      </w:r>
+    </w:p>
+    <w:p>
+      <w:pPr>
+        <w:pBdr>
+          <w:top w:val="none"/>
+          <w:bottom w:val="none"/>
+          <w:left w:val="single" w:color="F2C500" w:sz="24" w:space="10"/>
+          <w:right w:val="none"/>
+        </w:pBdr>
+        <w:shd w:fill="FBFBE9" w:color="auto" w:val="clear"/>
+        <w:spacing w:after="160" w:before="60" w:line="264"/>
+        <w:ind w:left="120" w:right="120"/>
       </w:pPr>
       <w:r>
         <w:rPr>
@@ -4680,31 +4877,19 @@
           <w:b/>
           <w:bCs/>
           <w:color w:val="17488E"/>
-          <w:sz w:val="56"/>
-          <w:szCs w:val="56"/>
-        </w:rPr>
-        <w:t xml:space="preserve">Administrator Guide</w:t>
-      </w:r>
-    </w:p>
-    <w:p>
-      <w:pPr>
-        <w:jc w:val="center"/>
-      </w:pPr>
-      <w:r>
-        <w:rPr>
-          <w:rFonts w:ascii="Times New Roman" w:cs="Times New Roman" w:eastAsia="Times New Roman" w:hAnsi="Times New Roman"/>
-          <w:i/>
-          <w:iCs/>
-          <w:color w:val="4B5563"/>
-          <w:sz w:val="24"/>
-          <w:szCs w:val="24"/>
-        </w:rPr>
-        <w:t xml:space="preserve">For TIRDO content editors and administrators</w:t>
-      </w:r>
-    </w:p>
-    <w:p>
-      <w:r>
-        <w:br w:type="page"/>
+          <w:sz w:val="20"/>
+          <w:szCs w:val="20"/>
+        </w:rPr>
+        <w:t xml:space="preserve">Keep your account secure.  </w:t>
+      </w:r>
+      <w:r>
+        <w:rPr>
+          <w:rFonts w:ascii="Times New Roman" w:cs="Times New Roman" w:eastAsia="Times New Roman" w:hAnsi="Times New Roman"/>
+          <w:color w:val="30414F"/>
+          <w:sz w:val="20"/>
+          <w:szCs w:val="20"/>
+        </w:rPr>
+        <w:t xml:space="preserve">Never share your password. Sign out when you finish, especially on shared computers. If multi-factor authentication is enabled for your account, complete the second step when prompted.</w:t>
       </w:r>
     </w:p>
     <w:p>
@@ -4721,7 +4906,7 @@
           <w:sz w:val="32"/>
           <w:szCs w:val="32"/>
         </w:rPr>
-        <w:t xml:space="preserve">11. Signing in to the CMS</w:t>
+        <w:t xml:space="preserve">12. The Content Manager</w:t>
       </w:r>
     </w:p>
     <w:p>
@@ -4745,84 +4930,21 @@
           <w:sz w:val="24"/>
           <w:szCs w:val="24"/>
         </w:rPr>
-        <w:t xml:space="preserve">Content is managed in the TIRDO Content Management System (CMS), built on Strapi. This chapter explains how to sign in and what you see first. Only authorised TIRDO staff have accounts.</w:t>
-      </w:r>
-    </w:p>
-    <w:p>
-      <w:pPr>
-        <w:pStyle w:val="ListParagraph"/>
-        <w:numPr>
-          <w:ilvl w:val="0"/>
-          <w:numId w:val="9"/>
-        </w:numPr>
-        <w:spacing w:after="90" w:line="264"/>
-      </w:pPr>
-      <w:r>
-        <w:rPr>
-          <w:rFonts w:ascii="Times New Roman" w:cs="Times New Roman" w:eastAsia="Times New Roman" w:hAnsi="Times New Roman"/>
-          <w:color w:val="1F2937"/>
-          <w:sz w:val="24"/>
-          <w:szCs w:val="24"/>
-        </w:rPr>
-        <w:t xml:space="preserve">In your browser, open the CMS administration address (the Strapi </w:t>
-      </w:r>
-      <w:r>
-        <w:rPr>
-          <w:rFonts w:ascii="Times New Roman" w:cs="Times New Roman" w:eastAsia="Times New Roman" w:hAnsi="Times New Roman"/>
-          <w:b/>
-          <w:bCs/>
-          <w:color w:val="1F2937"/>
-          <w:sz w:val="24"/>
-          <w:szCs w:val="24"/>
-        </w:rPr>
-        <w:t xml:space="preserve">admin</w:t>
-      </w:r>
-      <w:r>
-        <w:rPr>
-          <w:rFonts w:ascii="Times New Roman" w:cs="Times New Roman" w:eastAsia="Times New Roman" w:hAnsi="Times New Roman"/>
-          <w:color w:val="1F2937"/>
-          <w:sz w:val="24"/>
-          <w:szCs w:val="24"/>
-        </w:rPr>
-        <w:t xml:space="preserve"> area) provided by the ICTT Department.</w:t>
-      </w:r>
-    </w:p>
-    <w:p>
-      <w:pPr>
-        <w:pStyle w:val="ListParagraph"/>
-        <w:numPr>
-          <w:ilvl w:val="0"/>
-          <w:numId w:val="9"/>
-        </w:numPr>
-        <w:spacing w:after="90" w:line="264"/>
-      </w:pPr>
-      <w:r>
-        <w:rPr>
-          <w:rFonts w:ascii="Times New Roman" w:cs="Times New Roman" w:eastAsia="Times New Roman" w:hAnsi="Times New Roman"/>
-          <w:color w:val="1F2937"/>
-          <w:sz w:val="24"/>
-          <w:szCs w:val="24"/>
-        </w:rPr>
-        <w:t xml:space="preserve">Enter your email and password and sign in.</w:t>
-      </w:r>
-    </w:p>
-    <w:p>
-      <w:pPr>
-        <w:pStyle w:val="ListParagraph"/>
-        <w:numPr>
-          <w:ilvl w:val="0"/>
-          <w:numId w:val="9"/>
-        </w:numPr>
-        <w:spacing w:after="90" w:line="264"/>
-      </w:pPr>
-      <w:r>
-        <w:rPr>
-          <w:rFonts w:ascii="Times New Roman" w:cs="Times New Roman" w:eastAsia="Times New Roman" w:hAnsi="Times New Roman"/>
-          <w:color w:val="1F2937"/>
-          <w:sz w:val="24"/>
-          <w:szCs w:val="24"/>
-        </w:rPr>
-        <w:t xml:space="preserve">The CMS home screen opens.</w:t>
+        <w:t xml:space="preserve">The Content Manager is where all website content lives. This chapter orients you to its layout before the task chapters that follow.</w:t>
+      </w:r>
+    </w:p>
+    <w:p>
+      <w:pPr>
+        <w:spacing w:after="140" w:line="264"/>
+      </w:pPr>
+      <w:r>
+        <w:rPr>
+          <w:rFonts w:ascii="Times New Roman" w:cs="Times New Roman" w:eastAsia="Times New Roman" w:hAnsi="Times New Roman"/>
+          <w:color w:val="1F2937"/>
+          <w:sz w:val="24"/>
+          <w:szCs w:val="24"/>
+        </w:rPr>
+        <w:t xml:space="preserve">Open Content Manager from the left icon bar. The content is organised into Collection Types (lists of items such as News Articles, Services, Departments, Publications, Projects, Technologies, Vacancies, Tenders, Contact Messages and Feedback) and Single Types (one-off pages such as the Customer Service Charter).</w:t>
       </w:r>
     </w:p>
     <w:p>
@@ -4891,7 +5013,7 @@
           <w:sz w:val="20"/>
           <w:szCs w:val="20"/>
         </w:rPr>
-        <w:t xml:space="preserve">Figure 18.  </w:t>
+        <w:t xml:space="preserve">Figure 19.  </w:t>
       </w:r>
       <w:r>
         <w:rPr>
@@ -4902,40 +5024,21 @@
           <w:sz w:val="20"/>
           <w:szCs w:val="20"/>
         </w:rPr>
-        <w:t xml:space="preserve">The Strapi CMS home screen after signing in.</w:t>
-      </w:r>
-    </w:p>
-    <w:p>
-      <w:pPr>
-        <w:pBdr>
-          <w:top w:val="none"/>
-          <w:bottom w:val="none"/>
-          <w:left w:val="single" w:color="F2C500" w:sz="24" w:space="10"/>
-          <w:right w:val="none"/>
-        </w:pBdr>
-        <w:shd w:fill="FBFBE9" w:color="auto" w:val="clear"/>
-        <w:spacing w:after="160" w:before="60" w:line="264"/>
-        <w:ind w:left="120" w:right="120"/>
-      </w:pPr>
-      <w:r>
-        <w:rPr>
-          <w:rFonts w:ascii="Times New Roman" w:cs="Times New Roman" w:eastAsia="Times New Roman" w:hAnsi="Times New Roman"/>
-          <w:b/>
-          <w:bCs/>
-          <w:color w:val="17488E"/>
-          <w:sz w:val="20"/>
-          <w:szCs w:val="20"/>
-        </w:rPr>
-        <w:t xml:space="preserve">Keep your account secure.  </w:t>
-      </w:r>
-      <w:r>
-        <w:rPr>
-          <w:rFonts w:ascii="Times New Roman" w:cs="Times New Roman" w:eastAsia="Times New Roman" w:hAnsi="Times New Roman"/>
-          <w:color w:val="30414F"/>
-          <w:sz w:val="20"/>
-          <w:szCs w:val="20"/>
-        </w:rPr>
-        <w:t xml:space="preserve">Never share your password. Sign out when you finish, especially on shared computers. If multi-factor authentication is enabled for your account, complete the second step when prompted.</w:t>
+        <w:t xml:space="preserve">The Content Manager — content types are listed on the left; the Feedback list is open.</w:t>
+      </w:r>
+    </w:p>
+    <w:p>
+      <w:pPr>
+        <w:spacing w:after="140" w:line="264"/>
+      </w:pPr>
+      <w:r>
+        <w:rPr>
+          <w:rFonts w:ascii="Times New Roman" w:cs="Times New Roman" w:eastAsia="Times New Roman" w:hAnsi="Times New Roman"/>
+          <w:color w:val="1F2937"/>
+          <w:sz w:val="24"/>
+          <w:szCs w:val="24"/>
+        </w:rPr>
+        <w:t xml:space="preserve">Click any content type on the left to see its entries, then click an entry to open it. The buttons to create, save and publish appear at the top-right of each entry.</w:t>
       </w:r>
     </w:p>
     <w:p>
@@ -4952,7 +5055,7 @@
           <w:sz w:val="32"/>
           <w:szCs w:val="32"/>
         </w:rPr>
-        <w:t xml:space="preserve">12. The Content Manager</w:t>
+        <w:t xml:space="preserve">13. Creating and editing content</w:t>
       </w:r>
     </w:p>
     <w:p>
@@ -4976,7 +5079,24 @@
           <w:sz w:val="24"/>
           <w:szCs w:val="24"/>
         </w:rPr>
-        <w:t xml:space="preserve">The Content Manager is where all website content lives. This chapter orients you to its layout before the task chapters that follow.</w:t>
+        <w:t xml:space="preserve">This chapter walks through adding and editing a news article; the same pattern applies to services, departments, publications, projects, technologies, vacancies and tenders.</w:t>
+      </w:r>
+    </w:p>
+    <w:p>
+      <w:pPr>
+        <w:pStyle w:val="Heading2"/>
+        <w:spacing w:after="100" w:before="240"/>
+      </w:pPr>
+      <w:r>
+        <w:rPr>
+          <w:rFonts w:ascii="Times New Roman" w:cs="Times New Roman" w:eastAsia="Times New Roman" w:hAnsi="Times New Roman"/>
+          <w:b/>
+          <w:bCs/>
+          <w:color w:val="007E93"/>
+          <w:sz w:val="28"/>
+          <w:szCs w:val="28"/>
+        </w:rPr>
+        <w:t xml:space="preserve">13.1 Opening the list</w:t>
       </w:r>
     </w:p>
     <w:p>
@@ -4990,7 +5110,7 @@
           <w:sz w:val="24"/>
           <w:szCs w:val="24"/>
         </w:rPr>
-        <w:t xml:space="preserve">Open Content Manager from the left icon bar. The content is organised into Collection Types (lists of items such as News Articles, Services, Departments, Publications, Projects, Technologies, Vacancies, Tenders, Contact Messages and Feedback) and Single Types (one-off pages such as the Customer Service Charter).</w:t>
+        <w:t xml:space="preserve">In the Content Manager, click News Article on the left to see existing articles with their title, slug (web address), excerpt and language.</w:t>
       </w:r>
     </w:p>
     <w:p>
@@ -5059,7 +5179,7 @@
           <w:sz w:val="20"/>
           <w:szCs w:val="20"/>
         </w:rPr>
-        <w:t xml:space="preserve">Figure 19.  </w:t>
+        <w:t xml:space="preserve">Figure 20.  </w:t>
       </w:r>
       <w:r>
         <w:rPr>
@@ -5070,62 +5190,7 @@
           <w:sz w:val="20"/>
           <w:szCs w:val="20"/>
         </w:rPr>
-        <w:t xml:space="preserve">The Content Manager — content types are listed on the left; the Feedback list is open.</w:t>
-      </w:r>
-    </w:p>
-    <w:p>
-      <w:pPr>
-        <w:spacing w:after="140" w:line="264"/>
-      </w:pPr>
-      <w:r>
-        <w:rPr>
-          <w:rFonts w:ascii="Times New Roman" w:cs="Times New Roman" w:eastAsia="Times New Roman" w:hAnsi="Times New Roman"/>
-          <w:color w:val="1F2937"/>
-          <w:sz w:val="24"/>
-          <w:szCs w:val="24"/>
-        </w:rPr>
-        <w:t xml:space="preserve">Click any content type on the left to see its entries, then click an entry to open it. The buttons to create, save and publish appear at the top-right of each entry.</w:t>
-      </w:r>
-    </w:p>
-    <w:p>
-      <w:pPr>
-        <w:pStyle w:val="Heading1"/>
-        <w:spacing w:after="120" w:before="320"/>
-      </w:pPr>
-      <w:r>
-        <w:rPr>
-          <w:rFonts w:ascii="Times New Roman" w:cs="Times New Roman" w:eastAsia="Times New Roman" w:hAnsi="Times New Roman"/>
-          <w:b/>
-          <w:bCs/>
-          <w:color w:val="17488E"/>
-          <w:sz w:val="32"/>
-          <w:szCs w:val="32"/>
-        </w:rPr>
-        <w:t xml:space="preserve">13. Creating and editing content</w:t>
-      </w:r>
-    </w:p>
-    <w:p>
-      <w:pPr>
-        <w:pBdr>
-          <w:top w:val="none"/>
-          <w:bottom w:val="none"/>
-          <w:left w:val="single" w:color="007E93" w:sz="24" w:space="10"/>
-          <w:right w:val="none"/>
-        </w:pBdr>
-        <w:shd w:fill="EEF3F5" w:color="auto" w:val="clear"/>
-        <w:spacing w:after="200" w:before="60" w:line="264"/>
-        <w:ind w:left="120" w:right="120"/>
-      </w:pPr>
-      <w:r>
-        <w:rPr>
-          <w:rFonts w:ascii="Times New Roman" w:cs="Times New Roman" w:eastAsia="Times New Roman" w:hAnsi="Times New Roman"/>
-          <w:i/>
-          <w:iCs/>
-          <w:color w:val="30414F"/>
-          <w:sz w:val="24"/>
-          <w:szCs w:val="24"/>
-        </w:rPr>
-        <w:t xml:space="preserve">This chapter walks through adding and editing a news article; the same pattern applies to services, departments, publications, projects, technologies, vacancies and tenders.</w:t>
+        <w:t xml:space="preserve">The News Article list.</w:t>
       </w:r>
     </w:p>
     <w:p>
@@ -5142,21 +5207,222 @@
           <w:sz w:val="28"/>
           <w:szCs w:val="28"/>
         </w:rPr>
-        <w:t xml:space="preserve">13.1 Opening the list</w:t>
-      </w:r>
-    </w:p>
-    <w:p>
-      <w:pPr>
-        <w:spacing w:after="140" w:line="264"/>
-      </w:pPr>
-      <w:r>
-        <w:rPr>
-          <w:rFonts w:ascii="Times New Roman" w:cs="Times New Roman" w:eastAsia="Times New Roman" w:hAnsi="Times New Roman"/>
-          <w:color w:val="1F2937"/>
-          <w:sz w:val="24"/>
-          <w:szCs w:val="24"/>
-        </w:rPr>
-        <w:t xml:space="preserve">In the Content Manager, click News Article on the left to see existing articles with their title, slug (web address), excerpt and language.</w:t>
+        <w:t xml:space="preserve">13.2 Creating or editing an article</w:t>
+      </w:r>
+    </w:p>
+    <w:p>
+      <w:pPr>
+        <w:pStyle w:val="ListParagraph"/>
+        <w:numPr>
+          <w:ilvl w:val="0"/>
+          <w:numId w:val="10"/>
+        </w:numPr>
+        <w:spacing w:after="90" w:line="264"/>
+      </w:pPr>
+      <w:r>
+        <w:rPr>
+          <w:rFonts w:ascii="Times New Roman" w:cs="Times New Roman" w:eastAsia="Times New Roman" w:hAnsi="Times New Roman"/>
+          <w:color w:val="1F2937"/>
+          <w:sz w:val="24"/>
+          <w:szCs w:val="24"/>
+        </w:rPr>
+        <w:t xml:space="preserve">Click </w:t>
+      </w:r>
+      <w:r>
+        <w:rPr>
+          <w:rFonts w:ascii="Times New Roman" w:cs="Times New Roman" w:eastAsia="Times New Roman" w:hAnsi="Times New Roman"/>
+          <w:b/>
+          <w:bCs/>
+          <w:color w:val="1F2937"/>
+          <w:sz w:val="24"/>
+          <w:szCs w:val="24"/>
+        </w:rPr>
+        <w:t xml:space="preserve">Create new entry</w:t>
+      </w:r>
+      <w:r>
+        <w:rPr>
+          <w:rFonts w:ascii="Times New Roman" w:cs="Times New Roman" w:eastAsia="Times New Roman" w:hAnsi="Times New Roman"/>
+          <w:color w:val="1F2937"/>
+          <w:sz w:val="24"/>
+          <w:szCs w:val="24"/>
+        </w:rPr>
+        <w:t xml:space="preserve"> (top-right) to add a new article, or click an existing row to edit it.</w:t>
+      </w:r>
+    </w:p>
+    <w:p>
+      <w:pPr>
+        <w:pStyle w:val="ListParagraph"/>
+        <w:numPr>
+          <w:ilvl w:val="0"/>
+          <w:numId w:val="10"/>
+        </w:numPr>
+        <w:spacing w:after="90" w:line="264"/>
+      </w:pPr>
+      <w:r>
+        <w:rPr>
+          <w:rFonts w:ascii="Times New Roman" w:cs="Times New Roman" w:eastAsia="Times New Roman" w:hAnsi="Times New Roman"/>
+          <w:color w:val="1F2937"/>
+          <w:sz w:val="24"/>
+          <w:szCs w:val="24"/>
+        </w:rPr>
+        <w:t xml:space="preserve">Enter the </w:t>
+      </w:r>
+      <w:r>
+        <w:rPr>
+          <w:rFonts w:ascii="Times New Roman" w:cs="Times New Roman" w:eastAsia="Times New Roman" w:hAnsi="Times New Roman"/>
+          <w:b/>
+          <w:bCs/>
+          <w:color w:val="1F2937"/>
+          <w:sz w:val="24"/>
+          <w:szCs w:val="24"/>
+        </w:rPr>
+        <w:t xml:space="preserve">Title</w:t>
+      </w:r>
+      <w:r>
+        <w:rPr>
+          <w:rFonts w:ascii="Times New Roman" w:cs="Times New Roman" w:eastAsia="Times New Roman" w:hAnsi="Times New Roman"/>
+          <w:color w:val="1F2937"/>
+          <w:sz w:val="24"/>
+          <w:szCs w:val="24"/>
+        </w:rPr>
+        <w:t xml:space="preserve">. The </w:t>
+      </w:r>
+      <w:r>
+        <w:rPr>
+          <w:rFonts w:ascii="Times New Roman" w:cs="Times New Roman" w:eastAsia="Times New Roman" w:hAnsi="Times New Roman"/>
+          <w:b/>
+          <w:bCs/>
+          <w:color w:val="1F2937"/>
+          <w:sz w:val="24"/>
+          <w:szCs w:val="24"/>
+        </w:rPr>
+        <w:t xml:space="preserve">Slug</w:t>
+      </w:r>
+      <w:r>
+        <w:rPr>
+          <w:rFonts w:ascii="Times New Roman" w:cs="Times New Roman" w:eastAsia="Times New Roman" w:hAnsi="Times New Roman"/>
+          <w:color w:val="1F2937"/>
+          <w:sz w:val="24"/>
+          <w:szCs w:val="24"/>
+        </w:rPr>
+        <w:t xml:space="preserve"> (web address) is generated automatically; you can regenerate it with the refresh icon.</w:t>
+      </w:r>
+    </w:p>
+    <w:p>
+      <w:pPr>
+        <w:pStyle w:val="ListParagraph"/>
+        <w:numPr>
+          <w:ilvl w:val="0"/>
+          <w:numId w:val="10"/>
+        </w:numPr>
+        <w:spacing w:after="90" w:line="264"/>
+      </w:pPr>
+      <w:r>
+        <w:rPr>
+          <w:rFonts w:ascii="Times New Roman" w:cs="Times New Roman" w:eastAsia="Times New Roman" w:hAnsi="Times New Roman"/>
+          <w:color w:val="1F2937"/>
+          <w:sz w:val="24"/>
+          <w:szCs w:val="24"/>
+        </w:rPr>
+        <w:t xml:space="preserve">Write a short </w:t>
+      </w:r>
+      <w:r>
+        <w:rPr>
+          <w:rFonts w:ascii="Times New Roman" w:cs="Times New Roman" w:eastAsia="Times New Roman" w:hAnsi="Times New Roman"/>
+          <w:b/>
+          <w:bCs/>
+          <w:color w:val="1F2937"/>
+          <w:sz w:val="24"/>
+          <w:szCs w:val="24"/>
+        </w:rPr>
+        <w:t xml:space="preserve">Excerpt</w:t>
+      </w:r>
+      <w:r>
+        <w:rPr>
+          <w:rFonts w:ascii="Times New Roman" w:cs="Times New Roman" w:eastAsia="Times New Roman" w:hAnsi="Times New Roman"/>
+          <w:color w:val="1F2937"/>
+          <w:sz w:val="24"/>
+          <w:szCs w:val="24"/>
+        </w:rPr>
+        <w:t xml:space="preserve"> (up to 400 characters) — this is the summary shown on cards and in search.</w:t>
+      </w:r>
+    </w:p>
+    <w:p>
+      <w:pPr>
+        <w:pStyle w:val="ListParagraph"/>
+        <w:numPr>
+          <w:ilvl w:val="0"/>
+          <w:numId w:val="10"/>
+        </w:numPr>
+        <w:spacing w:after="90" w:line="264"/>
+      </w:pPr>
+      <w:r>
+        <w:rPr>
+          <w:rFonts w:ascii="Times New Roman" w:cs="Times New Roman" w:eastAsia="Times New Roman" w:hAnsi="Times New Roman"/>
+          <w:color w:val="1F2937"/>
+          <w:sz w:val="24"/>
+          <w:szCs w:val="24"/>
+        </w:rPr>
+        <w:t xml:space="preserve">Write the </w:t>
+      </w:r>
+      <w:r>
+        <w:rPr>
+          <w:rFonts w:ascii="Times New Roman" w:cs="Times New Roman" w:eastAsia="Times New Roman" w:hAnsi="Times New Roman"/>
+          <w:b/>
+          <w:bCs/>
+          <w:color w:val="1F2937"/>
+          <w:sz w:val="24"/>
+          <w:szCs w:val="24"/>
+        </w:rPr>
+        <w:t xml:space="preserve">Body</w:t>
+      </w:r>
+      <w:r>
+        <w:rPr>
+          <w:rFonts w:ascii="Times New Roman" w:cs="Times New Roman" w:eastAsia="Times New Roman" w:hAnsi="Times New Roman"/>
+          <w:color w:val="1F2937"/>
+          <w:sz w:val="24"/>
+          <w:szCs w:val="24"/>
+        </w:rPr>
+        <w:t xml:space="preserve"> in the rich-text editor. Use the toolbar for headings, bold, italic and links, and </w:t>
+      </w:r>
+      <w:r>
+        <w:rPr>
+          <w:rFonts w:ascii="Times New Roman" w:cs="Times New Roman" w:eastAsia="Times New Roman" w:hAnsi="Times New Roman"/>
+          <w:b/>
+          <w:bCs/>
+          <w:color w:val="1F2937"/>
+          <w:sz w:val="24"/>
+          <w:szCs w:val="24"/>
+        </w:rPr>
+        <w:t xml:space="preserve">Preview mode</w:t>
+      </w:r>
+      <w:r>
+        <w:rPr>
+          <w:rFonts w:ascii="Times New Roman" w:cs="Times New Roman" w:eastAsia="Times New Roman" w:hAnsi="Times New Roman"/>
+          <w:color w:val="1F2937"/>
+          <w:sz w:val="24"/>
+          <w:szCs w:val="24"/>
+        </w:rPr>
+        <w:t xml:space="preserve"> to see how it will read.</w:t>
+      </w:r>
+    </w:p>
+    <w:p>
+      <w:pPr>
+        <w:pStyle w:val="ListParagraph"/>
+        <w:numPr>
+          <w:ilvl w:val="0"/>
+          <w:numId w:val="10"/>
+        </w:numPr>
+        <w:spacing w:after="90" w:line="264"/>
+      </w:pPr>
+      <w:r>
+        <w:rPr>
+          <w:rFonts w:ascii="Times New Roman" w:cs="Times New Roman" w:eastAsia="Times New Roman" w:hAnsi="Times New Roman"/>
+          <w:color w:val="1F2937"/>
+          <w:sz w:val="24"/>
+          <w:szCs w:val="24"/>
+        </w:rPr>
+        <w:t xml:space="preserve">Add any images, dates or other fields the content type provides.</w:t>
       </w:r>
     </w:p>
     <w:p>
@@ -5225,7 +5491,7 @@
           <w:sz w:val="20"/>
           <w:szCs w:val="20"/>
         </w:rPr>
-        <w:t xml:space="preserve">Figure 20.  </w:t>
+        <w:t xml:space="preserve">Figure 21.  </w:t>
       </w:r>
       <w:r>
         <w:rPr>
@@ -5236,7 +5502,7 @@
           <w:sz w:val="20"/>
           <w:szCs w:val="20"/>
         </w:rPr>
-        <w:t xml:space="preserve">The News Article list.</w:t>
+        <w:t xml:space="preserve">Editing a news article — title, slug, excerpt and the rich-text body.</w:t>
       </w:r>
     </w:p>
     <w:p>
@@ -5253,7 +5519,21 @@
           <w:sz w:val="28"/>
           <w:szCs w:val="28"/>
         </w:rPr>
-        <w:t xml:space="preserve">13.2 Creating or editing an article</w:t>
+        <w:t xml:space="preserve">13.3 Saving, drafts and publishing</w:t>
+      </w:r>
+    </w:p>
+    <w:p>
+      <w:pPr>
+        <w:spacing w:after="140" w:line="264"/>
+      </w:pPr>
+      <w:r>
+        <w:rPr>
+          <w:rFonts w:ascii="Times New Roman" w:cs="Times New Roman" w:eastAsia="Times New Roman" w:hAnsi="Times New Roman"/>
+          <w:color w:val="1F2937"/>
+          <w:sz w:val="24"/>
+          <w:szCs w:val="24"/>
+        </w:rPr>
+        <w:t xml:space="preserve">Strapi keeps a Draft and a Published version of each entry.</w:t>
       </w:r>
     </w:p>
     <w:p>
@@ -5261,7 +5541,7 @@
         <w:pStyle w:val="ListParagraph"/>
         <w:numPr>
           <w:ilvl w:val="0"/>
-          <w:numId w:val="10"/>
+          <w:numId w:val="11"/>
         </w:numPr>
         <w:spacing w:after="90" w:line="264"/>
       </w:pPr>
@@ -5283,16 +5563,16 @@
           <w:sz w:val="24"/>
           <w:szCs w:val="24"/>
         </w:rPr>
-        <w:t xml:space="preserve">Create new entry</w:t>
-      </w:r>
-      <w:r>
-        <w:rPr>
-          <w:rFonts w:ascii="Times New Roman" w:cs="Times New Roman" w:eastAsia="Times New Roman" w:hAnsi="Times New Roman"/>
-          <w:color w:val="1F2937"/>
-          <w:sz w:val="24"/>
-          <w:szCs w:val="24"/>
-        </w:rPr>
-        <w:t xml:space="preserve"> (top-right) to add a new article, or click an existing row to edit it.</w:t>
+        <w:t xml:space="preserve">Save</w:t>
+      </w:r>
+      <w:r>
+        <w:rPr>
+          <w:rFonts w:ascii="Times New Roman" w:cs="Times New Roman" w:eastAsia="Times New Roman" w:hAnsi="Times New Roman"/>
+          <w:color w:val="1F2937"/>
+          <w:sz w:val="24"/>
+          <w:szCs w:val="24"/>
+        </w:rPr>
+        <w:t xml:space="preserve"> to store your changes as a draft. The draft is not yet visible on the public website.</w:t>
       </w:r>
     </w:p>
     <w:p>
@@ -5300,7 +5580,7 @@
         <w:pStyle w:val="ListParagraph"/>
         <w:numPr>
           <w:ilvl w:val="0"/>
-          <w:numId w:val="10"/>
+          <w:numId w:val="11"/>
         </w:numPr>
         <w:spacing w:after="90" w:line="264"/>
       </w:pPr>
@@ -5311,47 +5591,27 @@
           <w:sz w:val="24"/>
           <w:szCs w:val="24"/>
         </w:rPr>
-        <w:t xml:space="preserve">Enter the </w:t>
-      </w:r>
-      <w:r>
-        <w:rPr>
-          <w:rFonts w:ascii="Times New Roman" w:cs="Times New Roman" w:eastAsia="Times New Roman" w:hAnsi="Times New Roman"/>
-          <w:b/>
-          <w:bCs/>
-          <w:color w:val="1F2937"/>
-          <w:sz w:val="24"/>
-          <w:szCs w:val="24"/>
-        </w:rPr>
-        <w:t xml:space="preserve">Title</w:t>
-      </w:r>
-      <w:r>
-        <w:rPr>
-          <w:rFonts w:ascii="Times New Roman" w:cs="Times New Roman" w:eastAsia="Times New Roman" w:hAnsi="Times New Roman"/>
-          <w:color w:val="1F2937"/>
-          <w:sz w:val="24"/>
-          <w:szCs w:val="24"/>
-        </w:rPr>
-        <w:t xml:space="preserve">. The </w:t>
-      </w:r>
-      <w:r>
-        <w:rPr>
-          <w:rFonts w:ascii="Times New Roman" w:cs="Times New Roman" w:eastAsia="Times New Roman" w:hAnsi="Times New Roman"/>
-          <w:b/>
-          <w:bCs/>
-          <w:color w:val="1F2937"/>
-          <w:sz w:val="24"/>
-          <w:szCs w:val="24"/>
-        </w:rPr>
-        <w:t xml:space="preserve">Slug</w:t>
-      </w:r>
-      <w:r>
-        <w:rPr>
-          <w:rFonts w:ascii="Times New Roman" w:cs="Times New Roman" w:eastAsia="Times New Roman" w:hAnsi="Times New Roman"/>
-          <w:color w:val="1F2937"/>
-          <w:sz w:val="24"/>
-          <w:szCs w:val="24"/>
-        </w:rPr>
-        <w:t xml:space="preserve"> (web address) is generated automatically; you can regenerate it with the refresh icon.</w:t>
+        <w:t xml:space="preserve">When the content is ready, click </w:t>
+      </w:r>
+      <w:r>
+        <w:rPr>
+          <w:rFonts w:ascii="Times New Roman" w:cs="Times New Roman" w:eastAsia="Times New Roman" w:hAnsi="Times New Roman"/>
+          <w:b/>
+          <w:bCs/>
+          <w:color w:val="1F2937"/>
+          <w:sz w:val="24"/>
+          <w:szCs w:val="24"/>
+        </w:rPr>
+        <w:t xml:space="preserve">Publish</w:t>
+      </w:r>
+      <w:r>
+        <w:rPr>
+          <w:rFonts w:ascii="Times New Roman" w:cs="Times New Roman" w:eastAsia="Times New Roman" w:hAnsi="Times New Roman"/>
+          <w:color w:val="1F2937"/>
+          <w:sz w:val="24"/>
+          <w:szCs w:val="24"/>
+        </w:rPr>
+        <w:t xml:space="preserve">. It then appears on the website.</w:t>
       </w:r>
     </w:p>
     <w:p>
@@ -5359,7 +5619,7 @@
         <w:pStyle w:val="ListParagraph"/>
         <w:numPr>
           <w:ilvl w:val="0"/>
-          <w:numId w:val="10"/>
+          <w:numId w:val="11"/>
         </w:numPr>
         <w:spacing w:after="90" w:line="264"/>
       </w:pPr>
@@ -5370,27 +5630,101 @@
           <w:sz w:val="24"/>
           <w:szCs w:val="24"/>
         </w:rPr>
-        <w:t xml:space="preserve">Write a short </w:t>
-      </w:r>
-      <w:r>
-        <w:rPr>
-          <w:rFonts w:ascii="Times New Roman" w:cs="Times New Roman" w:eastAsia="Times New Roman" w:hAnsi="Times New Roman"/>
-          <w:b/>
-          <w:bCs/>
-          <w:color w:val="1F2937"/>
-          <w:sz w:val="24"/>
-          <w:szCs w:val="24"/>
-        </w:rPr>
-        <w:t xml:space="preserve">Excerpt</w:t>
-      </w:r>
-      <w:r>
-        <w:rPr>
-          <w:rFonts w:ascii="Times New Roman" w:cs="Times New Roman" w:eastAsia="Times New Roman" w:hAnsi="Times New Roman"/>
-          <w:color w:val="1F2937"/>
-          <w:sz w:val="24"/>
-          <w:szCs w:val="24"/>
-        </w:rPr>
-        <w:t xml:space="preserve"> (up to 400 characters) — this is the summary shown on cards and in search.</w:t>
+        <w:t xml:space="preserve">To take something off the website, open it and choose </w:t>
+      </w:r>
+      <w:r>
+        <w:rPr>
+          <w:rFonts w:ascii="Times New Roman" w:cs="Times New Roman" w:eastAsia="Times New Roman" w:hAnsi="Times New Roman"/>
+          <w:b/>
+          <w:bCs/>
+          <w:color w:val="1F2937"/>
+          <w:sz w:val="24"/>
+          <w:szCs w:val="24"/>
+        </w:rPr>
+        <w:t xml:space="preserve">Unpublish</w:t>
+      </w:r>
+      <w:r>
+        <w:rPr>
+          <w:rFonts w:ascii="Times New Roman" w:cs="Times New Roman" w:eastAsia="Times New Roman" w:hAnsi="Times New Roman"/>
+          <w:color w:val="1F2937"/>
+          <w:sz w:val="24"/>
+          <w:szCs w:val="24"/>
+        </w:rPr>
+        <w:t xml:space="preserve">.</w:t>
+      </w:r>
+    </w:p>
+    <w:p>
+      <w:pPr>
+        <w:pBdr>
+          <w:top w:val="none"/>
+          <w:bottom w:val="none"/>
+          <w:left w:val="single" w:color="F2C500" w:sz="24" w:space="10"/>
+          <w:right w:val="none"/>
+        </w:pBdr>
+        <w:shd w:fill="FBFBE9" w:color="auto" w:val="clear"/>
+        <w:spacing w:after="160" w:before="60" w:line="264"/>
+        <w:ind w:left="120" w:right="120"/>
+      </w:pPr>
+      <w:r>
+        <w:rPr>
+          <w:rFonts w:ascii="Times New Roman" w:cs="Times New Roman" w:eastAsia="Times New Roman" w:hAnsi="Times New Roman"/>
+          <w:b/>
+          <w:bCs/>
+          <w:color w:val="17488E"/>
+          <w:sz w:val="20"/>
+          <w:szCs w:val="20"/>
+        </w:rPr>
+        <w:t xml:space="preserve">Tip.  </w:t>
+      </w:r>
+      <w:r>
+        <w:rPr>
+          <w:rFonts w:ascii="Times New Roman" w:cs="Times New Roman" w:eastAsia="Times New Roman" w:hAnsi="Times New Roman"/>
+          <w:color w:val="30414F"/>
+          <w:sz w:val="20"/>
+          <w:szCs w:val="20"/>
+        </w:rPr>
+        <w:t xml:space="preserve">Always preview and save a draft first. Publish only when the wording, links and images are correct. The public website reads published content.</w:t>
+      </w:r>
+    </w:p>
+    <w:p>
+      <w:pPr>
+        <w:pStyle w:val="Heading1"/>
+        <w:spacing w:after="120" w:before="320"/>
+      </w:pPr>
+      <w:r>
+        <w:rPr>
+          <w:rFonts w:ascii="Times New Roman" w:cs="Times New Roman" w:eastAsia="Times New Roman" w:hAnsi="Times New Roman"/>
+          <w:b/>
+          <w:bCs/>
+          <w:color w:val="17488E"/>
+          <w:sz w:val="32"/>
+          <w:szCs w:val="32"/>
+        </w:rPr>
+        <w:t xml:space="preserve">14. Managing content in English and Kiswahili</w:t>
+      </w:r>
+    </w:p>
+    <w:p>
+      <w:pPr>
+        <w:pBdr>
+          <w:top w:val="none"/>
+          <w:bottom w:val="none"/>
+          <w:left w:val="single" w:color="007E93" w:sz="24" w:space="10"/>
+          <w:right w:val="none"/>
+        </w:pBdr>
+        <w:shd w:fill="EEF3F5" w:color="auto" w:val="clear"/>
+        <w:spacing w:after="200" w:before="60" w:line="264"/>
+        <w:ind w:left="120" w:right="120"/>
+      </w:pPr>
+      <w:r>
+        <w:rPr>
+          <w:rFonts w:ascii="Times New Roman" w:cs="Times New Roman" w:eastAsia="Times New Roman" w:hAnsi="Times New Roman"/>
+          <w:i/>
+          <w:iCs/>
+          <w:color w:val="30414F"/>
+          <w:sz w:val="24"/>
+          <w:szCs w:val="24"/>
+        </w:rPr>
+        <w:t xml:space="preserve">Most content can be authored in both English and Kiswahili. This chapter explains how to add a Kiswahili version of an entry.</w:t>
       </w:r>
     </w:p>
     <w:p>
@@ -5398,7 +5732,7 @@
         <w:pStyle w:val="ListParagraph"/>
         <w:numPr>
           <w:ilvl w:val="0"/>
-          <w:numId w:val="10"/>
+          <w:numId w:val="12"/>
         </w:numPr>
         <w:spacing w:after="90" w:line="264"/>
       </w:pPr>
@@ -5409,47 +5743,7 @@
           <w:sz w:val="24"/>
           <w:szCs w:val="24"/>
         </w:rPr>
-        <w:t xml:space="preserve">Write the </w:t>
-      </w:r>
-      <w:r>
-        <w:rPr>
-          <w:rFonts w:ascii="Times New Roman" w:cs="Times New Roman" w:eastAsia="Times New Roman" w:hAnsi="Times New Roman"/>
-          <w:b/>
-          <w:bCs/>
-          <w:color w:val="1F2937"/>
-          <w:sz w:val="24"/>
-          <w:szCs w:val="24"/>
-        </w:rPr>
-        <w:t xml:space="preserve">Body</w:t>
-      </w:r>
-      <w:r>
-        <w:rPr>
-          <w:rFonts w:ascii="Times New Roman" w:cs="Times New Roman" w:eastAsia="Times New Roman" w:hAnsi="Times New Roman"/>
-          <w:color w:val="1F2937"/>
-          <w:sz w:val="24"/>
-          <w:szCs w:val="24"/>
-        </w:rPr>
-        <w:t xml:space="preserve"> in the rich-text editor. Use the toolbar for headings, bold, italic and links, and </w:t>
-      </w:r>
-      <w:r>
-        <w:rPr>
-          <w:rFonts w:ascii="Times New Roman" w:cs="Times New Roman" w:eastAsia="Times New Roman" w:hAnsi="Times New Roman"/>
-          <w:b/>
-          <w:bCs/>
-          <w:color w:val="1F2937"/>
-          <w:sz w:val="24"/>
-          <w:szCs w:val="24"/>
-        </w:rPr>
-        <w:t xml:space="preserve">Preview mode</w:t>
-      </w:r>
-      <w:r>
-        <w:rPr>
-          <w:rFonts w:ascii="Times New Roman" w:cs="Times New Roman" w:eastAsia="Times New Roman" w:hAnsi="Times New Roman"/>
-          <w:color w:val="1F2937"/>
-          <w:sz w:val="24"/>
-          <w:szCs w:val="24"/>
-        </w:rPr>
-        <w:t xml:space="preserve"> to see how it will read.</w:t>
+        <w:t xml:space="preserve">Open the entry you want to translate (for example a news article or the Charter).</w:t>
       </w:r>
     </w:p>
     <w:p>
@@ -5457,7 +5751,7 @@
         <w:pStyle w:val="ListParagraph"/>
         <w:numPr>
           <w:ilvl w:val="0"/>
-          <w:numId w:val="10"/>
+          <w:numId w:val="12"/>
         </w:numPr>
         <w:spacing w:after="90" w:line="264"/>
       </w:pPr>
@@ -5468,7 +5762,125 @@
           <w:sz w:val="24"/>
           <w:szCs w:val="24"/>
         </w:rPr>
-        <w:t xml:space="preserve">Add any images, dates or other fields the content type provides.</w:t>
+        <w:t xml:space="preserve">Use the </w:t>
+      </w:r>
+      <w:r>
+        <w:rPr>
+          <w:rFonts w:ascii="Times New Roman" w:cs="Times New Roman" w:eastAsia="Times New Roman" w:hAnsi="Times New Roman"/>
+          <w:b/>
+          <w:bCs/>
+          <w:color w:val="1F2937"/>
+          <w:sz w:val="24"/>
+          <w:szCs w:val="24"/>
+        </w:rPr>
+        <w:t xml:space="preserve">locale selector</w:t>
+      </w:r>
+      <w:r>
+        <w:rPr>
+          <w:rFonts w:ascii="Times New Roman" w:cs="Times New Roman" w:eastAsia="Times New Roman" w:hAnsi="Times New Roman"/>
+          <w:color w:val="1F2937"/>
+          <w:sz w:val="24"/>
+          <w:szCs w:val="24"/>
+        </w:rPr>
+        <w:t xml:space="preserve"> at the top-right and choose </w:t>
+      </w:r>
+      <w:r>
+        <w:rPr>
+          <w:rFonts w:ascii="Times New Roman" w:cs="Times New Roman" w:eastAsia="Times New Roman" w:hAnsi="Times New Roman"/>
+          <w:b/>
+          <w:bCs/>
+          <w:color w:val="1F2937"/>
+          <w:sz w:val="24"/>
+          <w:szCs w:val="24"/>
+        </w:rPr>
+        <w:t xml:space="preserve">Kiswahili (sw)</w:t>
+      </w:r>
+      <w:r>
+        <w:rPr>
+          <w:rFonts w:ascii="Times New Roman" w:cs="Times New Roman" w:eastAsia="Times New Roman" w:hAnsi="Times New Roman"/>
+          <w:color w:val="1F2937"/>
+          <w:sz w:val="24"/>
+          <w:szCs w:val="24"/>
+        </w:rPr>
+        <w:t xml:space="preserve">.</w:t>
+      </w:r>
+    </w:p>
+    <w:p>
+      <w:pPr>
+        <w:pStyle w:val="ListParagraph"/>
+        <w:numPr>
+          <w:ilvl w:val="0"/>
+          <w:numId w:val="12"/>
+        </w:numPr>
+        <w:spacing w:after="90" w:line="264"/>
+      </w:pPr>
+      <w:r>
+        <w:rPr>
+          <w:rFonts w:ascii="Times New Roman" w:cs="Times New Roman" w:eastAsia="Times New Roman" w:hAnsi="Times New Roman"/>
+          <w:color w:val="1F2937"/>
+          <w:sz w:val="24"/>
+          <w:szCs w:val="24"/>
+        </w:rPr>
+        <w:t xml:space="preserve">Enter the Kiswahili text for each field.</w:t>
+      </w:r>
+    </w:p>
+    <w:p>
+      <w:pPr>
+        <w:pStyle w:val="ListParagraph"/>
+        <w:numPr>
+          <w:ilvl w:val="0"/>
+          <w:numId w:val="12"/>
+        </w:numPr>
+        <w:spacing w:after="90" w:line="264"/>
+      </w:pPr>
+      <w:r>
+        <w:rPr>
+          <w:rFonts w:ascii="Times New Roman" w:cs="Times New Roman" w:eastAsia="Times New Roman" w:hAnsi="Times New Roman"/>
+          <w:color w:val="1F2937"/>
+          <w:sz w:val="24"/>
+          <w:szCs w:val="24"/>
+        </w:rPr>
+        <w:t xml:space="preserve">Click </w:t>
+      </w:r>
+      <w:r>
+        <w:rPr>
+          <w:rFonts w:ascii="Times New Roman" w:cs="Times New Roman" w:eastAsia="Times New Roman" w:hAnsi="Times New Roman"/>
+          <w:b/>
+          <w:bCs/>
+          <w:color w:val="1F2937"/>
+          <w:sz w:val="24"/>
+          <w:szCs w:val="24"/>
+        </w:rPr>
+        <w:t xml:space="preserve">Save</w:t>
+      </w:r>
+      <w:r>
+        <w:rPr>
+          <w:rFonts w:ascii="Times New Roman" w:cs="Times New Roman" w:eastAsia="Times New Roman" w:hAnsi="Times New Roman"/>
+          <w:color w:val="1F2937"/>
+          <w:sz w:val="24"/>
+          <w:szCs w:val="24"/>
+        </w:rPr>
+        <w:t xml:space="preserve">, then </w:t>
+      </w:r>
+      <w:r>
+        <w:rPr>
+          <w:rFonts w:ascii="Times New Roman" w:cs="Times New Roman" w:eastAsia="Times New Roman" w:hAnsi="Times New Roman"/>
+          <w:b/>
+          <w:bCs/>
+          <w:color w:val="1F2937"/>
+          <w:sz w:val="24"/>
+          <w:szCs w:val="24"/>
+        </w:rPr>
+        <w:t xml:space="preserve">Publish</w:t>
+      </w:r>
+      <w:r>
+        <w:rPr>
+          <w:rFonts w:ascii="Times New Roman" w:cs="Times New Roman" w:eastAsia="Times New Roman" w:hAnsi="Times New Roman"/>
+          <w:color w:val="1F2937"/>
+          <w:sz w:val="24"/>
+          <w:szCs w:val="24"/>
+        </w:rPr>
+        <w:t xml:space="preserve"> for the Kiswahili version.</w:t>
       </w:r>
     </w:p>
     <w:p>
@@ -5537,7 +5949,7 @@
           <w:sz w:val="20"/>
           <w:szCs w:val="20"/>
         </w:rPr>
-        <w:t xml:space="preserve">Figure 21.  </w:t>
+        <w:t xml:space="preserve">Figure 22.  </w:t>
       </w:r>
       <w:r>
         <w:rPr>
@@ -5548,155 +5960,7 @@
           <w:sz w:val="20"/>
           <w:szCs w:val="20"/>
         </w:rPr>
-        <w:t xml:space="preserve">Editing a news article — title, slug, excerpt and the rich-text body.</w:t>
-      </w:r>
-    </w:p>
-    <w:p>
-      <w:pPr>
-        <w:pStyle w:val="Heading2"/>
-        <w:spacing w:after="100" w:before="240"/>
-      </w:pPr>
-      <w:r>
-        <w:rPr>
-          <w:rFonts w:ascii="Times New Roman" w:cs="Times New Roman" w:eastAsia="Times New Roman" w:hAnsi="Times New Roman"/>
-          <w:b/>
-          <w:bCs/>
-          <w:color w:val="007E93"/>
-          <w:sz w:val="28"/>
-          <w:szCs w:val="28"/>
-        </w:rPr>
-        <w:t xml:space="preserve">13.3 Saving, drafts and publishing</w:t>
-      </w:r>
-    </w:p>
-    <w:p>
-      <w:pPr>
-        <w:spacing w:after="140" w:line="264"/>
-      </w:pPr>
-      <w:r>
-        <w:rPr>
-          <w:rFonts w:ascii="Times New Roman" w:cs="Times New Roman" w:eastAsia="Times New Roman" w:hAnsi="Times New Roman"/>
-          <w:color w:val="1F2937"/>
-          <w:sz w:val="24"/>
-          <w:szCs w:val="24"/>
-        </w:rPr>
-        <w:t xml:space="preserve">Strapi keeps a Draft and a Published version of each entry.</w:t>
-      </w:r>
-    </w:p>
-    <w:p>
-      <w:pPr>
-        <w:pStyle w:val="ListParagraph"/>
-        <w:numPr>
-          <w:ilvl w:val="0"/>
-          <w:numId w:val="11"/>
-        </w:numPr>
-        <w:spacing w:after="90" w:line="264"/>
-      </w:pPr>
-      <w:r>
-        <w:rPr>
-          <w:rFonts w:ascii="Times New Roman" w:cs="Times New Roman" w:eastAsia="Times New Roman" w:hAnsi="Times New Roman"/>
-          <w:color w:val="1F2937"/>
-          <w:sz w:val="24"/>
-          <w:szCs w:val="24"/>
-        </w:rPr>
-        <w:t xml:space="preserve">Click </w:t>
-      </w:r>
-      <w:r>
-        <w:rPr>
-          <w:rFonts w:ascii="Times New Roman" w:cs="Times New Roman" w:eastAsia="Times New Roman" w:hAnsi="Times New Roman"/>
-          <w:b/>
-          <w:bCs/>
-          <w:color w:val="1F2937"/>
-          <w:sz w:val="24"/>
-          <w:szCs w:val="24"/>
-        </w:rPr>
-        <w:t xml:space="preserve">Save</w:t>
-      </w:r>
-      <w:r>
-        <w:rPr>
-          <w:rFonts w:ascii="Times New Roman" w:cs="Times New Roman" w:eastAsia="Times New Roman" w:hAnsi="Times New Roman"/>
-          <w:color w:val="1F2937"/>
-          <w:sz w:val="24"/>
-          <w:szCs w:val="24"/>
-        </w:rPr>
-        <w:t xml:space="preserve"> to store your changes as a draft. The draft is not yet visible on the public website.</w:t>
-      </w:r>
-    </w:p>
-    <w:p>
-      <w:pPr>
-        <w:pStyle w:val="ListParagraph"/>
-        <w:numPr>
-          <w:ilvl w:val="0"/>
-          <w:numId w:val="11"/>
-        </w:numPr>
-        <w:spacing w:after="90" w:line="264"/>
-      </w:pPr>
-      <w:r>
-        <w:rPr>
-          <w:rFonts w:ascii="Times New Roman" w:cs="Times New Roman" w:eastAsia="Times New Roman" w:hAnsi="Times New Roman"/>
-          <w:color w:val="1F2937"/>
-          <w:sz w:val="24"/>
-          <w:szCs w:val="24"/>
-        </w:rPr>
-        <w:t xml:space="preserve">When the content is ready, click </w:t>
-      </w:r>
-      <w:r>
-        <w:rPr>
-          <w:rFonts w:ascii="Times New Roman" w:cs="Times New Roman" w:eastAsia="Times New Roman" w:hAnsi="Times New Roman"/>
-          <w:b/>
-          <w:bCs/>
-          <w:color w:val="1F2937"/>
-          <w:sz w:val="24"/>
-          <w:szCs w:val="24"/>
-        </w:rPr>
-        <w:t xml:space="preserve">Publish</w:t>
-      </w:r>
-      <w:r>
-        <w:rPr>
-          <w:rFonts w:ascii="Times New Roman" w:cs="Times New Roman" w:eastAsia="Times New Roman" w:hAnsi="Times New Roman"/>
-          <w:color w:val="1F2937"/>
-          <w:sz w:val="24"/>
-          <w:szCs w:val="24"/>
-        </w:rPr>
-        <w:t xml:space="preserve">. It then appears on the website.</w:t>
-      </w:r>
-    </w:p>
-    <w:p>
-      <w:pPr>
-        <w:pStyle w:val="ListParagraph"/>
-        <w:numPr>
-          <w:ilvl w:val="0"/>
-          <w:numId w:val="11"/>
-        </w:numPr>
-        <w:spacing w:after="90" w:line="264"/>
-      </w:pPr>
-      <w:r>
-        <w:rPr>
-          <w:rFonts w:ascii="Times New Roman" w:cs="Times New Roman" w:eastAsia="Times New Roman" w:hAnsi="Times New Roman"/>
-          <w:color w:val="1F2937"/>
-          <w:sz w:val="24"/>
-          <w:szCs w:val="24"/>
-        </w:rPr>
-        <w:t xml:space="preserve">To take something off the website, open it and choose </w:t>
-      </w:r>
-      <w:r>
-        <w:rPr>
-          <w:rFonts w:ascii="Times New Roman" w:cs="Times New Roman" w:eastAsia="Times New Roman" w:hAnsi="Times New Roman"/>
-          <w:b/>
-          <w:bCs/>
-          <w:color w:val="1F2937"/>
-          <w:sz w:val="24"/>
-          <w:szCs w:val="24"/>
-        </w:rPr>
-        <w:t xml:space="preserve">Unpublish</w:t>
-      </w:r>
-      <w:r>
-        <w:rPr>
-          <w:rFonts w:ascii="Times New Roman" w:cs="Times New Roman" w:eastAsia="Times New Roman" w:hAnsi="Times New Roman"/>
-          <w:color w:val="1F2937"/>
-          <w:sz w:val="24"/>
-          <w:szCs w:val="24"/>
-        </w:rPr>
-        <w:t xml:space="preserve">.</w:t>
+        <w:t xml:space="preserve">The locale selector — each entry can hold an English (en) and a Kiswahili (sw) version.</w:t>
       </w:r>
     </w:p>
     <w:p>
@@ -5720,7 +5984,7 @@
           <w:sz w:val="20"/>
           <w:szCs w:val="20"/>
         </w:rPr>
-        <w:t xml:space="preserve">Tip.  </w:t>
+        <w:t xml:space="preserve">Note.  </w:t>
       </w:r>
       <w:r>
         <w:rPr>
@@ -5729,7 +5993,7 @@
           <w:sz w:val="20"/>
           <w:szCs w:val="20"/>
         </w:rPr>
-        <w:t xml:space="preserve">Always preview and save a draft first. Publish only when the wording, links and images are correct. The public website reads published content.</w:t>
+        <w:t xml:space="preserve">When a visitor reads the site in Kiswahili, the Kiswahili version of an entry is shown if it exists; otherwise the English text is displayed so nothing is ever blank.</w:t>
       </w:r>
     </w:p>
     <w:p>
@@ -5746,7 +6010,7 @@
           <w:sz w:val="32"/>
           <w:szCs w:val="32"/>
         </w:rPr>
-        <w:t xml:space="preserve">14. Managing content in English and Kiswahili</w:t>
+        <w:t xml:space="preserve">15. Managing stakeholder feedback</w:t>
       </w:r>
     </w:p>
     <w:p>
@@ -5770,7 +6034,55 @@
           <w:sz w:val="24"/>
           <w:szCs w:val="24"/>
         </w:rPr>
-        <w:t xml:space="preserve">Most content can be authored in both English and Kiswahili. This chapter explains how to add a Kiswahili version of an entry.</w:t>
+        <w:t xml:space="preserve">This chapter explains how staff review the feedback submitted through the website, respond to it, and mark it resolved. Feedback is private to staff.</w:t>
+      </w:r>
+    </w:p>
+    <w:p>
+      <w:pPr>
+        <w:pStyle w:val="Heading2"/>
+        <w:spacing w:after="100" w:before="240"/>
+      </w:pPr>
+      <w:r>
+        <w:rPr>
+          <w:rFonts w:ascii="Times New Roman" w:cs="Times New Roman" w:eastAsia="Times New Roman" w:hAnsi="Times New Roman"/>
+          <w:b/>
+          <w:bCs/>
+          <w:color w:val="007E93"/>
+          <w:sz w:val="28"/>
+          <w:szCs w:val="28"/>
+        </w:rPr>
+        <w:t xml:space="preserve">15.1 Viewing feedback</w:t>
+      </w:r>
+    </w:p>
+    <w:p>
+      <w:pPr>
+        <w:spacing w:after="140" w:line="264"/>
+      </w:pPr>
+      <w:r>
+        <w:rPr>
+          <w:rFonts w:ascii="Times New Roman" w:cs="Times New Roman" w:eastAsia="Times New Roman" w:hAnsi="Times New Roman"/>
+          <w:color w:val="1F2937"/>
+          <w:sz w:val="24"/>
+          <w:szCs w:val="24"/>
+        </w:rPr>
+        <w:t xml:space="preserve">In the Content Manager, click Feedback on the left to see every submission, with the sender's name, email and organisation. (See Figure 19.)</w:t>
+      </w:r>
+    </w:p>
+    <w:p>
+      <w:pPr>
+        <w:pStyle w:val="Heading2"/>
+        <w:spacing w:after="100" w:before="240"/>
+      </w:pPr>
+      <w:r>
+        <w:rPr>
+          <w:rFonts w:ascii="Times New Roman" w:cs="Times New Roman" w:eastAsia="Times New Roman" w:hAnsi="Times New Roman"/>
+          <w:b/>
+          <w:bCs/>
+          <w:color w:val="007E93"/>
+          <w:sz w:val="28"/>
+          <w:szCs w:val="28"/>
+        </w:rPr>
+        <w:t xml:space="preserve">15.2 Opening and handling an item</w:t>
       </w:r>
     </w:p>
     <w:p>
@@ -5778,7 +6090,7 @@
         <w:pStyle w:val="ListParagraph"/>
         <w:numPr>
           <w:ilvl w:val="0"/>
-          <w:numId w:val="12"/>
+          <w:numId w:val="13"/>
         </w:numPr>
         <w:spacing w:after="90" w:line="264"/>
       </w:pPr>
@@ -5789,7 +6101,7 @@
           <w:sz w:val="24"/>
           <w:szCs w:val="24"/>
         </w:rPr>
-        <w:t xml:space="preserve">Open the entry you want to translate (for example a news article or the Charter).</w:t>
+        <w:t xml:space="preserve">Click a feedback row to open it.</w:t>
       </w:r>
     </w:p>
     <w:p>
@@ -5797,7 +6109,7 @@
         <w:pStyle w:val="ListParagraph"/>
         <w:numPr>
           <w:ilvl w:val="0"/>
-          <w:numId w:val="12"/>
+          <w:numId w:val="13"/>
         </w:numPr>
         <w:spacing w:after="90" w:line="264"/>
       </w:pPr>
@@ -5808,38 +6120,78 @@
           <w:sz w:val="24"/>
           <w:szCs w:val="24"/>
         </w:rPr>
-        <w:t xml:space="preserve">Use the </w:t>
-      </w:r>
-      <w:r>
-        <w:rPr>
-          <w:rFonts w:ascii="Times New Roman" w:cs="Times New Roman" w:eastAsia="Times New Roman" w:hAnsi="Times New Roman"/>
-          <w:b/>
-          <w:bCs/>
-          <w:color w:val="1F2937"/>
-          <w:sz w:val="24"/>
-          <w:szCs w:val="24"/>
-        </w:rPr>
-        <w:t xml:space="preserve">locale selector</w:t>
-      </w:r>
-      <w:r>
-        <w:rPr>
-          <w:rFonts w:ascii="Times New Roman" w:cs="Times New Roman" w:eastAsia="Times New Roman" w:hAnsi="Times New Roman"/>
-          <w:color w:val="1F2937"/>
-          <w:sz w:val="24"/>
-          <w:szCs w:val="24"/>
-        </w:rPr>
-        <w:t xml:space="preserve"> at the top-right and choose </w:t>
-      </w:r>
-      <w:r>
-        <w:rPr>
-          <w:rFonts w:ascii="Times New Roman" w:cs="Times New Roman" w:eastAsia="Times New Roman" w:hAnsi="Times New Roman"/>
-          <w:b/>
-          <w:bCs/>
-          <w:color w:val="1F2937"/>
-          <w:sz w:val="24"/>
-          <w:szCs w:val="24"/>
-        </w:rPr>
-        <w:t xml:space="preserve">Kiswahili (sw)</w:t>
+        <w:t xml:space="preserve">Read the </w:t>
+      </w:r>
+      <w:r>
+        <w:rPr>
+          <w:rFonts w:ascii="Times New Roman" w:cs="Times New Roman" w:eastAsia="Times New Roman" w:hAnsi="Times New Roman"/>
+          <w:b/>
+          <w:bCs/>
+          <w:color w:val="1F2937"/>
+          <w:sz w:val="24"/>
+          <w:szCs w:val="24"/>
+        </w:rPr>
+        <w:t xml:space="preserve">rating</w:t>
+      </w:r>
+      <w:r>
+        <w:rPr>
+          <w:rFonts w:ascii="Times New Roman" w:cs="Times New Roman" w:eastAsia="Times New Roman" w:hAnsi="Times New Roman"/>
+          <w:color w:val="1F2937"/>
+          <w:sz w:val="24"/>
+          <w:szCs w:val="24"/>
+        </w:rPr>
+        <w:t xml:space="preserve">, </w:t>
+      </w:r>
+      <w:r>
+        <w:rPr>
+          <w:rFonts w:ascii="Times New Roman" w:cs="Times New Roman" w:eastAsia="Times New Roman" w:hAnsi="Times New Roman"/>
+          <w:b/>
+          <w:bCs/>
+          <w:color w:val="1F2937"/>
+          <w:sz w:val="24"/>
+          <w:szCs w:val="24"/>
+        </w:rPr>
+        <w:t xml:space="preserve">feedback type</w:t>
+      </w:r>
+      <w:r>
+        <w:rPr>
+          <w:rFonts w:ascii="Times New Roman" w:cs="Times New Roman" w:eastAsia="Times New Roman" w:hAnsi="Times New Roman"/>
+          <w:color w:val="1F2937"/>
+          <w:sz w:val="24"/>
+          <w:szCs w:val="24"/>
+        </w:rPr>
+        <w:t xml:space="preserve">, </w:t>
+      </w:r>
+      <w:r>
+        <w:rPr>
+          <w:rFonts w:ascii="Times New Roman" w:cs="Times New Roman" w:eastAsia="Times New Roman" w:hAnsi="Times New Roman"/>
+          <w:b/>
+          <w:bCs/>
+          <w:color w:val="1F2937"/>
+          <w:sz w:val="24"/>
+          <w:szCs w:val="24"/>
+        </w:rPr>
+        <w:t xml:space="preserve">subject</w:t>
+      </w:r>
+      <w:r>
+        <w:rPr>
+          <w:rFonts w:ascii="Times New Roman" w:cs="Times New Roman" w:eastAsia="Times New Roman" w:hAnsi="Times New Roman"/>
+          <w:color w:val="1F2937"/>
+          <w:sz w:val="24"/>
+          <w:szCs w:val="24"/>
+        </w:rPr>
+        <w:t xml:space="preserve"> and </w:t>
+      </w:r>
+      <w:r>
+        <w:rPr>
+          <w:rFonts w:ascii="Times New Roman" w:cs="Times New Roman" w:eastAsia="Times New Roman" w:hAnsi="Times New Roman"/>
+          <w:b/>
+          <w:bCs/>
+          <w:color w:val="1F2937"/>
+          <w:sz w:val="24"/>
+          <w:szCs w:val="24"/>
+        </w:rPr>
+        <w:t xml:space="preserve">message</w:t>
       </w:r>
       <w:r>
         <w:rPr>
@@ -5849,84 +6201,6 @@
           <w:szCs w:val="24"/>
         </w:rPr>
         <w:t xml:space="preserve">.</w:t>
-      </w:r>
-    </w:p>
-    <w:p>
-      <w:pPr>
-        <w:pStyle w:val="ListParagraph"/>
-        <w:numPr>
-          <w:ilvl w:val="0"/>
-          <w:numId w:val="12"/>
-        </w:numPr>
-        <w:spacing w:after="90" w:line="264"/>
-      </w:pPr>
-      <w:r>
-        <w:rPr>
-          <w:rFonts w:ascii="Times New Roman" w:cs="Times New Roman" w:eastAsia="Times New Roman" w:hAnsi="Times New Roman"/>
-          <w:color w:val="1F2937"/>
-          <w:sz w:val="24"/>
-          <w:szCs w:val="24"/>
-        </w:rPr>
-        <w:t xml:space="preserve">Enter the Kiswahili text for each field.</w:t>
-      </w:r>
-    </w:p>
-    <w:p>
-      <w:pPr>
-        <w:pStyle w:val="ListParagraph"/>
-        <w:numPr>
-          <w:ilvl w:val="0"/>
-          <w:numId w:val="12"/>
-        </w:numPr>
-        <w:spacing w:after="90" w:line="264"/>
-      </w:pPr>
-      <w:r>
-        <w:rPr>
-          <w:rFonts w:ascii="Times New Roman" w:cs="Times New Roman" w:eastAsia="Times New Roman" w:hAnsi="Times New Roman"/>
-          <w:color w:val="1F2937"/>
-          <w:sz w:val="24"/>
-          <w:szCs w:val="24"/>
-        </w:rPr>
-        <w:t xml:space="preserve">Click </w:t>
-      </w:r>
-      <w:r>
-        <w:rPr>
-          <w:rFonts w:ascii="Times New Roman" w:cs="Times New Roman" w:eastAsia="Times New Roman" w:hAnsi="Times New Roman"/>
-          <w:b/>
-          <w:bCs/>
-          <w:color w:val="1F2937"/>
-          <w:sz w:val="24"/>
-          <w:szCs w:val="24"/>
-        </w:rPr>
-        <w:t xml:space="preserve">Save</w:t>
-      </w:r>
-      <w:r>
-        <w:rPr>
-          <w:rFonts w:ascii="Times New Roman" w:cs="Times New Roman" w:eastAsia="Times New Roman" w:hAnsi="Times New Roman"/>
-          <w:color w:val="1F2937"/>
-          <w:sz w:val="24"/>
-          <w:szCs w:val="24"/>
-        </w:rPr>
-        <w:t xml:space="preserve">, then </w:t>
-      </w:r>
-      <w:r>
-        <w:rPr>
-          <w:rFonts w:ascii="Times New Roman" w:cs="Times New Roman" w:eastAsia="Times New Roman" w:hAnsi="Times New Roman"/>
-          <w:b/>
-          <w:bCs/>
-          <w:color w:val="1F2937"/>
-          <w:sz w:val="24"/>
-          <w:szCs w:val="24"/>
-        </w:rPr>
-        <w:t xml:space="preserve">Publish</w:t>
-      </w:r>
-      <w:r>
-        <w:rPr>
-          <w:rFonts w:ascii="Times New Roman" w:cs="Times New Roman" w:eastAsia="Times New Roman" w:hAnsi="Times New Roman"/>
-          <w:color w:val="1F2937"/>
-          <w:sz w:val="24"/>
-          <w:szCs w:val="24"/>
-        </w:rPr>
-        <w:t xml:space="preserve"> for the Kiswahili version.</w:t>
       </w:r>
     </w:p>
     <w:p>
@@ -5995,7 +6269,7 @@
           <w:sz w:val="20"/>
           <w:szCs w:val="20"/>
         </w:rPr>
-        <w:t xml:space="preserve">Figure 22.  </w:t>
+        <w:t xml:space="preserve">Figure 23.  </w:t>
       </w:r>
       <w:r>
         <w:rPr>
@@ -6006,129 +6280,7 @@
           <w:sz w:val="20"/>
           <w:szCs w:val="20"/>
         </w:rPr>
-        <w:t xml:space="preserve">The locale selector — each entry can hold an English (en) and a Kiswahili (sw) version.</w:t>
-      </w:r>
-    </w:p>
-    <w:p>
-      <w:pPr>
-        <w:pBdr>
-          <w:top w:val="none"/>
-          <w:bottom w:val="none"/>
-          <w:left w:val="single" w:color="F2C500" w:sz="24" w:space="10"/>
-          <w:right w:val="none"/>
-        </w:pBdr>
-        <w:shd w:fill="FBFBE9" w:color="auto" w:val="clear"/>
-        <w:spacing w:after="160" w:before="60" w:line="264"/>
-        <w:ind w:left="120" w:right="120"/>
-      </w:pPr>
-      <w:r>
-        <w:rPr>
-          <w:rFonts w:ascii="Times New Roman" w:cs="Times New Roman" w:eastAsia="Times New Roman" w:hAnsi="Times New Roman"/>
-          <w:b/>
-          <w:bCs/>
-          <w:color w:val="17488E"/>
-          <w:sz w:val="20"/>
-          <w:szCs w:val="20"/>
-        </w:rPr>
-        <w:t xml:space="preserve">Note.  </w:t>
-      </w:r>
-      <w:r>
-        <w:rPr>
-          <w:rFonts w:ascii="Times New Roman" w:cs="Times New Roman" w:eastAsia="Times New Roman" w:hAnsi="Times New Roman"/>
-          <w:color w:val="30414F"/>
-          <w:sz w:val="20"/>
-          <w:szCs w:val="20"/>
-        </w:rPr>
-        <w:t xml:space="preserve">When a visitor reads the site in Kiswahili, the Kiswahili version of an entry is shown if it exists; otherwise the English text is displayed so nothing is ever blank.</w:t>
-      </w:r>
-    </w:p>
-    <w:p>
-      <w:pPr>
-        <w:pStyle w:val="Heading1"/>
-        <w:spacing w:after="120" w:before="320"/>
-      </w:pPr>
-      <w:r>
-        <w:rPr>
-          <w:rFonts w:ascii="Times New Roman" w:cs="Times New Roman" w:eastAsia="Times New Roman" w:hAnsi="Times New Roman"/>
-          <w:b/>
-          <w:bCs/>
-          <w:color w:val="17488E"/>
-          <w:sz w:val="32"/>
-          <w:szCs w:val="32"/>
-        </w:rPr>
-        <w:t xml:space="preserve">15. Managing stakeholder feedback</w:t>
-      </w:r>
-    </w:p>
-    <w:p>
-      <w:pPr>
-        <w:pBdr>
-          <w:top w:val="none"/>
-          <w:bottom w:val="none"/>
-          <w:left w:val="single" w:color="007E93" w:sz="24" w:space="10"/>
-          <w:right w:val="none"/>
-        </w:pBdr>
-        <w:shd w:fill="EEF3F5" w:color="auto" w:val="clear"/>
-        <w:spacing w:after="200" w:before="60" w:line="264"/>
-        <w:ind w:left="120" w:right="120"/>
-      </w:pPr>
-      <w:r>
-        <w:rPr>
-          <w:rFonts w:ascii="Times New Roman" w:cs="Times New Roman" w:eastAsia="Times New Roman" w:hAnsi="Times New Roman"/>
-          <w:i/>
-          <w:iCs/>
-          <w:color w:val="30414F"/>
-          <w:sz w:val="24"/>
-          <w:szCs w:val="24"/>
-        </w:rPr>
-        <w:t xml:space="preserve">This chapter explains how staff review the feedback submitted through the website, respond to it, and mark it resolved. Feedback is private to staff.</w:t>
-      </w:r>
-    </w:p>
-    <w:p>
-      <w:pPr>
-        <w:pStyle w:val="Heading2"/>
-        <w:spacing w:after="100" w:before="240"/>
-      </w:pPr>
-      <w:r>
-        <w:rPr>
-          <w:rFonts w:ascii="Times New Roman" w:cs="Times New Roman" w:eastAsia="Times New Roman" w:hAnsi="Times New Roman"/>
-          <w:b/>
-          <w:bCs/>
-          <w:color w:val="007E93"/>
-          <w:sz w:val="28"/>
-          <w:szCs w:val="28"/>
-        </w:rPr>
-        <w:t xml:space="preserve">15.1 Viewing feedback</w:t>
-      </w:r>
-    </w:p>
-    <w:p>
-      <w:pPr>
-        <w:spacing w:after="140" w:line="264"/>
-      </w:pPr>
-      <w:r>
-        <w:rPr>
-          <w:rFonts w:ascii="Times New Roman" w:cs="Times New Roman" w:eastAsia="Times New Roman" w:hAnsi="Times New Roman"/>
-          <w:color w:val="1F2937"/>
-          <w:sz w:val="24"/>
-          <w:szCs w:val="24"/>
-        </w:rPr>
-        <w:t xml:space="preserve">In the Content Manager, click Feedback on the left to see every submission, with the sender's name, email and organisation. (See Figure 19.)</w:t>
-      </w:r>
-    </w:p>
-    <w:p>
-      <w:pPr>
-        <w:pStyle w:val="Heading2"/>
-        <w:spacing w:after="100" w:before="240"/>
-      </w:pPr>
-      <w:r>
-        <w:rPr>
-          <w:rFonts w:ascii="Times New Roman" w:cs="Times New Roman" w:eastAsia="Times New Roman" w:hAnsi="Times New Roman"/>
-          <w:b/>
-          <w:bCs/>
-          <w:color w:val="007E93"/>
-          <w:sz w:val="28"/>
-          <w:szCs w:val="28"/>
-        </w:rPr>
-        <w:t xml:space="preserve">15.2 Opening and handling an item</w:t>
+        <w:t xml:space="preserve">A feedback entry, showing the rating, type, message and the staff response fields.</w:t>
       </w:r>
     </w:p>
     <w:p>
@@ -6136,7 +6288,7 @@
         <w:pStyle w:val="ListParagraph"/>
         <w:numPr>
           <w:ilvl w:val="0"/>
-          <w:numId w:val="13"/>
+          <w:numId w:val="14"/>
         </w:numPr>
         <w:spacing w:after="90" w:line="264"/>
       </w:pPr>
@@ -6147,7 +6299,27 @@
           <w:sz w:val="24"/>
           <w:szCs w:val="24"/>
         </w:rPr>
-        <w:t xml:space="preserve">Click a feedback row to open it.</w:t>
+        <w:t xml:space="preserve">Type your reply in the </w:t>
+      </w:r>
+      <w:r>
+        <w:rPr>
+          <w:rFonts w:ascii="Times New Roman" w:cs="Times New Roman" w:eastAsia="Times New Roman" w:hAnsi="Times New Roman"/>
+          <w:b/>
+          <w:bCs/>
+          <w:color w:val="1F2937"/>
+          <w:sz w:val="24"/>
+          <w:szCs w:val="24"/>
+        </w:rPr>
+        <w:t xml:space="preserve">response</w:t>
+      </w:r>
+      <w:r>
+        <w:rPr>
+          <w:rFonts w:ascii="Times New Roman" w:cs="Times New Roman" w:eastAsia="Times New Roman" w:hAnsi="Times New Roman"/>
+          <w:color w:val="1F2937"/>
+          <w:sz w:val="24"/>
+          <w:szCs w:val="24"/>
+        </w:rPr>
+        <w:t xml:space="preserve"> field and contact the client as appropriate.</w:t>
       </w:r>
     </w:p>
     <w:p>
@@ -6155,7 +6327,7 @@
         <w:pStyle w:val="ListParagraph"/>
         <w:numPr>
           <w:ilvl w:val="0"/>
-          <w:numId w:val="13"/>
+          <w:numId w:val="14"/>
         </w:numPr>
         <w:spacing w:after="90" w:line="264"/>
       </w:pPr>
@@ -6166,78 +6338,77 @@
           <w:sz w:val="24"/>
           <w:szCs w:val="24"/>
         </w:rPr>
-        <w:t xml:space="preserve">Read the </w:t>
-      </w:r>
-      <w:r>
-        <w:rPr>
-          <w:rFonts w:ascii="Times New Roman" w:cs="Times New Roman" w:eastAsia="Times New Roman" w:hAnsi="Times New Roman"/>
-          <w:b/>
-          <w:bCs/>
-          <w:color w:val="1F2937"/>
-          <w:sz w:val="24"/>
-          <w:szCs w:val="24"/>
-        </w:rPr>
-        <w:t xml:space="preserve">rating</w:t>
-      </w:r>
-      <w:r>
-        <w:rPr>
-          <w:rFonts w:ascii="Times New Roman" w:cs="Times New Roman" w:eastAsia="Times New Roman" w:hAnsi="Times New Roman"/>
-          <w:color w:val="1F2937"/>
-          <w:sz w:val="24"/>
-          <w:szCs w:val="24"/>
-        </w:rPr>
-        <w:t xml:space="preserve">, </w:t>
-      </w:r>
-      <w:r>
-        <w:rPr>
-          <w:rFonts w:ascii="Times New Roman" w:cs="Times New Roman" w:eastAsia="Times New Roman" w:hAnsi="Times New Roman"/>
-          <w:b/>
-          <w:bCs/>
-          <w:color w:val="1F2937"/>
-          <w:sz w:val="24"/>
-          <w:szCs w:val="24"/>
-        </w:rPr>
-        <w:t xml:space="preserve">feedback type</w:t>
-      </w:r>
-      <w:r>
-        <w:rPr>
-          <w:rFonts w:ascii="Times New Roman" w:cs="Times New Roman" w:eastAsia="Times New Roman" w:hAnsi="Times New Roman"/>
-          <w:color w:val="1F2937"/>
-          <w:sz w:val="24"/>
-          <w:szCs w:val="24"/>
-        </w:rPr>
-        <w:t xml:space="preserve">, </w:t>
-      </w:r>
-      <w:r>
-        <w:rPr>
-          <w:rFonts w:ascii="Times New Roman" w:cs="Times New Roman" w:eastAsia="Times New Roman" w:hAnsi="Times New Roman"/>
-          <w:b/>
-          <w:bCs/>
-          <w:color w:val="1F2937"/>
-          <w:sz w:val="24"/>
-          <w:szCs w:val="24"/>
-        </w:rPr>
-        <w:t xml:space="preserve">subject</w:t>
-      </w:r>
-      <w:r>
-        <w:rPr>
-          <w:rFonts w:ascii="Times New Roman" w:cs="Times New Roman" w:eastAsia="Times New Roman" w:hAnsi="Times New Roman"/>
-          <w:color w:val="1F2937"/>
-          <w:sz w:val="24"/>
-          <w:szCs w:val="24"/>
-        </w:rPr>
-        <w:t xml:space="preserve"> and </w:t>
-      </w:r>
-      <w:r>
-        <w:rPr>
-          <w:rFonts w:ascii="Times New Roman" w:cs="Times New Roman" w:eastAsia="Times New Roman" w:hAnsi="Times New Roman"/>
-          <w:b/>
-          <w:bCs/>
-          <w:color w:val="1F2937"/>
-          <w:sz w:val="24"/>
-          <w:szCs w:val="24"/>
-        </w:rPr>
-        <w:t xml:space="preserve">message</w:t>
+        <w:t xml:space="preserve">Set </w:t>
+      </w:r>
+      <w:r>
+        <w:rPr>
+          <w:rFonts w:ascii="Times New Roman" w:cs="Times New Roman" w:eastAsia="Times New Roman" w:hAnsi="Times New Roman"/>
+          <w:b/>
+          <w:bCs/>
+          <w:color w:val="1F2937"/>
+          <w:sz w:val="24"/>
+          <w:szCs w:val="24"/>
+        </w:rPr>
+        <w:t xml:space="preserve">handled</w:t>
+      </w:r>
+      <w:r>
+        <w:rPr>
+          <w:rFonts w:ascii="Times New Roman" w:cs="Times New Roman" w:eastAsia="Times New Roman" w:hAnsi="Times New Roman"/>
+          <w:color w:val="1F2937"/>
+          <w:sz w:val="24"/>
+          <w:szCs w:val="24"/>
+        </w:rPr>
+        <w:t xml:space="preserve"> to </w:t>
+      </w:r>
+      <w:r>
+        <w:rPr>
+          <w:rFonts w:ascii="Times New Roman" w:cs="Times New Roman" w:eastAsia="Times New Roman" w:hAnsi="Times New Roman"/>
+          <w:b/>
+          <w:bCs/>
+          <w:color w:val="1F2937"/>
+          <w:sz w:val="24"/>
+          <w:szCs w:val="24"/>
+        </w:rPr>
+        <w:t xml:space="preserve">TRUE</w:t>
+      </w:r>
+      <w:r>
+        <w:rPr>
+          <w:rFonts w:ascii="Times New Roman" w:cs="Times New Roman" w:eastAsia="Times New Roman" w:hAnsi="Times New Roman"/>
+          <w:color w:val="1F2937"/>
+          <w:sz w:val="24"/>
+          <w:szCs w:val="24"/>
+        </w:rPr>
+        <w:t xml:space="preserve"> once the item has been dealt with.</w:t>
+      </w:r>
+    </w:p>
+    <w:p>
+      <w:pPr>
+        <w:pStyle w:val="ListParagraph"/>
+        <w:numPr>
+          <w:ilvl w:val="0"/>
+          <w:numId w:val="14"/>
+        </w:numPr>
+        <w:spacing w:after="90" w:line="264"/>
+      </w:pPr>
+      <w:r>
+        <w:rPr>
+          <w:rFonts w:ascii="Times New Roman" w:cs="Times New Roman" w:eastAsia="Times New Roman" w:hAnsi="Times New Roman"/>
+          <w:color w:val="1F2937"/>
+          <w:sz w:val="24"/>
+          <w:szCs w:val="24"/>
+        </w:rPr>
+        <w:t xml:space="preserve">Click </w:t>
+      </w:r>
+      <w:r>
+        <w:rPr>
+          <w:rFonts w:ascii="Times New Roman" w:cs="Times New Roman" w:eastAsia="Times New Roman" w:hAnsi="Times New Roman"/>
+          <w:b/>
+          <w:bCs/>
+          <w:color w:val="1F2937"/>
+          <w:sz w:val="24"/>
+          <w:szCs w:val="24"/>
+        </w:rPr>
+        <w:t xml:space="preserve">Save</w:t>
       </w:r>
       <w:r>
         <w:rPr>
@@ -6315,7 +6486,7 @@
           <w:sz w:val="20"/>
           <w:szCs w:val="20"/>
         </w:rPr>
-        <w:t xml:space="preserve">Figure 23.  </w:t>
+        <w:t xml:space="preserve">Figure 24.  </w:t>
       </w:r>
       <w:r>
         <w:rPr>
@@ -6326,144 +6497,71 @@
           <w:sz w:val="20"/>
           <w:szCs w:val="20"/>
         </w:rPr>
-        <w:t xml:space="preserve">A feedback entry, showing the rating, type, message and the staff response fields.</w:t>
-      </w:r>
-    </w:p>
-    <w:p>
-      <w:pPr>
-        <w:pStyle w:val="ListParagraph"/>
-        <w:numPr>
-          <w:ilvl w:val="0"/>
-          <w:numId w:val="14"/>
-        </w:numPr>
-        <w:spacing w:after="90" w:line="264"/>
-      </w:pPr>
-      <w:r>
-        <w:rPr>
-          <w:rFonts w:ascii="Times New Roman" w:cs="Times New Roman" w:eastAsia="Times New Roman" w:hAnsi="Times New Roman"/>
-          <w:color w:val="1F2937"/>
-          <w:sz w:val="24"/>
-          <w:szCs w:val="24"/>
-        </w:rPr>
-        <w:t xml:space="preserve">Type your reply in the </w:t>
-      </w:r>
-      <w:r>
-        <w:rPr>
-          <w:rFonts w:ascii="Times New Roman" w:cs="Times New Roman" w:eastAsia="Times New Roman" w:hAnsi="Times New Roman"/>
-          <w:b/>
-          <w:bCs/>
-          <w:color w:val="1F2937"/>
-          <w:sz w:val="24"/>
-          <w:szCs w:val="24"/>
-        </w:rPr>
-        <w:t xml:space="preserve">response</w:t>
-      </w:r>
-      <w:r>
-        <w:rPr>
-          <w:rFonts w:ascii="Times New Roman" w:cs="Times New Roman" w:eastAsia="Times New Roman" w:hAnsi="Times New Roman"/>
-          <w:color w:val="1F2937"/>
-          <w:sz w:val="24"/>
-          <w:szCs w:val="24"/>
-        </w:rPr>
-        <w:t xml:space="preserve"> field and contact the client as appropriate.</w:t>
-      </w:r>
-    </w:p>
-    <w:p>
-      <w:pPr>
-        <w:pStyle w:val="ListParagraph"/>
-        <w:numPr>
-          <w:ilvl w:val="0"/>
-          <w:numId w:val="14"/>
-        </w:numPr>
-        <w:spacing w:after="90" w:line="264"/>
-      </w:pPr>
-      <w:r>
-        <w:rPr>
-          <w:rFonts w:ascii="Times New Roman" w:cs="Times New Roman" w:eastAsia="Times New Roman" w:hAnsi="Times New Roman"/>
-          <w:color w:val="1F2937"/>
-          <w:sz w:val="24"/>
-          <w:szCs w:val="24"/>
-        </w:rPr>
-        <w:t xml:space="preserve">Set </w:t>
-      </w:r>
-      <w:r>
-        <w:rPr>
-          <w:rFonts w:ascii="Times New Roman" w:cs="Times New Roman" w:eastAsia="Times New Roman" w:hAnsi="Times New Roman"/>
-          <w:b/>
-          <w:bCs/>
-          <w:color w:val="1F2937"/>
-          <w:sz w:val="24"/>
-          <w:szCs w:val="24"/>
-        </w:rPr>
-        <w:t xml:space="preserve">handled</w:t>
-      </w:r>
-      <w:r>
-        <w:rPr>
-          <w:rFonts w:ascii="Times New Roman" w:cs="Times New Roman" w:eastAsia="Times New Roman" w:hAnsi="Times New Roman"/>
-          <w:color w:val="1F2937"/>
-          <w:sz w:val="24"/>
-          <w:szCs w:val="24"/>
-        </w:rPr>
-        <w:t xml:space="preserve"> to </w:t>
-      </w:r>
-      <w:r>
-        <w:rPr>
-          <w:rFonts w:ascii="Times New Roman" w:cs="Times New Roman" w:eastAsia="Times New Roman" w:hAnsi="Times New Roman"/>
-          <w:b/>
-          <w:bCs/>
-          <w:color w:val="1F2937"/>
-          <w:sz w:val="24"/>
-          <w:szCs w:val="24"/>
-        </w:rPr>
-        <w:t xml:space="preserve">TRUE</w:t>
-      </w:r>
-      <w:r>
-        <w:rPr>
-          <w:rFonts w:ascii="Times New Roman" w:cs="Times New Roman" w:eastAsia="Times New Roman" w:hAnsi="Times New Roman"/>
-          <w:color w:val="1F2937"/>
-          <w:sz w:val="24"/>
-          <w:szCs w:val="24"/>
-        </w:rPr>
-        <w:t xml:space="preserve"> once the item has been dealt with.</w:t>
-      </w:r>
-    </w:p>
-    <w:p>
-      <w:pPr>
-        <w:pStyle w:val="ListParagraph"/>
-        <w:numPr>
-          <w:ilvl w:val="0"/>
-          <w:numId w:val="14"/>
-        </w:numPr>
-        <w:spacing w:after="90" w:line="264"/>
-      </w:pPr>
-      <w:r>
-        <w:rPr>
-          <w:rFonts w:ascii="Times New Roman" w:cs="Times New Roman" w:eastAsia="Times New Roman" w:hAnsi="Times New Roman"/>
-          <w:color w:val="1F2937"/>
-          <w:sz w:val="24"/>
-          <w:szCs w:val="24"/>
-        </w:rPr>
-        <w:t xml:space="preserve">Click </w:t>
-      </w:r>
-      <w:r>
-        <w:rPr>
-          <w:rFonts w:ascii="Times New Roman" w:cs="Times New Roman" w:eastAsia="Times New Roman" w:hAnsi="Times New Roman"/>
-          <w:b/>
-          <w:bCs/>
-          <w:color w:val="1F2937"/>
-          <w:sz w:val="24"/>
-          <w:szCs w:val="24"/>
-        </w:rPr>
-        <w:t xml:space="preserve">Save</w:t>
-      </w:r>
-      <w:r>
-        <w:rPr>
-          <w:rFonts w:ascii="Times New Roman" w:cs="Times New Roman" w:eastAsia="Times New Roman" w:hAnsi="Times New Roman"/>
-          <w:color w:val="1F2937"/>
-          <w:sz w:val="24"/>
-          <w:szCs w:val="24"/>
-        </w:rPr>
-        <w:t xml:space="preserve">.</w:t>
+        <w:t xml:space="preserve">Recording a staff response and marking the item handled, then saving.</w:t>
+      </w:r>
+    </w:p>
+    <w:p>
+      <w:pPr>
+        <w:pBdr>
+          <w:top w:val="none"/>
+          <w:bottom w:val="none"/>
+          <w:left w:val="single" w:color="F2C500" w:sz="24" w:space="10"/>
+          <w:right w:val="none"/>
+        </w:pBdr>
+        <w:shd w:fill="FBFBE9" w:color="auto" w:val="clear"/>
+        <w:spacing w:after="160" w:before="60" w:line="264"/>
+        <w:ind w:left="120" w:right="120"/>
+      </w:pPr>
+      <w:r>
+        <w:rPr>
+          <w:rFonts w:ascii="Times New Roman" w:cs="Times New Roman" w:eastAsia="Times New Roman" w:hAnsi="Times New Roman"/>
+          <w:b/>
+          <w:bCs/>
+          <w:color w:val="17488E"/>
+          <w:sz w:val="20"/>
+          <w:szCs w:val="20"/>
+        </w:rPr>
+        <w:t xml:space="preserve">Accountability.  </w:t>
+      </w:r>
+      <w:r>
+        <w:rPr>
+          <w:rFonts w:ascii="Times New Roman" w:cs="Times New Roman" w:eastAsia="Times New Roman" w:hAnsi="Times New Roman"/>
+          <w:color w:val="30414F"/>
+          <w:sz w:val="20"/>
+          <w:szCs w:val="20"/>
+        </w:rPr>
+        <w:t xml:space="preserve">Every change in the CMS — creating, editing, publishing or handling an item — is recorded in a tamper-evident Audit Log content type, capturing who did what and when. This supports the service-measurement requirement and internal accountability.</w:t>
+      </w:r>
+    </w:p>
+    <w:p>
+      <w:pPr>
+        <w:pStyle w:val="Heading2"/>
+        <w:spacing w:after="100" w:before="240"/>
+      </w:pPr>
+      <w:r>
+        <w:rPr>
+          <w:rFonts w:ascii="Times New Roman" w:cs="Times New Roman" w:eastAsia="Times New Roman" w:hAnsi="Times New Roman"/>
+          <w:b/>
+          <w:bCs/>
+          <w:color w:val="007E93"/>
+          <w:sz w:val="28"/>
+          <w:szCs w:val="28"/>
+        </w:rPr>
+        <w:t xml:space="preserve">15.3 Email notifications</w:t>
+      </w:r>
+    </w:p>
+    <w:p>
+      <w:pPr>
+        <w:spacing w:after="140" w:line="264"/>
+      </w:pPr>
+      <w:r>
+        <w:rPr>
+          <w:rFonts w:ascii="Times New Roman" w:cs="Times New Roman" w:eastAsia="Times New Roman" w:hAnsi="Times New Roman"/>
+          <w:color w:val="1F2937"/>
+          <w:sz w:val="24"/>
+          <w:szCs w:val="24"/>
+        </w:rPr>
+        <w:t xml:space="preserve">Whenever new feedback is submitted, TIRDO's service inbox receives an email alert so the team can respond promptly. The email summarises the type, service area, rating and message, and its Reply-To is set to the sender so staff can reply directly.</w:t>
       </w:r>
     </w:p>
     <w:p>
@@ -6532,7 +6630,7 @@
           <w:sz w:val="20"/>
           <w:szCs w:val="20"/>
         </w:rPr>
-        <w:t xml:space="preserve">Figure 24.  </w:t>
+        <w:t xml:space="preserve">Figure 25.  </w:t>
       </w:r>
       <w:r>
         <w:rPr>
@@ -6543,71 +6641,7 @@
           <w:sz w:val="20"/>
           <w:szCs w:val="20"/>
         </w:rPr>
-        <w:t xml:space="preserve">Recording a staff response and marking the item handled, then saving.</w:t>
-      </w:r>
-    </w:p>
-    <w:p>
-      <w:pPr>
-        <w:pBdr>
-          <w:top w:val="none"/>
-          <w:bottom w:val="none"/>
-          <w:left w:val="single" w:color="F2C500" w:sz="24" w:space="10"/>
-          <w:right w:val="none"/>
-        </w:pBdr>
-        <w:shd w:fill="FBFBE9" w:color="auto" w:val="clear"/>
-        <w:spacing w:after="160" w:before="60" w:line="264"/>
-        <w:ind w:left="120" w:right="120"/>
-      </w:pPr>
-      <w:r>
-        <w:rPr>
-          <w:rFonts w:ascii="Times New Roman" w:cs="Times New Roman" w:eastAsia="Times New Roman" w:hAnsi="Times New Roman"/>
-          <w:b/>
-          <w:bCs/>
-          <w:color w:val="17488E"/>
-          <w:sz w:val="20"/>
-          <w:szCs w:val="20"/>
-        </w:rPr>
-        <w:t xml:space="preserve">Accountability.  </w:t>
-      </w:r>
-      <w:r>
-        <w:rPr>
-          <w:rFonts w:ascii="Times New Roman" w:cs="Times New Roman" w:eastAsia="Times New Roman" w:hAnsi="Times New Roman"/>
-          <w:color w:val="30414F"/>
-          <w:sz w:val="20"/>
-          <w:szCs w:val="20"/>
-        </w:rPr>
-        <w:t xml:space="preserve">Every change in the CMS — creating, editing, publishing or handling an item — is recorded in a tamper-evident Audit Log content type, capturing who did what and when. This supports the service-measurement requirement and internal accountability.</w:t>
-      </w:r>
-    </w:p>
-    <w:p>
-      <w:pPr>
-        <w:pStyle w:val="Heading2"/>
-        <w:spacing w:after="100" w:before="240"/>
-      </w:pPr>
-      <w:r>
-        <w:rPr>
-          <w:rFonts w:ascii="Times New Roman" w:cs="Times New Roman" w:eastAsia="Times New Roman" w:hAnsi="Times New Roman"/>
-          <w:b/>
-          <w:bCs/>
-          <w:color w:val="007E93"/>
-          <w:sz w:val="28"/>
-          <w:szCs w:val="28"/>
-        </w:rPr>
-        <w:t xml:space="preserve">15.3 Email notifications</w:t>
-      </w:r>
-    </w:p>
-    <w:p>
-      <w:pPr>
-        <w:spacing w:after="140" w:line="264"/>
-      </w:pPr>
-      <w:r>
-        <w:rPr>
-          <w:rFonts w:ascii="Times New Roman" w:cs="Times New Roman" w:eastAsia="Times New Roman" w:hAnsi="Times New Roman"/>
-          <w:color w:val="1F2937"/>
-          <w:sz w:val="24"/>
-          <w:szCs w:val="24"/>
-        </w:rPr>
-        <w:t xml:space="preserve">Whenever new feedback is submitted, TIRDO's service inbox receives an email alert so the team can respond promptly. The email summarises the type, service area, rating and message, and its Reply-To is set to the sender so staff can reply directly.</w:t>
+        <w:t xml:space="preserve">A new-feedback notification arriving in the service inbox.</w:t>
       </w:r>
     </w:p>
     <w:p>
@@ -6676,7 +6710,7 @@
           <w:sz w:val="20"/>
           <w:szCs w:val="20"/>
         </w:rPr>
-        <w:t xml:space="preserve">Figure 25.  </w:t>
+        <w:t xml:space="preserve">Figure 26.  </w:t>
       </w:r>
       <w:r>
         <w:rPr>
@@ -6687,7 +6721,304 @@
           <w:sz w:val="20"/>
           <w:szCs w:val="20"/>
         </w:rPr>
-        <w:t xml:space="preserve">A new-feedback notification arriving in the service inbox.</w:t>
+        <w:t xml:space="preserve">The notification email, summarising the submission for the responsible team.</w:t>
+      </w:r>
+    </w:p>
+    <w:p>
+      <w:pPr>
+        <w:pStyle w:val="Heading1"/>
+        <w:spacing w:after="120" w:before="320"/>
+      </w:pPr>
+      <w:r>
+        <w:rPr>
+          <w:rFonts w:ascii="Times New Roman" w:cs="Times New Roman" w:eastAsia="Times New Roman" w:hAnsi="Times New Roman"/>
+          <w:b/>
+          <w:bCs/>
+          <w:color w:val="17488E"/>
+          <w:sz w:val="32"/>
+          <w:szCs w:val="32"/>
+        </w:rPr>
+        <w:t xml:space="preserve">16. Editing the Customer Service Charter</w:t>
+      </w:r>
+    </w:p>
+    <w:p>
+      <w:pPr>
+        <w:pBdr>
+          <w:top w:val="none"/>
+          <w:bottom w:val="none"/>
+          <w:left w:val="single" w:color="007E93" w:sz="24" w:space="10"/>
+          <w:right w:val="none"/>
+        </w:pBdr>
+        <w:shd w:fill="EEF3F5" w:color="auto" w:val="clear"/>
+        <w:spacing w:after="200" w:before="60" w:line="264"/>
+        <w:ind w:left="120" w:right="120"/>
+      </w:pPr>
+      <w:r>
+        <w:rPr>
+          <w:rFonts w:ascii="Times New Roman" w:cs="Times New Roman" w:eastAsia="Times New Roman" w:hAnsi="Times New Roman"/>
+          <w:i/>
+          <w:iCs/>
+          <w:color w:val="30414F"/>
+          <w:sz w:val="24"/>
+          <w:szCs w:val="24"/>
+        </w:rPr>
+        <w:t xml:space="preserve">The Customer Service Charter is a Single Type that management can edit directly — no developer or code change is needed. This chapter explains how.</w:t>
+      </w:r>
+    </w:p>
+    <w:p>
+      <w:pPr>
+        <w:pStyle w:val="ListParagraph"/>
+        <w:numPr>
+          <w:ilvl w:val="0"/>
+          <w:numId w:val="15"/>
+        </w:numPr>
+        <w:spacing w:after="90" w:line="264"/>
+      </w:pPr>
+      <w:r>
+        <w:rPr>
+          <w:rFonts w:ascii="Times New Roman" w:cs="Times New Roman" w:eastAsia="Times New Roman" w:hAnsi="Times New Roman"/>
+          <w:color w:val="1F2937"/>
+          <w:sz w:val="24"/>
+          <w:szCs w:val="24"/>
+        </w:rPr>
+        <w:t xml:space="preserve">In the Content Manager, under </w:t>
+      </w:r>
+      <w:r>
+        <w:rPr>
+          <w:rFonts w:ascii="Times New Roman" w:cs="Times New Roman" w:eastAsia="Times New Roman" w:hAnsi="Times New Roman"/>
+          <w:b/>
+          <w:bCs/>
+          <w:color w:val="1F2937"/>
+          <w:sz w:val="24"/>
+          <w:szCs w:val="24"/>
+        </w:rPr>
+        <w:t xml:space="preserve">Single Types</w:t>
+      </w:r>
+      <w:r>
+        <w:rPr>
+          <w:rFonts w:ascii="Times New Roman" w:cs="Times New Roman" w:eastAsia="Times New Roman" w:hAnsi="Times New Roman"/>
+          <w:color w:val="1F2937"/>
+          <w:sz w:val="24"/>
+          <w:szCs w:val="24"/>
+        </w:rPr>
+        <w:t xml:space="preserve">, click </w:t>
+      </w:r>
+      <w:r>
+        <w:rPr>
+          <w:rFonts w:ascii="Times New Roman" w:cs="Times New Roman" w:eastAsia="Times New Roman" w:hAnsi="Times New Roman"/>
+          <w:b/>
+          <w:bCs/>
+          <w:color w:val="1F2937"/>
+          <w:sz w:val="24"/>
+          <w:szCs w:val="24"/>
+        </w:rPr>
+        <w:t xml:space="preserve">Customer Service Charter</w:t>
+      </w:r>
+      <w:r>
+        <w:rPr>
+          <w:rFonts w:ascii="Times New Roman" w:cs="Times New Roman" w:eastAsia="Times New Roman" w:hAnsi="Times New Roman"/>
+          <w:color w:val="1F2937"/>
+          <w:sz w:val="24"/>
+          <w:szCs w:val="24"/>
+        </w:rPr>
+        <w:t xml:space="preserve">.</w:t>
+      </w:r>
+    </w:p>
+    <w:p>
+      <w:pPr>
+        <w:pStyle w:val="ListParagraph"/>
+        <w:numPr>
+          <w:ilvl w:val="0"/>
+          <w:numId w:val="15"/>
+        </w:numPr>
+        <w:spacing w:after="90" w:line="264"/>
+      </w:pPr>
+      <w:r>
+        <w:rPr>
+          <w:rFonts w:ascii="Times New Roman" w:cs="Times New Roman" w:eastAsia="Times New Roman" w:hAnsi="Times New Roman"/>
+          <w:color w:val="1F2937"/>
+          <w:sz w:val="24"/>
+          <w:szCs w:val="24"/>
+        </w:rPr>
+        <w:t xml:space="preserve">Edit the </w:t>
+      </w:r>
+      <w:r>
+        <w:rPr>
+          <w:rFonts w:ascii="Times New Roman" w:cs="Times New Roman" w:eastAsia="Times New Roman" w:hAnsi="Times New Roman"/>
+          <w:b/>
+          <w:bCs/>
+          <w:color w:val="1F2937"/>
+          <w:sz w:val="24"/>
+          <w:szCs w:val="24"/>
+        </w:rPr>
+        <w:t xml:space="preserve">intro</w:t>
+      </w:r>
+      <w:r>
+        <w:rPr>
+          <w:rFonts w:ascii="Times New Roman" w:cs="Times New Roman" w:eastAsia="Times New Roman" w:hAnsi="Times New Roman"/>
+          <w:color w:val="1F2937"/>
+          <w:sz w:val="24"/>
+          <w:szCs w:val="24"/>
+        </w:rPr>
+        <w:t xml:space="preserve"> paragraphs, the </w:t>
+      </w:r>
+      <w:r>
+        <w:rPr>
+          <w:rFonts w:ascii="Times New Roman" w:cs="Times New Roman" w:eastAsia="Times New Roman" w:hAnsi="Times New Roman"/>
+          <w:b/>
+          <w:bCs/>
+          <w:color w:val="1F2937"/>
+          <w:sz w:val="24"/>
+          <w:szCs w:val="24"/>
+        </w:rPr>
+        <w:t xml:space="preserve">standards</w:t>
+      </w:r>
+      <w:r>
+        <w:rPr>
+          <w:rFonts w:ascii="Times New Roman" w:cs="Times New Roman" w:eastAsia="Times New Roman" w:hAnsi="Times New Roman"/>
+          <w:color w:val="1F2937"/>
+          <w:sz w:val="24"/>
+          <w:szCs w:val="24"/>
+        </w:rPr>
+        <w:t xml:space="preserve"> rows (service, standard and turnaround), and the </w:t>
+      </w:r>
+      <w:r>
+        <w:rPr>
+          <w:rFonts w:ascii="Times New Roman" w:cs="Times New Roman" w:eastAsia="Times New Roman" w:hAnsi="Times New Roman"/>
+          <w:b/>
+          <w:bCs/>
+          <w:color w:val="1F2937"/>
+          <w:sz w:val="24"/>
+          <w:szCs w:val="24"/>
+        </w:rPr>
+        <w:t xml:space="preserve">rights</w:t>
+      </w:r>
+      <w:r>
+        <w:rPr>
+          <w:rFonts w:ascii="Times New Roman" w:cs="Times New Roman" w:eastAsia="Times New Roman" w:hAnsi="Times New Roman"/>
+          <w:color w:val="1F2937"/>
+          <w:sz w:val="24"/>
+          <w:szCs w:val="24"/>
+        </w:rPr>
+        <w:t xml:space="preserve"> and </w:t>
+      </w:r>
+      <w:r>
+        <w:rPr>
+          <w:rFonts w:ascii="Times New Roman" w:cs="Times New Roman" w:eastAsia="Times New Roman" w:hAnsi="Times New Roman"/>
+          <w:b/>
+          <w:bCs/>
+          <w:color w:val="1F2937"/>
+          <w:sz w:val="24"/>
+          <w:szCs w:val="24"/>
+        </w:rPr>
+        <w:t xml:space="preserve">responsibilities</w:t>
+      </w:r>
+      <w:r>
+        <w:rPr>
+          <w:rFonts w:ascii="Times New Roman" w:cs="Times New Roman" w:eastAsia="Times New Roman" w:hAnsi="Times New Roman"/>
+          <w:color w:val="1F2937"/>
+          <w:sz w:val="24"/>
+          <w:szCs w:val="24"/>
+        </w:rPr>
+        <w:t xml:space="preserve"> lists.</w:t>
+      </w:r>
+    </w:p>
+    <w:p>
+      <w:pPr>
+        <w:pStyle w:val="ListParagraph"/>
+        <w:numPr>
+          <w:ilvl w:val="0"/>
+          <w:numId w:val="15"/>
+        </w:numPr>
+        <w:spacing w:after="90" w:line="264"/>
+      </w:pPr>
+      <w:r>
+        <w:rPr>
+          <w:rFonts w:ascii="Times New Roman" w:cs="Times New Roman" w:eastAsia="Times New Roman" w:hAnsi="Times New Roman"/>
+          <w:color w:val="1F2937"/>
+          <w:sz w:val="24"/>
+          <w:szCs w:val="24"/>
+        </w:rPr>
+        <w:t xml:space="preserve">Use </w:t>
+      </w:r>
+      <w:r>
+        <w:rPr>
+          <w:rFonts w:ascii="Times New Roman" w:cs="Times New Roman" w:eastAsia="Times New Roman" w:hAnsi="Times New Roman"/>
+          <w:b/>
+          <w:bCs/>
+          <w:color w:val="1F2937"/>
+          <w:sz w:val="24"/>
+          <w:szCs w:val="24"/>
+        </w:rPr>
+        <w:t xml:space="preserve">Add an entry</w:t>
+      </w:r>
+      <w:r>
+        <w:rPr>
+          <w:rFonts w:ascii="Times New Roman" w:cs="Times New Roman" w:eastAsia="Times New Roman" w:hAnsi="Times New Roman"/>
+          <w:color w:val="1F2937"/>
+          <w:sz w:val="24"/>
+          <w:szCs w:val="24"/>
+        </w:rPr>
+        <w:t xml:space="preserve"> to add a row, or the bin icon to remove one; drag the handle to reorder.</w:t>
+      </w:r>
+    </w:p>
+    <w:p>
+      <w:pPr>
+        <w:pStyle w:val="ListParagraph"/>
+        <w:numPr>
+          <w:ilvl w:val="0"/>
+          <w:numId w:val="15"/>
+        </w:numPr>
+        <w:spacing w:after="90" w:line="264"/>
+      </w:pPr>
+      <w:r>
+        <w:rPr>
+          <w:rFonts w:ascii="Times New Roman" w:cs="Times New Roman" w:eastAsia="Times New Roman" w:hAnsi="Times New Roman"/>
+          <w:color w:val="1F2937"/>
+          <w:sz w:val="24"/>
+          <w:szCs w:val="24"/>
+        </w:rPr>
+        <w:t xml:space="preserve">Click </w:t>
+      </w:r>
+      <w:r>
+        <w:rPr>
+          <w:rFonts w:ascii="Times New Roman" w:cs="Times New Roman" w:eastAsia="Times New Roman" w:hAnsi="Times New Roman"/>
+          <w:b/>
+          <w:bCs/>
+          <w:color w:val="1F2937"/>
+          <w:sz w:val="24"/>
+          <w:szCs w:val="24"/>
+        </w:rPr>
+        <w:t xml:space="preserve">Save</w:t>
+      </w:r>
+      <w:r>
+        <w:rPr>
+          <w:rFonts w:ascii="Times New Roman" w:cs="Times New Roman" w:eastAsia="Times New Roman" w:hAnsi="Times New Roman"/>
+          <w:color w:val="1F2937"/>
+          <w:sz w:val="24"/>
+          <w:szCs w:val="24"/>
+        </w:rPr>
+        <w:t xml:space="preserve">, then </w:t>
+      </w:r>
+      <w:r>
+        <w:rPr>
+          <w:rFonts w:ascii="Times New Roman" w:cs="Times New Roman" w:eastAsia="Times New Roman" w:hAnsi="Times New Roman"/>
+          <w:b/>
+          <w:bCs/>
+          <w:color w:val="1F2937"/>
+          <w:sz w:val="24"/>
+          <w:szCs w:val="24"/>
+        </w:rPr>
+        <w:t xml:space="preserve">Publish</w:t>
+      </w:r>
+      <w:r>
+        <w:rPr>
+          <w:rFonts w:ascii="Times New Roman" w:cs="Times New Roman" w:eastAsia="Times New Roman" w:hAnsi="Times New Roman"/>
+          <w:color w:val="1F2937"/>
+          <w:sz w:val="24"/>
+          <w:szCs w:val="24"/>
+        </w:rPr>
+        <w:t xml:space="preserve">. Remember to update the Kiswahili version too (Chapter 14).</w:t>
       </w:r>
     </w:p>
     <w:p>
@@ -6756,7 +7087,7 @@
           <w:sz w:val="20"/>
           <w:szCs w:val="20"/>
         </w:rPr>
-        <w:t xml:space="preserve">Figure 26.  </w:t>
+        <w:t xml:space="preserve">Figure 27.  </w:t>
       </w:r>
       <w:r>
         <w:rPr>
@@ -6767,7 +7098,7 @@
           <w:sz w:val="20"/>
           <w:szCs w:val="20"/>
         </w:rPr>
-        <w:t xml:space="preserve">The notification email, summarising the submission for the responsible team.</w:t>
+        <w:t xml:space="preserve">The Customer Service Charter single type, with editable intro, standards, rights and responsibilities.</w:t>
       </w:r>
     </w:p>
     <w:p>
@@ -6784,7 +7115,7 @@
           <w:sz w:val="32"/>
           <w:szCs w:val="32"/>
         </w:rPr>
-        <w:t xml:space="preserve">16. Editing the Customer Service Charter</w:t>
+        <w:t xml:space="preserve">17. The Media Library</w:t>
       </w:r>
     </w:p>
     <w:p>
@@ -6808,7 +7139,7 @@
           <w:sz w:val="24"/>
           <w:szCs w:val="24"/>
         </w:rPr>
-        <w:t xml:space="preserve">The Customer Service Charter is a Single Type that management can edit directly — no developer or code change is needed. This chapter explains how.</w:t>
+        <w:t xml:space="preserve">The Media Library stores images and files used across the website.</w:t>
       </w:r>
     </w:p>
     <w:p>
@@ -6816,7 +7147,7 @@
         <w:pStyle w:val="ListParagraph"/>
         <w:numPr>
           <w:ilvl w:val="0"/>
-          <w:numId w:val="15"/>
+          <w:numId w:val="16"/>
         </w:numPr>
         <w:spacing w:after="90" w:line="264"/>
       </w:pPr>
@@ -6827,47 +7158,7 @@
           <w:sz w:val="24"/>
           <w:szCs w:val="24"/>
         </w:rPr>
-        <w:t xml:space="preserve">In the Content Manager, under </w:t>
-      </w:r>
-      <w:r>
-        <w:rPr>
-          <w:rFonts w:ascii="Times New Roman" w:cs="Times New Roman" w:eastAsia="Times New Roman" w:hAnsi="Times New Roman"/>
-          <w:b/>
-          <w:bCs/>
-          <w:color w:val="1F2937"/>
-          <w:sz w:val="24"/>
-          <w:szCs w:val="24"/>
-        </w:rPr>
-        <w:t xml:space="preserve">Single Types</w:t>
-      </w:r>
-      <w:r>
-        <w:rPr>
-          <w:rFonts w:ascii="Times New Roman" w:cs="Times New Roman" w:eastAsia="Times New Roman" w:hAnsi="Times New Roman"/>
-          <w:color w:val="1F2937"/>
-          <w:sz w:val="24"/>
-          <w:szCs w:val="24"/>
-        </w:rPr>
-        <w:t xml:space="preserve">, click </w:t>
-      </w:r>
-      <w:r>
-        <w:rPr>
-          <w:rFonts w:ascii="Times New Roman" w:cs="Times New Roman" w:eastAsia="Times New Roman" w:hAnsi="Times New Roman"/>
-          <w:b/>
-          <w:bCs/>
-          <w:color w:val="1F2937"/>
-          <w:sz w:val="24"/>
-          <w:szCs w:val="24"/>
-        </w:rPr>
-        <w:t xml:space="preserve">Customer Service Charter</w:t>
-      </w:r>
-      <w:r>
-        <w:rPr>
-          <w:rFonts w:ascii="Times New Roman" w:cs="Times New Roman" w:eastAsia="Times New Roman" w:hAnsi="Times New Roman"/>
-          <w:color w:val="1F2937"/>
-          <w:sz w:val="24"/>
-          <w:szCs w:val="24"/>
-        </w:rPr>
-        <w:t xml:space="preserve">.</w:t>
+        <w:t xml:space="preserve">Open Media Library from the left icon bar.</w:t>
       </w:r>
     </w:p>
     <w:p>
@@ -6875,7 +7166,7 @@
         <w:pStyle w:val="ListParagraph"/>
         <w:numPr>
           <w:ilvl w:val="0"/>
-          <w:numId w:val="15"/>
+          <w:numId w:val="16"/>
         </w:numPr>
         <w:spacing w:after="90" w:line="264"/>
       </w:pPr>
@@ -6886,87 +7177,47 @@
           <w:sz w:val="24"/>
           <w:szCs w:val="24"/>
         </w:rPr>
-        <w:t xml:space="preserve">Edit the </w:t>
-      </w:r>
-      <w:r>
-        <w:rPr>
-          <w:rFonts w:ascii="Times New Roman" w:cs="Times New Roman" w:eastAsia="Times New Roman" w:hAnsi="Times New Roman"/>
-          <w:b/>
-          <w:bCs/>
-          <w:color w:val="1F2937"/>
-          <w:sz w:val="24"/>
-          <w:szCs w:val="24"/>
-        </w:rPr>
-        <w:t xml:space="preserve">intro</w:t>
-      </w:r>
-      <w:r>
-        <w:rPr>
-          <w:rFonts w:ascii="Times New Roman" w:cs="Times New Roman" w:eastAsia="Times New Roman" w:hAnsi="Times New Roman"/>
-          <w:color w:val="1F2937"/>
-          <w:sz w:val="24"/>
-          <w:szCs w:val="24"/>
-        </w:rPr>
-        <w:t xml:space="preserve"> paragraphs, the </w:t>
-      </w:r>
-      <w:r>
-        <w:rPr>
-          <w:rFonts w:ascii="Times New Roman" w:cs="Times New Roman" w:eastAsia="Times New Roman" w:hAnsi="Times New Roman"/>
-          <w:b/>
-          <w:bCs/>
-          <w:color w:val="1F2937"/>
-          <w:sz w:val="24"/>
-          <w:szCs w:val="24"/>
-        </w:rPr>
-        <w:t xml:space="preserve">standards</w:t>
-      </w:r>
-      <w:r>
-        <w:rPr>
-          <w:rFonts w:ascii="Times New Roman" w:cs="Times New Roman" w:eastAsia="Times New Roman" w:hAnsi="Times New Roman"/>
-          <w:color w:val="1F2937"/>
-          <w:sz w:val="24"/>
-          <w:szCs w:val="24"/>
-        </w:rPr>
-        <w:t xml:space="preserve"> rows (service, standard and turnaround), and the </w:t>
-      </w:r>
-      <w:r>
-        <w:rPr>
-          <w:rFonts w:ascii="Times New Roman" w:cs="Times New Roman" w:eastAsia="Times New Roman" w:hAnsi="Times New Roman"/>
-          <w:b/>
-          <w:bCs/>
-          <w:color w:val="1F2937"/>
-          <w:sz w:val="24"/>
-          <w:szCs w:val="24"/>
-        </w:rPr>
-        <w:t xml:space="preserve">rights</w:t>
-      </w:r>
-      <w:r>
-        <w:rPr>
-          <w:rFonts w:ascii="Times New Roman" w:cs="Times New Roman" w:eastAsia="Times New Roman" w:hAnsi="Times New Roman"/>
-          <w:color w:val="1F2937"/>
-          <w:sz w:val="24"/>
-          <w:szCs w:val="24"/>
-        </w:rPr>
-        <w:t xml:space="preserve"> and </w:t>
-      </w:r>
-      <w:r>
-        <w:rPr>
-          <w:rFonts w:ascii="Times New Roman" w:cs="Times New Roman" w:eastAsia="Times New Roman" w:hAnsi="Times New Roman"/>
-          <w:b/>
-          <w:bCs/>
-          <w:color w:val="1F2937"/>
-          <w:sz w:val="24"/>
-          <w:szCs w:val="24"/>
-        </w:rPr>
-        <w:t xml:space="preserve">responsibilities</w:t>
-      </w:r>
-      <w:r>
-        <w:rPr>
-          <w:rFonts w:ascii="Times New Roman" w:cs="Times New Roman" w:eastAsia="Times New Roman" w:hAnsi="Times New Roman"/>
-          <w:color w:val="1F2937"/>
-          <w:sz w:val="24"/>
-          <w:szCs w:val="24"/>
-        </w:rPr>
-        <w:t xml:space="preserve"> lists.</w:t>
+        <w:t xml:space="preserve">Click </w:t>
+      </w:r>
+      <w:r>
+        <w:rPr>
+          <w:rFonts w:ascii="Times New Roman" w:cs="Times New Roman" w:eastAsia="Times New Roman" w:hAnsi="Times New Roman"/>
+          <w:b/>
+          <w:bCs/>
+          <w:color w:val="1F2937"/>
+          <w:sz w:val="24"/>
+          <w:szCs w:val="24"/>
+        </w:rPr>
+        <w:t xml:space="preserve">Add new assets</w:t>
+      </w:r>
+      <w:r>
+        <w:rPr>
+          <w:rFonts w:ascii="Times New Roman" w:cs="Times New Roman" w:eastAsia="Times New Roman" w:hAnsi="Times New Roman"/>
+          <w:color w:val="1F2937"/>
+          <w:sz w:val="24"/>
+          <w:szCs w:val="24"/>
+        </w:rPr>
+        <w:t xml:space="preserve"> to upload images or files, or </w:t>
+      </w:r>
+      <w:r>
+        <w:rPr>
+          <w:rFonts w:ascii="Times New Roman" w:cs="Times New Roman" w:eastAsia="Times New Roman" w:hAnsi="Times New Roman"/>
+          <w:b/>
+          <w:bCs/>
+          <w:color w:val="1F2937"/>
+          <w:sz w:val="24"/>
+          <w:szCs w:val="24"/>
+        </w:rPr>
+        <w:t xml:space="preserve">Add new folder</w:t>
+      </w:r>
+      <w:r>
+        <w:rPr>
+          <w:rFonts w:ascii="Times New Roman" w:cs="Times New Roman" w:eastAsia="Times New Roman" w:hAnsi="Times New Roman"/>
+          <w:color w:val="1F2937"/>
+          <w:sz w:val="24"/>
+          <w:szCs w:val="24"/>
+        </w:rPr>
+        <w:t xml:space="preserve"> to organise them.</w:t>
       </w:r>
     </w:p>
     <w:p>
@@ -6974,7 +7225,7 @@
         <w:pStyle w:val="ListParagraph"/>
         <w:numPr>
           <w:ilvl w:val="0"/>
-          <w:numId w:val="15"/>
+          <w:numId w:val="16"/>
         </w:numPr>
         <w:spacing w:after="90" w:line="264"/>
       </w:pPr>
@@ -6985,86 +7236,7 @@
           <w:sz w:val="24"/>
           <w:szCs w:val="24"/>
         </w:rPr>
-        <w:t xml:space="preserve">Use </w:t>
-      </w:r>
-      <w:r>
-        <w:rPr>
-          <w:rFonts w:ascii="Times New Roman" w:cs="Times New Roman" w:eastAsia="Times New Roman" w:hAnsi="Times New Roman"/>
-          <w:b/>
-          <w:bCs/>
-          <w:color w:val="1F2937"/>
-          <w:sz w:val="24"/>
-          <w:szCs w:val="24"/>
-        </w:rPr>
-        <w:t xml:space="preserve">Add an entry</w:t>
-      </w:r>
-      <w:r>
-        <w:rPr>
-          <w:rFonts w:ascii="Times New Roman" w:cs="Times New Roman" w:eastAsia="Times New Roman" w:hAnsi="Times New Roman"/>
-          <w:color w:val="1F2937"/>
-          <w:sz w:val="24"/>
-          <w:szCs w:val="24"/>
-        </w:rPr>
-        <w:t xml:space="preserve"> to add a row, or the bin icon to remove one; drag the handle to reorder.</w:t>
-      </w:r>
-    </w:p>
-    <w:p>
-      <w:pPr>
-        <w:pStyle w:val="ListParagraph"/>
-        <w:numPr>
-          <w:ilvl w:val="0"/>
-          <w:numId w:val="15"/>
-        </w:numPr>
-        <w:spacing w:after="90" w:line="264"/>
-      </w:pPr>
-      <w:r>
-        <w:rPr>
-          <w:rFonts w:ascii="Times New Roman" w:cs="Times New Roman" w:eastAsia="Times New Roman" w:hAnsi="Times New Roman"/>
-          <w:color w:val="1F2937"/>
-          <w:sz w:val="24"/>
-          <w:szCs w:val="24"/>
-        </w:rPr>
-        <w:t xml:space="preserve">Click </w:t>
-      </w:r>
-      <w:r>
-        <w:rPr>
-          <w:rFonts w:ascii="Times New Roman" w:cs="Times New Roman" w:eastAsia="Times New Roman" w:hAnsi="Times New Roman"/>
-          <w:b/>
-          <w:bCs/>
-          <w:color w:val="1F2937"/>
-          <w:sz w:val="24"/>
-          <w:szCs w:val="24"/>
-        </w:rPr>
-        <w:t xml:space="preserve">Save</w:t>
-      </w:r>
-      <w:r>
-        <w:rPr>
-          <w:rFonts w:ascii="Times New Roman" w:cs="Times New Roman" w:eastAsia="Times New Roman" w:hAnsi="Times New Roman"/>
-          <w:color w:val="1F2937"/>
-          <w:sz w:val="24"/>
-          <w:szCs w:val="24"/>
-        </w:rPr>
-        <w:t xml:space="preserve">, then </w:t>
-      </w:r>
-      <w:r>
-        <w:rPr>
-          <w:rFonts w:ascii="Times New Roman" w:cs="Times New Roman" w:eastAsia="Times New Roman" w:hAnsi="Times New Roman"/>
-          <w:b/>
-          <w:bCs/>
-          <w:color w:val="1F2937"/>
-          <w:sz w:val="24"/>
-          <w:szCs w:val="24"/>
-        </w:rPr>
-        <w:t xml:space="preserve">Publish</w:t>
-      </w:r>
-      <w:r>
-        <w:rPr>
-          <w:rFonts w:ascii="Times New Roman" w:cs="Times New Roman" w:eastAsia="Times New Roman" w:hAnsi="Times New Roman"/>
-          <w:color w:val="1F2937"/>
-          <w:sz w:val="24"/>
-          <w:szCs w:val="24"/>
-        </w:rPr>
-        <w:t xml:space="preserve">. Remember to update the Kiswahili version too (Chapter 14).</w:t>
+        <w:t xml:space="preserve">Select an uploaded image when adding it to an article or page.</w:t>
       </w:r>
     </w:p>
     <w:p>
@@ -7098,224 +7270,6 @@
                   </pic:nvPicPr>
                   <pic:blipFill>
                     <a:blip r:embed="rId40" cstate="none"/>
-                    <a:srcRect/>
-                    <a:stretch>
-                      <a:fillRect/>
-                    </a:stretch>
-                  </pic:blipFill>
-                  <pic:spPr bwMode="auto">
-                    <a:xfrm>
-                      <a:off x="0" y="0"/>
-                      <a:ext cx="5715000" cy="2828925"/>
-                    </a:xfrm>
-                    <a:prstGeom prst="rect">
-                      <a:avLst/>
-                    </a:prstGeom>
-                  </pic:spPr>
-                </pic:pic>
-              </a:graphicData>
-            </a:graphic>
-          </wp:inline>
-        </w:drawing>
-      </w:r>
-    </w:p>
-    <w:p>
-      <w:pPr>
-        <w:spacing w:after="220"/>
-        <w:jc w:val="center"/>
-      </w:pPr>
-      <w:r>
-        <w:rPr>
-          <w:rFonts w:ascii="Times New Roman" w:cs="Times New Roman" w:eastAsia="Times New Roman" w:hAnsi="Times New Roman"/>
-          <w:b/>
-          <w:bCs/>
-          <w:color w:val="17488E"/>
-          <w:sz w:val="20"/>
-          <w:szCs w:val="20"/>
-        </w:rPr>
-        <w:t xml:space="preserve">Figure 27.  </w:t>
-      </w:r>
-      <w:r>
-        <w:rPr>
-          <w:rFonts w:ascii="Times New Roman" w:cs="Times New Roman" w:eastAsia="Times New Roman" w:hAnsi="Times New Roman"/>
-          <w:i/>
-          <w:iCs/>
-          <w:color w:val="4B5563"/>
-          <w:sz w:val="20"/>
-          <w:szCs w:val="20"/>
-        </w:rPr>
-        <w:t xml:space="preserve">The Customer Service Charter single type, with editable intro, standards, rights and responsibilities.</w:t>
-      </w:r>
-    </w:p>
-    <w:p>
-      <w:pPr>
-        <w:pStyle w:val="Heading1"/>
-        <w:spacing w:after="120" w:before="320"/>
-      </w:pPr>
-      <w:r>
-        <w:rPr>
-          <w:rFonts w:ascii="Times New Roman" w:cs="Times New Roman" w:eastAsia="Times New Roman" w:hAnsi="Times New Roman"/>
-          <w:b/>
-          <w:bCs/>
-          <w:color w:val="17488E"/>
-          <w:sz w:val="32"/>
-          <w:szCs w:val="32"/>
-        </w:rPr>
-        <w:t xml:space="preserve">17. The Media Library</w:t>
-      </w:r>
-    </w:p>
-    <w:p>
-      <w:pPr>
-        <w:pBdr>
-          <w:top w:val="none"/>
-          <w:bottom w:val="none"/>
-          <w:left w:val="single" w:color="007E93" w:sz="24" w:space="10"/>
-          <w:right w:val="none"/>
-        </w:pBdr>
-        <w:shd w:fill="EEF3F5" w:color="auto" w:val="clear"/>
-        <w:spacing w:after="200" w:before="60" w:line="264"/>
-        <w:ind w:left="120" w:right="120"/>
-      </w:pPr>
-      <w:r>
-        <w:rPr>
-          <w:rFonts w:ascii="Times New Roman" w:cs="Times New Roman" w:eastAsia="Times New Roman" w:hAnsi="Times New Roman"/>
-          <w:i/>
-          <w:iCs/>
-          <w:color w:val="30414F"/>
-          <w:sz w:val="24"/>
-          <w:szCs w:val="24"/>
-        </w:rPr>
-        <w:t xml:space="preserve">The Media Library stores images and files used across the website.</w:t>
-      </w:r>
-    </w:p>
-    <w:p>
-      <w:pPr>
-        <w:pStyle w:val="ListParagraph"/>
-        <w:numPr>
-          <w:ilvl w:val="0"/>
-          <w:numId w:val="16"/>
-        </w:numPr>
-        <w:spacing w:after="90" w:line="264"/>
-      </w:pPr>
-      <w:r>
-        <w:rPr>
-          <w:rFonts w:ascii="Times New Roman" w:cs="Times New Roman" w:eastAsia="Times New Roman" w:hAnsi="Times New Roman"/>
-          <w:color w:val="1F2937"/>
-          <w:sz w:val="24"/>
-          <w:szCs w:val="24"/>
-        </w:rPr>
-        <w:t xml:space="preserve">Open Media Library from the left icon bar.</w:t>
-      </w:r>
-    </w:p>
-    <w:p>
-      <w:pPr>
-        <w:pStyle w:val="ListParagraph"/>
-        <w:numPr>
-          <w:ilvl w:val="0"/>
-          <w:numId w:val="16"/>
-        </w:numPr>
-        <w:spacing w:after="90" w:line="264"/>
-      </w:pPr>
-      <w:r>
-        <w:rPr>
-          <w:rFonts w:ascii="Times New Roman" w:cs="Times New Roman" w:eastAsia="Times New Roman" w:hAnsi="Times New Roman"/>
-          <w:color w:val="1F2937"/>
-          <w:sz w:val="24"/>
-          <w:szCs w:val="24"/>
-        </w:rPr>
-        <w:t xml:space="preserve">Click </w:t>
-      </w:r>
-      <w:r>
-        <w:rPr>
-          <w:rFonts w:ascii="Times New Roman" w:cs="Times New Roman" w:eastAsia="Times New Roman" w:hAnsi="Times New Roman"/>
-          <w:b/>
-          <w:bCs/>
-          <w:color w:val="1F2937"/>
-          <w:sz w:val="24"/>
-          <w:szCs w:val="24"/>
-        </w:rPr>
-        <w:t xml:space="preserve">Add new assets</w:t>
-      </w:r>
-      <w:r>
-        <w:rPr>
-          <w:rFonts w:ascii="Times New Roman" w:cs="Times New Roman" w:eastAsia="Times New Roman" w:hAnsi="Times New Roman"/>
-          <w:color w:val="1F2937"/>
-          <w:sz w:val="24"/>
-          <w:szCs w:val="24"/>
-        </w:rPr>
-        <w:t xml:space="preserve"> to upload images or files, or </w:t>
-      </w:r>
-      <w:r>
-        <w:rPr>
-          <w:rFonts w:ascii="Times New Roman" w:cs="Times New Roman" w:eastAsia="Times New Roman" w:hAnsi="Times New Roman"/>
-          <w:b/>
-          <w:bCs/>
-          <w:color w:val="1F2937"/>
-          <w:sz w:val="24"/>
-          <w:szCs w:val="24"/>
-        </w:rPr>
-        <w:t xml:space="preserve">Add new folder</w:t>
-      </w:r>
-      <w:r>
-        <w:rPr>
-          <w:rFonts w:ascii="Times New Roman" w:cs="Times New Roman" w:eastAsia="Times New Roman" w:hAnsi="Times New Roman"/>
-          <w:color w:val="1F2937"/>
-          <w:sz w:val="24"/>
-          <w:szCs w:val="24"/>
-        </w:rPr>
-        <w:t xml:space="preserve"> to organise them.</w:t>
-      </w:r>
-    </w:p>
-    <w:p>
-      <w:pPr>
-        <w:pStyle w:val="ListParagraph"/>
-        <w:numPr>
-          <w:ilvl w:val="0"/>
-          <w:numId w:val="16"/>
-        </w:numPr>
-        <w:spacing w:after="90" w:line="264"/>
-      </w:pPr>
-      <w:r>
-        <w:rPr>
-          <w:rFonts w:ascii="Times New Roman" w:cs="Times New Roman" w:eastAsia="Times New Roman" w:hAnsi="Times New Roman"/>
-          <w:color w:val="1F2937"/>
-          <w:sz w:val="24"/>
-          <w:szCs w:val="24"/>
-        </w:rPr>
-        <w:t xml:space="preserve">Select an uploaded image when adding it to an article or page.</w:t>
-      </w:r>
-    </w:p>
-    <w:p>
-      <w:pPr>
-        <w:pBdr>
-          <w:top w:val="single" w:color="C7D2DA" w:sz="4" w:space="4"/>
-          <w:bottom w:val="single" w:color="C7D2DA" w:sz="4" w:space="4"/>
-          <w:left w:val="single" w:color="C7D2DA" w:sz="4" w:space="4"/>
-          <w:right w:val="single" w:color="C7D2DA" w:sz="4" w:space="4"/>
-        </w:pBdr>
-        <w:spacing w:after="30" w:before="120"/>
-        <w:jc w:val="center"/>
-      </w:pPr>
-      <w:r>
-        <w:drawing>
-          <wp:inline distT="0" distB="0" distL="0" distR="0">
-            <wp:extent cx="5715000" cy="2828925"/>
-            <wp:effectExtent t="0" r="0" b="0" l="0"/>
-            <wp:docPr id="1" name="" descr="" title=""/>
-            <wp:cNvGraphicFramePr>
-              <a:graphicFrameLocks xmlns:a="http://schemas.openxmlformats.org/drawingml/2006/main" noChangeAspect="1"/>
-            </wp:cNvGraphicFramePr>
-            <a:graphic xmlns:a="http://schemas.openxmlformats.org/drawingml/2006/main">
-              <a:graphicData uri="http://schemas.openxmlformats.org/drawingml/2006/picture">
-                <pic:pic xmlns:pic="http://schemas.openxmlformats.org/drawingml/2006/picture">
-                  <pic:nvPicPr>
-                    <pic:cNvPr id="0" name="" descr=""/>
-                    <pic:cNvPicPr>
-                      <a:picLocks noChangeAspect="1" noChangeArrowheads="1"/>
-                    </pic:cNvPicPr>
-                  </pic:nvPicPr>
-                  <pic:blipFill>
-                    <a:blip r:embed="rId41" cstate="none"/>
                     <a:srcRect/>
                     <a:stretch>
                       <a:fillRect/>

--- a/docs/TIRDO-Website-User-Manual.docx
+++ b/docs/TIRDO-Website-User-Manual.docx
@@ -8685,7 +8685,7 @@
                 <w:sz w:val="19"/>
                 <w:szCs w:val="19"/>
               </w:rPr>
-              <w:t xml:space="preserve">Laboratory testing (NILIMS)</w:t>
+              <w:t xml:space="preserve">Laboratory testing (LIMS)</w:t>
             </w:r>
           </w:p>
         </w:tc>
@@ -9302,7 +9302,7 @@
                 <w:sz w:val="19"/>
                 <w:szCs w:val="19"/>
               </w:rPr>
-              <w:t xml:space="preserve">NILIMS / TeLTP / CIAP</w:t>
+              <w:t xml:space="preserve">LIMS / TeLTP / CIAP</w:t>
             </w:r>
           </w:p>
         </w:tc>
